--- a/Documents/Level II - Malice at McGuire/Level II – Malice at McGuire [Level Text Script].docx
+++ b/Documents/Level II - Malice at McGuire/Level II – Malice at McGuire [Level Text Script].docx
@@ -1,6 +1,6 @@
 
 <file path=word/document.xml><?xml version="1.0" encoding="utf-8"?>
-<w:document xmlns:wpc="http://schemas.microsoft.com/office/word/2010/wordprocessingCanvas" xmlns:cx="http://schemas.microsoft.com/office/drawing/2014/chartex" xmlns:cx1="http://schemas.microsoft.com/office/drawing/2015/9/8/chartex" xmlns:cx2="http://schemas.microsoft.com/office/drawing/2015/10/21/chartex" xmlns:cx3="http://schemas.microsoft.com/office/drawing/2016/5/9/chartex" xmlns:cx4="http://schemas.microsoft.com/office/drawing/2016/5/10/chartex" xmlns:cx5="http://schemas.microsoft.com/office/drawing/2016/5/11/chartex" xmlns:cx6="http://schemas.microsoft.com/office/drawing/2016/5/12/chartex" xmlns:cx7="http://schemas.microsoft.com/office/drawing/2016/5/13/chartex" xmlns:cx8="http://schemas.microsoft.com/office/drawing/2016/5/14/chartex" xmlns:mc="http://schemas.openxmlformats.org/markup-compatibility/2006" xmlns:aink="http://schemas.microsoft.com/office/drawing/2016/ink" xmlns:am3d="http://schemas.microsoft.com/office/drawing/2017/model3d" xmlns:o="urn:schemas-microsoft-com:office:office" xmlns:oel="http://schemas.microsoft.com/office/2019/extlst" xmlns:r="http://schemas.openxmlformats.org/officeDocument/2006/relationships" xmlns:m="http://schemas.openxmlformats.org/officeDocument/2006/math" xmlns:v="urn:schemas-microsoft-com:vml" xmlns:wp14="http://schemas.microsoft.com/office/word/2010/wordprocessingDrawing" xmlns:wp="http://schemas.openxmlformats.org/drawingml/2006/wordprocessingDrawing" xmlns:w10="urn:schemas-microsoft-com:office:word" xmlns:w="http://schemas.openxmlformats.org/wordprocessingml/2006/main" xmlns:w14="http://schemas.microsoft.com/office/word/2010/wordml" xmlns:w15="http://schemas.microsoft.com/office/word/2012/wordml" xmlns:w16cex="http://schemas.microsoft.com/office/word/2018/wordml/cex" xmlns:w16cid="http://schemas.microsoft.com/office/word/2016/wordml/cid" xmlns:w16="http://schemas.microsoft.com/office/word/2018/wordml" xmlns:w16du="http://schemas.microsoft.com/office/word/2023/wordml/word16du" xmlns:w16sdtdh="http://schemas.microsoft.com/office/word/2020/wordml/sdtdatahash" xmlns:w16sdtfl="http://schemas.microsoft.com/office/word/2024/wordml/sdtformatlock" xmlns:w16se="http://schemas.microsoft.com/office/word/2015/wordml/symex" xmlns:wpg="http://schemas.microsoft.com/office/word/2010/wordprocessingGroup" xmlns:wpi="http://schemas.microsoft.com/office/word/2010/wordprocessingInk" xmlns:wne="http://schemas.microsoft.com/office/word/2006/wordml" xmlns:wps="http://schemas.microsoft.com/office/word/2010/wordprocessingShape" mc:Ignorable="w14 w15 w16se w16cid w16 w16cex w16sdtdh w16sdtfl w16du wp14">
+<w:document xmlns:wpc="http://schemas.microsoft.com/office/word/2010/wordprocessingCanvas" xmlns:cx="http://schemas.microsoft.com/office/drawing/2014/chartex" xmlns:cx1="http://schemas.microsoft.com/office/drawing/2015/9/8/chartex" xmlns:cx2="http://schemas.microsoft.com/office/drawing/2015/10/21/chartex" xmlns:cx3="http://schemas.microsoft.com/office/drawing/2016/5/9/chartex" xmlns:cx4="http://schemas.microsoft.com/office/drawing/2016/5/10/chartex" xmlns:cx5="http://schemas.microsoft.com/office/drawing/2016/5/11/chartex" xmlns:cx6="http://schemas.microsoft.com/office/drawing/2016/5/12/chartex" xmlns:cx7="http://schemas.microsoft.com/office/drawing/2016/5/13/chartex" xmlns:cx8="http://schemas.microsoft.com/office/drawing/2016/5/14/chartex" xmlns:mc="http://schemas.openxmlformats.org/markup-compatibility/2006" xmlns:aink="http://schemas.microsoft.com/office/drawing/2016/ink" xmlns:am3d="http://schemas.microsoft.com/office/drawing/2017/model3d" xmlns:o="urn:schemas-microsoft-com:office:office" xmlns:oel="http://schemas.microsoft.com/office/2019/extlst" xmlns:r="http://schemas.openxmlformats.org/officeDocument/2006/relationships" xmlns:m="http://schemas.openxmlformats.org/officeDocument/2006/math" xmlns:v="urn:schemas-microsoft-com:vml" xmlns:wp14="http://schemas.microsoft.com/office/word/2010/wordprocessingDrawing" xmlns:wp="http://schemas.openxmlformats.org/drawingml/2006/wordprocessingDrawing" xmlns:w10="urn:schemas-microsoft-com:office:word" xmlns:w="http://schemas.openxmlformats.org/wordprocessingml/2006/main" xmlns:w14="http://schemas.microsoft.com/office/word/2010/wordml" xmlns:w15="http://schemas.microsoft.com/office/word/2012/wordml" xmlns:w16cei="http://schemas.microsoft.com/office/word/2026/wordml/cei" xmlns:w16cex="http://schemas.microsoft.com/office/word/2018/wordml/cex" xmlns:w16cid="http://schemas.microsoft.com/office/word/2016/wordml/cid" xmlns:w16="http://schemas.microsoft.com/office/word/2018/wordml" xmlns:w16du="http://schemas.microsoft.com/office/word/2023/wordml/word16du" xmlns:w16sdtdh="http://schemas.microsoft.com/office/word/2020/wordml/sdtdatahash" xmlns:w16sdtfl="http://schemas.microsoft.com/office/word/2024/wordml/sdtformatlock" xmlns:w16se="http://schemas.microsoft.com/office/word/2015/wordml/symex" xmlns:wpg="http://schemas.microsoft.com/office/word/2010/wordprocessingGroup" xmlns:wpi="http://schemas.microsoft.com/office/word/2010/wordprocessingInk" xmlns:wne="http://schemas.microsoft.com/office/word/2006/wordml" xmlns:wps="http://schemas.microsoft.com/office/word/2010/wordprocessingShape" mc:Ignorable="w14 w15 w16se w16cid w16 w16cex w16sdtdh w16sdtfl w16du wp14">
   <w:body>
     <w:p>
       <w:pPr>
@@ -39007,19 +39007,7 @@
         <w:rPr>
           <w:rFonts w:cs="Times New Roman"/>
         </w:rPr>
-        <w:t xml:space="preserve">Bruno: </w:t>
-      </w:r>
-      <w:r>
-        <w:rPr>
-          <w:rFonts w:cs="Times New Roman"/>
-        </w:rPr>
-        <w:t>We’ll</w:t>
-      </w:r>
-      <w:r>
-        <w:rPr>
-          <w:rFonts w:cs="Times New Roman"/>
-        </w:rPr>
-        <w:t xml:space="preserve"> still have time to hopefully make some progress today.</w:t>
+        <w:t>Bruno: We’ll still have time to hopefully make some progress today.</w:t>
       </w:r>
     </w:p>
     <w:p>
@@ -39527,13 +39515,7 @@
         <w:rPr>
           <w:rFonts w:cs="Times New Roman"/>
         </w:rPr>
-        <w:t>Shopkeeper: It’s why I still keep the shop open in these crazy times</w:t>
-      </w:r>
-      <w:r>
-        <w:rPr>
-          <w:rFonts w:cs="Times New Roman"/>
-        </w:rPr>
-        <w:t>!</w:t>
+        <w:t>Shopkeeper: It’s why I still keep the shop open in these crazy times!</w:t>
       </w:r>
     </w:p>
     <w:p>
@@ -40226,19 +40208,7 @@
         <w:rPr>
           <w:rFonts w:eastAsia="Times New Roman" w:cs="Times New Roman"/>
         </w:rPr>
-        <w:t xml:space="preserve">A very versatile </w:t>
-      </w:r>
-      <w:r>
-        <w:rPr>
-          <w:rFonts w:eastAsia="Times New Roman" w:cs="Times New Roman"/>
-        </w:rPr>
-        <w:t>minicomputer</w:t>
-      </w:r>
-      <w:r>
-        <w:rPr>
-          <w:rFonts w:eastAsia="Times New Roman" w:cs="Times New Roman"/>
-        </w:rPr>
-        <w:t xml:space="preserve"> used in a variety of DIY electronic projects. Can be combined to other parts with technical skill.</w:t>
+        <w:t>A very versatile minicomputer used in a variety of DIY electronic projects. Can be combined to other parts with technical skill.</w:t>
       </w:r>
     </w:p>
     <w:p>
@@ -41602,15 +41572,7 @@
           <w:b/>
           <w:bCs/>
         </w:rPr>
-        <w:t>----------------------------------------------------</w:t>
-      </w:r>
-      <w:r>
-        <w:rPr>
-          <w:rFonts w:eastAsia="Times New Roman" w:cs="Times New Roman"/>
-          <w:b/>
-          <w:bCs/>
-        </w:rPr>
-        <w:t>-----------------------------------------------------------------</w:t>
+        <w:t>---------------------------------------------------------------------------------------------------------------------</w:t>
       </w:r>
     </w:p>
     <w:p>
@@ -47752,69 +47714,599 @@
           <w:b/>
           <w:bCs/>
         </w:rPr>
-        <w:br w:type="page"/>
-      </w:r>
-    </w:p>
-    <w:p>
-      <w:pPr>
-        <w:rPr>
-          <w:rFonts w:cs="Times New Roman"/>
-          <w:b/>
-          <w:bCs/>
-        </w:rPr>
-      </w:pPr>
-      <w:r>
-        <w:rPr>
-          <w:rFonts w:cs="Times New Roman"/>
-          <w:b/>
-          <w:bCs/>
+        <w:t>(Military &amp; H.U.N.T.R.)</w:t>
+      </w:r>
+    </w:p>
+    <w:p>
+      <w:pPr>
+        <w:rPr>
+          <w:rFonts w:cs="Times New Roman"/>
+        </w:rPr>
+      </w:pPr>
+      <w:r>
+        <w:rPr>
+          <w:rFonts w:cs="Times New Roman"/>
+        </w:rPr>
+        <w:t>Player: Well, we kind of already know the answer to this, but it’s safe to assume that your contacting the military</w:t>
+      </w:r>
+      <w:r>
+        <w:rPr>
+          <w:rFonts w:cs="Times New Roman"/>
+        </w:rPr>
+        <w:t xml:space="preserve"> was because of H.U.N.T.R. attacks, right?</w:t>
+      </w:r>
+    </w:p>
+    <w:p>
+      <w:pPr>
+        <w:rPr>
+          <w:rFonts w:cs="Times New Roman"/>
+        </w:rPr>
+      </w:pPr>
+      <w:r>
+        <w:rPr>
+          <w:rFonts w:cs="Times New Roman"/>
+        </w:rPr>
+        <w:t xml:space="preserve">Lorraine: That, </w:t>
+      </w:r>
+      <w:r>
+        <w:rPr>
+          <w:rFonts w:cs="Times New Roman"/>
+        </w:rPr>
+        <w:t xml:space="preserve">and </w:t>
+      </w:r>
+      <w:r>
+        <w:rPr>
+          <w:rFonts w:cs="Times New Roman"/>
+        </w:rPr>
+        <w:t>they’ve taken the hospital over</w:t>
+      </w:r>
+      <w:r>
+        <w:rPr>
+          <w:rFonts w:cs="Times New Roman"/>
+        </w:rPr>
+        <w:t>.</w:t>
+      </w:r>
+    </w:p>
+    <w:p>
+      <w:pPr>
+        <w:rPr>
+          <w:rFonts w:cs="Times New Roman"/>
+        </w:rPr>
+      </w:pPr>
+      <w:r>
+        <w:rPr>
+          <w:rFonts w:cs="Times New Roman"/>
+        </w:rPr>
+        <w:t xml:space="preserve">Lorraine: They would stage attacks and steal at night, </w:t>
+      </w:r>
+      <w:r>
+        <w:rPr>
+          <w:rFonts w:cs="Times New Roman"/>
+        </w:rPr>
+        <w:t>survivors would need medical attention</w:t>
+      </w:r>
+      <w:r>
+        <w:rPr>
+          <w:rFonts w:cs="Times New Roman"/>
+        </w:rPr>
+        <w:t xml:space="preserve">, and get attacked again on the road </w:t>
+      </w:r>
+      <w:r>
+        <w:rPr>
+          <w:rFonts w:cs="Times New Roman"/>
+        </w:rPr>
+        <w:t>during the day</w:t>
+      </w:r>
+      <w:r>
+        <w:rPr>
+          <w:rFonts w:cs="Times New Roman"/>
+        </w:rPr>
+        <w:t>.</w:t>
+      </w:r>
+    </w:p>
+    <w:p>
+      <w:pPr>
+        <w:rPr>
+          <w:rFonts w:cs="Times New Roman"/>
+        </w:rPr>
+      </w:pPr>
+      <w:r>
+        <w:rPr>
+          <w:rFonts w:cs="Times New Roman"/>
+        </w:rPr>
+        <w:t xml:space="preserve">Lorraine: </w:t>
+      </w:r>
+      <w:r>
+        <w:rPr>
+          <w:rFonts w:cs="Times New Roman"/>
+        </w:rPr>
+        <w:t>It’s been a vicious cycle</w:t>
+      </w:r>
+      <w:r>
+        <w:rPr>
+          <w:rFonts w:cs="Times New Roman"/>
+        </w:rPr>
+        <w:t xml:space="preserve"> and those needing serious medical attention just </w:t>
+      </w:r>
+      <w:r>
+        <w:rPr>
+          <w:rFonts w:cs="Times New Roman"/>
+        </w:rPr>
+        <w:t>kept</w:t>
+      </w:r>
+      <w:r>
+        <w:rPr>
+          <w:rFonts w:cs="Times New Roman"/>
+        </w:rPr>
+        <w:t xml:space="preserve"> rising.</w:t>
+      </w:r>
+    </w:p>
+    <w:p>
+      <w:pPr>
+        <w:rPr>
+          <w:rFonts w:cs="Times New Roman"/>
+        </w:rPr>
+      </w:pPr>
+      <w:r>
+        <w:rPr>
+          <w:rFonts w:cs="Times New Roman"/>
+        </w:rPr>
+        <w:t>Lorraine: Contacting the militar</w:t>
+      </w:r>
+      <w:r>
+        <w:rPr>
+          <w:rFonts w:cs="Times New Roman"/>
+        </w:rPr>
+        <w:t>y was our only real option.</w:t>
+      </w:r>
+    </w:p>
+    <w:p>
+      <w:pPr>
+        <w:rPr>
+          <w:rFonts w:cs="Times New Roman"/>
+        </w:rPr>
+      </w:pPr>
+      <w:r>
+        <w:rPr>
+          <w:rFonts w:cs="Times New Roman"/>
+        </w:rPr>
+        <w:t xml:space="preserve">Lorriane: When they got here, they sent a </w:t>
+      </w:r>
+      <w:r>
+        <w:rPr>
+          <w:rFonts w:cs="Times New Roman"/>
+        </w:rPr>
+        <w:t>team to try and speak with whoever was in charge of H.U.N.T.R.</w:t>
+      </w:r>
+    </w:p>
+    <w:p>
+      <w:pPr>
+        <w:rPr>
+          <w:rFonts w:cs="Times New Roman"/>
+        </w:rPr>
+      </w:pPr>
+      <w:r>
+        <w:rPr>
+          <w:rFonts w:cs="Times New Roman"/>
+        </w:rPr>
+        <w:t>Lorraine: They thought they were just some locals</w:t>
+      </w:r>
+      <w:r>
+        <w:rPr>
+          <w:rFonts w:cs="Times New Roman"/>
+        </w:rPr>
+        <w:t xml:space="preserve"> posing as H.U.N.T.R.</w:t>
+      </w:r>
+      <w:r>
+        <w:rPr>
+          <w:rFonts w:cs="Times New Roman"/>
+        </w:rPr>
+        <w:t xml:space="preserve"> who thought they could do whatever they wanted after the incident.</w:t>
+      </w:r>
+    </w:p>
+    <w:p>
+      <w:pPr>
+        <w:rPr>
+          <w:rFonts w:cs="Times New Roman"/>
+        </w:rPr>
+      </w:pPr>
+      <w:r>
+        <w:rPr>
+          <w:rFonts w:cs="Times New Roman"/>
+        </w:rPr>
+        <w:t xml:space="preserve">Lorraine: </w:t>
+      </w:r>
+      <w:r>
+        <w:rPr>
+          <w:rFonts w:cs="Times New Roman"/>
+        </w:rPr>
+        <w:t>Hell, I thought so to after hearing what Stefan was doing at the hospital</w:t>
+      </w:r>
+      <w:r>
+        <w:rPr>
+          <w:rFonts w:cs="Times New Roman"/>
+        </w:rPr>
+        <w:t>.</w:t>
+      </w:r>
+    </w:p>
+    <w:p>
+      <w:pPr>
+        <w:rPr>
+          <w:rFonts w:cs="Times New Roman"/>
+        </w:rPr>
+      </w:pPr>
+      <w:r>
+        <w:rPr>
+          <w:rFonts w:cs="Times New Roman"/>
+        </w:rPr>
+        <w:t>Lorraine: But when they returned…</w:t>
+      </w:r>
+    </w:p>
+    <w:p>
+      <w:pPr>
+        <w:rPr>
+          <w:rFonts w:cs="Times New Roman"/>
+        </w:rPr>
+      </w:pPr>
+      <w:r>
+        <w:rPr>
+          <w:rFonts w:cs="Times New Roman"/>
+        </w:rPr>
+        <w:t>Lorraine:</w:t>
+      </w:r>
+      <w:r>
+        <w:rPr>
+          <w:rFonts w:cs="Times New Roman"/>
+        </w:rPr>
+        <w:t xml:space="preserve"> They sent back only three soldiers </w:t>
+      </w:r>
+      <w:r>
+        <w:rPr>
+          <w:rFonts w:cs="Times New Roman"/>
+        </w:rPr>
+        <w:t>with bags full of the body parts of their fellow soldiers and keeping all of the female soldiers for the</w:t>
+      </w:r>
+      <w:r>
+        <w:rPr>
+          <w:rFonts w:cs="Times New Roman"/>
+        </w:rPr>
+        <w:t xml:space="preserve">mselves with a message: </w:t>
+      </w:r>
+    </w:p>
+    <w:p>
+      <w:pPr>
+        <w:rPr>
+          <w:rFonts w:cs="Times New Roman"/>
+        </w:rPr>
+      </w:pPr>
+      <w:r>
+        <w:rPr>
+          <w:rFonts w:cs="Times New Roman"/>
+        </w:rPr>
+        <w:t>Lorraine: “</w:t>
+      </w:r>
+      <w:r>
+        <w:rPr>
+          <w:rFonts w:cs="Times New Roman"/>
+        </w:rPr>
+        <w:t>Send your ‘mayor’ and we</w:t>
+      </w:r>
+      <w:r>
+        <w:rPr>
+          <w:rFonts w:cs="Times New Roman"/>
+        </w:rPr>
+        <w:t xml:space="preserve"> can talk like the civilized people we are.”</w:t>
+      </w:r>
+    </w:p>
+    <w:p>
+      <w:pPr>
+        <w:rPr>
+          <w:rFonts w:cs="Times New Roman"/>
+        </w:rPr>
+      </w:pPr>
+      <w:r>
+        <w:rPr>
+          <w:rFonts w:cs="Times New Roman"/>
+        </w:rPr>
+        <w:t>Player: That being you?</w:t>
+      </w:r>
+    </w:p>
+    <w:p>
+      <w:pPr>
+        <w:rPr>
+          <w:rFonts w:cs="Times New Roman"/>
+        </w:rPr>
+      </w:pPr>
+      <w:r>
+        <w:rPr>
+          <w:rFonts w:cs="Times New Roman"/>
+        </w:rPr>
+        <w:t>Lorraine: It’s not like I wanted to, but…that’s how it’s looking right now</w:t>
+      </w:r>
+      <w:r>
+        <w:rPr>
+          <w:rFonts w:cs="Times New Roman"/>
+        </w:rPr>
+        <w:t>.</w:t>
+      </w:r>
+    </w:p>
+    <w:p>
+      <w:pPr>
+        <w:rPr>
+          <w:rFonts w:cs="Times New Roman"/>
+        </w:rPr>
+      </w:pPr>
+      <w:r>
+        <w:rPr>
+          <w:rFonts w:cs="Times New Roman"/>
+        </w:rPr>
+        <w:t>Lorraine: The military wasn’t having it.</w:t>
+      </w:r>
+    </w:p>
+    <w:p>
+      <w:pPr>
+        <w:rPr>
+          <w:rFonts w:cs="Times New Roman"/>
+        </w:rPr>
+      </w:pPr>
+      <w:r>
+        <w:rPr>
+          <w:rFonts w:cs="Times New Roman"/>
+        </w:rPr>
+        <w:t>Lorraine: They contacted their main unit for support</w:t>
+      </w:r>
+      <w:r>
+        <w:rPr>
+          <w:rFonts w:cs="Times New Roman"/>
+        </w:rPr>
+        <w:t xml:space="preserve"> and a shift in the soldiers was obvious.</w:t>
+      </w:r>
+    </w:p>
+    <w:p>
+      <w:pPr>
+        <w:rPr>
+          <w:rFonts w:cs="Times New Roman"/>
+        </w:rPr>
+      </w:pPr>
+      <w:r>
+        <w:rPr>
+          <w:rFonts w:cs="Times New Roman"/>
         </w:rPr>
         <w:lastRenderedPageBreak/>
-        <w:t>(Military &amp; H.U.N.T.R.)</w:t>
-      </w:r>
-    </w:p>
-    <w:p>
-      <w:pPr>
-        <w:rPr>
-          <w:rFonts w:cs="Times New Roman"/>
-        </w:rPr>
-      </w:pPr>
-      <w:r>
-        <w:rPr>
-          <w:rFonts w:cs="Times New Roman"/>
-        </w:rPr>
-        <w:t>Player: Well, we kind of already know the answer to this, but it’s safe to assume that your contacting the military</w:t>
-      </w:r>
-      <w:r>
-        <w:rPr>
-          <w:rFonts w:cs="Times New Roman"/>
-        </w:rPr>
-        <w:t xml:space="preserve"> was because of H.U.N.T.R. attacks, right?</w:t>
-      </w:r>
-    </w:p>
-    <w:p>
-      <w:pPr>
-        <w:rPr>
-          <w:rFonts w:cs="Times New Roman"/>
-        </w:rPr>
-      </w:pPr>
-      <w:r>
-        <w:rPr>
-          <w:rFonts w:cs="Times New Roman"/>
-        </w:rPr>
-        <w:t xml:space="preserve">Lorraine: That, </w:t>
-      </w:r>
-      <w:r>
-        <w:rPr>
-          <w:rFonts w:cs="Times New Roman"/>
-        </w:rPr>
-        <w:t xml:space="preserve">and </w:t>
-      </w:r>
-      <w:r>
-        <w:rPr>
-          <w:rFonts w:cs="Times New Roman"/>
-        </w:rPr>
-        <w:t>they’ve taken the hospital over</w:t>
+        <w:t xml:space="preserve">Lorraine: Some of the soldiers started training with the </w:t>
+      </w:r>
+      <w:r>
+        <w:rPr>
+          <w:rFonts w:cs="Times New Roman"/>
+        </w:rPr>
+        <w:t xml:space="preserve">civilians and giving </w:t>
+      </w:r>
+      <w:r>
+        <w:rPr>
+          <w:rFonts w:cs="Times New Roman"/>
+        </w:rPr>
+        <w:t>these weird</w:t>
+      </w:r>
+      <w:r>
+        <w:rPr>
+          <w:rFonts w:cs="Times New Roman"/>
+        </w:rPr>
+        <w:t xml:space="preserve"> speeches about how</w:t>
+      </w:r>
+      <w:r>
+        <w:rPr>
+          <w:rFonts w:cs="Times New Roman"/>
+        </w:rPr>
+        <w:t xml:space="preserve"> it’s the people’s </w:t>
+      </w:r>
+      <w:r>
+        <w:rPr>
+          <w:rFonts w:cs="Times New Roman"/>
+        </w:rPr>
+        <w:t>turn to fight for themselves alongside them.</w:t>
+      </w:r>
+    </w:p>
+    <w:p>
+      <w:pPr>
+        <w:rPr>
+          <w:rFonts w:cs="Times New Roman"/>
+        </w:rPr>
+      </w:pPr>
+      <w:r>
+        <w:rPr>
+          <w:rFonts w:cs="Times New Roman"/>
+        </w:rPr>
+        <w:t>Lorraine: If not, things will only get worse.</w:t>
+      </w:r>
+    </w:p>
+    <w:p>
+      <w:pPr>
+        <w:rPr>
+          <w:rFonts w:cs="Times New Roman"/>
+        </w:rPr>
+      </w:pPr>
+      <w:r>
+        <w:rPr>
+          <w:rFonts w:cs="Times New Roman"/>
+        </w:rPr>
+        <w:t>Lorraine: Like some vague kind of threat…</w:t>
+      </w:r>
+    </w:p>
+    <w:p>
+      <w:pPr>
+        <w:rPr>
+          <w:rFonts w:cs="Times New Roman"/>
+        </w:rPr>
+      </w:pPr>
+      <w:r>
+        <w:rPr>
+          <w:rFonts w:cs="Times New Roman"/>
+        </w:rPr>
+        <w:t>Lorraine: It’s split the town now.</w:t>
+      </w:r>
+    </w:p>
+    <w:p>
+      <w:pPr>
+        <w:rPr>
+          <w:rFonts w:cs="Times New Roman"/>
+        </w:rPr>
+      </w:pPr>
+      <w:r>
+        <w:rPr>
+          <w:rFonts w:cs="Times New Roman"/>
+        </w:rPr>
+        <w:t xml:space="preserve">Lorraine: Half of the town feels as if the military is right and </w:t>
+      </w:r>
+      <w:r>
+        <w:rPr>
+          <w:rFonts w:cs="Times New Roman"/>
+        </w:rPr>
+        <w:t xml:space="preserve">hates everyone and anyone associated with H.U.N.T.R. and wants to </w:t>
+      </w:r>
+      <w:r>
+        <w:rPr>
+          <w:rFonts w:cs="Times New Roman"/>
+        </w:rPr>
+        <w:t>kill everyone on the other side for what they’ve done.</w:t>
+      </w:r>
+    </w:p>
+    <w:p>
+      <w:pPr>
+        <w:rPr>
+          <w:rFonts w:cs="Times New Roman"/>
+        </w:rPr>
+      </w:pPr>
+      <w:r>
+        <w:rPr>
+          <w:rFonts w:cs="Times New Roman"/>
+        </w:rPr>
+        <w:t xml:space="preserve">Lorraine: The other half </w:t>
+      </w:r>
+      <w:r>
+        <w:rPr>
+          <w:rFonts w:cs="Times New Roman"/>
+        </w:rPr>
+        <w:t>are scared that the military is just going to do the same thing that H.U.N.T.R. is</w:t>
+      </w:r>
+      <w:r>
+        <w:rPr>
+          <w:rFonts w:cs="Times New Roman"/>
+        </w:rPr>
+        <w:t xml:space="preserve"> doing on the other side.</w:t>
+      </w:r>
+    </w:p>
+    <w:p>
+      <w:pPr>
+        <w:rPr>
+          <w:rFonts w:cs="Times New Roman"/>
+        </w:rPr>
+      </w:pPr>
+      <w:r>
+        <w:rPr>
+          <w:rFonts w:cs="Times New Roman"/>
+        </w:rPr>
+        <w:t>Lorraine: Either way the people fear they have no voice, no power, over their own situation</w:t>
+      </w:r>
+      <w:r>
+        <w:rPr>
+          <w:rFonts w:cs="Times New Roman"/>
+        </w:rPr>
+        <w:t xml:space="preserve"> and feel forced to pick a side and soon.</w:t>
+      </w:r>
+    </w:p>
+    <w:p>
+      <w:pPr>
+        <w:rPr>
+          <w:rFonts w:cs="Times New Roman"/>
+        </w:rPr>
+      </w:pPr>
+      <w:r>
+        <w:rPr>
+          <w:rFonts w:cs="Times New Roman"/>
+        </w:rPr>
+        <w:t xml:space="preserve">Lorraine: I’m sure you’ll hear </w:t>
+      </w:r>
+      <w:r>
+        <w:rPr>
+          <w:rFonts w:cs="Times New Roman"/>
+        </w:rPr>
+        <w:t>both sides if you talk to anyone the second you leave here.</w:t>
+      </w:r>
+    </w:p>
+    <w:p>
+      <w:pPr>
+        <w:rPr>
+          <w:rFonts w:cs="Times New Roman"/>
+        </w:rPr>
+      </w:pPr>
+      <w:r>
+        <w:rPr>
+          <w:rFonts w:cs="Times New Roman"/>
+        </w:rPr>
+        <w:t xml:space="preserve">Player: </w:t>
+      </w:r>
+      <w:r>
+        <w:rPr>
+          <w:rFonts w:cs="Times New Roman"/>
+        </w:rPr>
+        <w:t>It’s a really complicated situation…</w:t>
+      </w:r>
+    </w:p>
+    <w:p>
+      <w:pPr>
+        <w:rPr>
+          <w:rFonts w:cs="Times New Roman"/>
+        </w:rPr>
+      </w:pPr>
+      <w:r>
+        <w:rPr>
+          <w:rFonts w:cs="Times New Roman"/>
+        </w:rPr>
+        <w:t xml:space="preserve">Player: </w:t>
+      </w:r>
+      <w:r>
+        <w:rPr>
+          <w:rFonts w:cs="Times New Roman"/>
+        </w:rPr>
+        <w:t>Not to question your decision making, but was it really the best idea to contact us</w:t>
+      </w:r>
+      <w:r>
+        <w:rPr>
+          <w:rFonts w:cs="Times New Roman"/>
+        </w:rPr>
+        <w:t>?</w:t>
+      </w:r>
+    </w:p>
+    <w:p>
+      <w:pPr>
+        <w:rPr>
+          <w:rFonts w:cs="Times New Roman"/>
+        </w:rPr>
+      </w:pPr>
+      <w:r>
+        <w:rPr>
+          <w:rFonts w:cs="Times New Roman"/>
+        </w:rPr>
+        <w:t>Player: How can you be sure we’ll make the situation better?</w:t>
+      </w:r>
+    </w:p>
+    <w:p>
+      <w:pPr>
+        <w:rPr>
+          <w:rFonts w:cs="Times New Roman"/>
+        </w:rPr>
+      </w:pPr>
+      <w:r>
+        <w:rPr>
+          <w:rFonts w:cs="Times New Roman"/>
+        </w:rPr>
+        <w:t xml:space="preserve">Lorraine: All I know is that your organization </w:t>
+      </w:r>
+      <w:r>
+        <w:rPr>
+          <w:rFonts w:cs="Times New Roman"/>
+        </w:rPr>
+        <w:t>is our best bet in ensuring the plant can keep functioning after whatever war the military and H.U.N.T.R. get into</w:t>
       </w:r>
       <w:r>
         <w:rPr>
@@ -47833,25 +48325,89 @@
         <w:rPr>
           <w:rFonts w:cs="Times New Roman"/>
         </w:rPr>
-        <w:t xml:space="preserve">Lorraine: They would stage attacks and steal at night, </w:t>
-      </w:r>
-      <w:r>
-        <w:rPr>
-          <w:rFonts w:cs="Times New Roman"/>
-        </w:rPr>
-        <w:t>survivors would need medical attention</w:t>
-      </w:r>
-      <w:r>
-        <w:rPr>
-          <w:rFonts w:cs="Times New Roman"/>
-        </w:rPr>
-        <w:t xml:space="preserve">, and get attacked again on the road </w:t>
-      </w:r>
-      <w:r>
-        <w:rPr>
-          <w:rFonts w:cs="Times New Roman"/>
-        </w:rPr>
-        <w:t>during the day</w:t>
+        <w:t>Lorraine: With or without them, we need to survive somehow.</w:t>
+      </w:r>
+    </w:p>
+    <w:p>
+      <w:pPr>
+        <w:rPr>
+          <w:rFonts w:cs="Times New Roman"/>
+        </w:rPr>
+      </w:pPr>
+      <w:r>
+        <w:rPr>
+          <w:rFonts w:cs="Times New Roman"/>
+        </w:rPr>
+        <w:t xml:space="preserve">Lorraine: As the ‘mayor’, I guess I have to think about the </w:t>
+      </w:r>
+      <w:r>
+        <w:rPr>
+          <w:rFonts w:cs="Times New Roman"/>
+        </w:rPr>
+        <w:t>needs of the people.</w:t>
+      </w:r>
+    </w:p>
+    <w:p>
+      <w:pPr>
+        <w:rPr>
+          <w:rFonts w:cs="Times New Roman"/>
+        </w:rPr>
+      </w:pPr>
+      <w:r>
+        <w:rPr>
+          <w:rFonts w:cs="Times New Roman"/>
+        </w:rPr>
+        <w:t>Lorraine: It’s hard to take everyone’s needs into account since we’re so divided now, but</w:t>
+      </w:r>
+      <w:r>
+        <w:rPr>
+          <w:rFonts w:cs="Times New Roman"/>
+        </w:rPr>
+        <w:t xml:space="preserve"> even I can’t blame them.</w:t>
+      </w:r>
+    </w:p>
+    <w:p>
+      <w:pPr>
+        <w:rPr>
+          <w:rFonts w:cs="Times New Roman"/>
+        </w:rPr>
+      </w:pPr>
+      <w:r>
+        <w:rPr>
+          <w:rFonts w:cs="Times New Roman"/>
+        </w:rPr>
+        <w:t>Lorraine: Especially with the hospital</w:t>
+      </w:r>
+      <w:r>
+        <w:rPr>
+          <w:rFonts w:cs="Times New Roman"/>
+        </w:rPr>
+        <w:t xml:space="preserve"> and needing medical treatment.</w:t>
+      </w:r>
+    </w:p>
+    <w:p>
+      <w:pPr>
+        <w:rPr>
+          <w:rFonts w:cs="Times New Roman"/>
+        </w:rPr>
+      </w:pPr>
+      <w:r>
+        <w:rPr>
+          <w:rFonts w:cs="Times New Roman"/>
+        </w:rPr>
+        <w:t xml:space="preserve">Lorraine: </w:t>
+      </w:r>
+      <w:r>
+        <w:rPr>
+          <w:rFonts w:cs="Times New Roman"/>
+        </w:rPr>
+        <w:t xml:space="preserve">It’s a </w:t>
+      </w:r>
+      <w:r>
+        <w:rPr>
+          <w:rFonts w:cs="Times New Roman"/>
+        </w:rPr>
+        <w:t>vital resource for all and no one should have to be afraid to seek care</w:t>
       </w:r>
       <w:r>
         <w:rPr>
@@ -47870,384 +48426,95 @@
         <w:rPr>
           <w:rFonts w:cs="Times New Roman"/>
         </w:rPr>
+        <w:t>Lorraine: But if I know what I’m doing is right</w:t>
+      </w:r>
+      <w:r>
+        <w:rPr>
+          <w:rFonts w:cs="Times New Roman"/>
+        </w:rPr>
+        <w:t xml:space="preserve"> or not?</w:t>
+      </w:r>
+    </w:p>
+    <w:p>
+      <w:pPr>
+        <w:rPr>
+          <w:rFonts w:cs="Times New Roman"/>
+        </w:rPr>
+      </w:pPr>
+      <w:r>
+        <w:rPr>
+          <w:rFonts w:cs="Times New Roman"/>
+        </w:rPr>
+        <w:t>Lorraine: …</w:t>
+      </w:r>
+    </w:p>
+    <w:p>
+      <w:pPr>
+        <w:rPr>
+          <w:rFonts w:cs="Times New Roman"/>
+        </w:rPr>
+      </w:pPr>
+      <w:r>
+        <w:rPr>
+          <w:rFonts w:cs="Times New Roman"/>
+        </w:rPr>
+        <w:t>Lorraine: Listen, man, I don’t know, alright?</w:t>
+      </w:r>
+    </w:p>
+    <w:p>
+      <w:pPr>
+        <w:rPr>
+          <w:rFonts w:cs="Times New Roman"/>
+        </w:rPr>
+      </w:pPr>
+      <w:r>
+        <w:rPr>
+          <w:rFonts w:cs="Times New Roman"/>
+        </w:rPr>
         <w:t xml:space="preserve">Lorraine: </w:t>
       </w:r>
       <w:r>
         <w:rPr>
           <w:rFonts w:cs="Times New Roman"/>
         </w:rPr>
-        <w:t>It’s been a vicious cycle</w:t>
-      </w:r>
-      <w:r>
-        <w:rPr>
-          <w:rFonts w:cs="Times New Roman"/>
-        </w:rPr>
-        <w:t xml:space="preserve"> and those needing serious medical attention just </w:t>
-      </w:r>
-      <w:r>
-        <w:rPr>
-          <w:rFonts w:cs="Times New Roman"/>
-        </w:rPr>
-        <w:t>kept</w:t>
-      </w:r>
-      <w:r>
-        <w:rPr>
-          <w:rFonts w:cs="Times New Roman"/>
-        </w:rPr>
-        <w:t xml:space="preserve"> rising.</w:t>
-      </w:r>
-    </w:p>
-    <w:p>
-      <w:pPr>
-        <w:rPr>
-          <w:rFonts w:cs="Times New Roman"/>
-        </w:rPr>
-      </w:pPr>
-      <w:r>
-        <w:rPr>
-          <w:rFonts w:cs="Times New Roman"/>
-        </w:rPr>
-        <w:t>Lorraine: Contacting the militar</w:t>
-      </w:r>
-      <w:r>
-        <w:rPr>
-          <w:rFonts w:cs="Times New Roman"/>
-        </w:rPr>
-        <w:t>y was our only real option.</w:t>
-      </w:r>
-    </w:p>
-    <w:p>
-      <w:pPr>
-        <w:rPr>
-          <w:rFonts w:cs="Times New Roman"/>
-        </w:rPr>
-      </w:pPr>
-      <w:r>
-        <w:rPr>
-          <w:rFonts w:cs="Times New Roman"/>
-        </w:rPr>
-        <w:t xml:space="preserve">Lorriane: When they got here, they sent a </w:t>
-      </w:r>
-      <w:r>
-        <w:rPr>
-          <w:rFonts w:cs="Times New Roman"/>
-        </w:rPr>
-        <w:t>team to try and speak with whoever was in charge of H.U.N.T.R.</w:t>
-      </w:r>
-    </w:p>
-    <w:p>
-      <w:pPr>
-        <w:rPr>
-          <w:rFonts w:cs="Times New Roman"/>
-        </w:rPr>
-      </w:pPr>
-      <w:r>
-        <w:rPr>
-          <w:rFonts w:cs="Times New Roman"/>
-        </w:rPr>
-        <w:t>Lorraine: They thought they were just some locals</w:t>
-      </w:r>
-      <w:r>
-        <w:rPr>
-          <w:rFonts w:cs="Times New Roman"/>
-        </w:rPr>
-        <w:t xml:space="preserve"> posing as H.U.N.T.R.</w:t>
-      </w:r>
-      <w:r>
-        <w:rPr>
-          <w:rFonts w:cs="Times New Roman"/>
-        </w:rPr>
-        <w:t xml:space="preserve"> who thought they could do whatever they wanted after the incident.</w:t>
-      </w:r>
-    </w:p>
-    <w:p>
-      <w:pPr>
-        <w:rPr>
-          <w:rFonts w:cs="Times New Roman"/>
-        </w:rPr>
-      </w:pPr>
-      <w:r>
-        <w:rPr>
-          <w:rFonts w:cs="Times New Roman"/>
-        </w:rPr>
-        <w:t xml:space="preserve">Lorraine: </w:t>
-      </w:r>
-      <w:r>
-        <w:rPr>
-          <w:rFonts w:cs="Times New Roman"/>
-        </w:rPr>
-        <w:t>Hell, I thought so to after hearing what Stefan was doing at the hospital</w:t>
-      </w:r>
-      <w:r>
-        <w:rPr>
-          <w:rFonts w:cs="Times New Roman"/>
-        </w:rPr>
-        <w:t>.</w:t>
-      </w:r>
-    </w:p>
-    <w:p>
-      <w:pPr>
-        <w:rPr>
-          <w:rFonts w:cs="Times New Roman"/>
-        </w:rPr>
-      </w:pPr>
-      <w:r>
-        <w:rPr>
-          <w:rFonts w:cs="Times New Roman"/>
-        </w:rPr>
-        <w:t>Lorraine: But when they returned…</w:t>
-      </w:r>
-    </w:p>
-    <w:p>
-      <w:pPr>
-        <w:rPr>
-          <w:rFonts w:cs="Times New Roman"/>
-        </w:rPr>
-      </w:pPr>
-      <w:r>
-        <w:rPr>
-          <w:rFonts w:cs="Times New Roman"/>
-        </w:rPr>
-        <w:t>Lorraine:</w:t>
-      </w:r>
-      <w:r>
-        <w:rPr>
-          <w:rFonts w:cs="Times New Roman"/>
-        </w:rPr>
-        <w:t xml:space="preserve"> They sent back only three soldiers </w:t>
-      </w:r>
-      <w:r>
-        <w:rPr>
-          <w:rFonts w:cs="Times New Roman"/>
-        </w:rPr>
-        <w:t>with bags full of the body parts of their fellow soldiers and keeping all of the female soldiers for the</w:t>
-      </w:r>
-      <w:r>
-        <w:rPr>
-          <w:rFonts w:cs="Times New Roman"/>
-        </w:rPr>
-        <w:t xml:space="preserve">mselves with a message: </w:t>
-      </w:r>
-    </w:p>
-    <w:p>
-      <w:pPr>
-        <w:rPr>
-          <w:rFonts w:cs="Times New Roman"/>
-        </w:rPr>
-      </w:pPr>
-      <w:r>
-        <w:rPr>
-          <w:rFonts w:cs="Times New Roman"/>
-        </w:rPr>
-        <w:t>Lorraine: “</w:t>
-      </w:r>
-      <w:r>
-        <w:rPr>
-          <w:rFonts w:cs="Times New Roman"/>
-        </w:rPr>
-        <w:t>Send your ‘mayor’ and we</w:t>
-      </w:r>
-      <w:r>
-        <w:rPr>
-          <w:rFonts w:cs="Times New Roman"/>
-        </w:rPr>
-        <w:t xml:space="preserve"> can talk like the civilized people we are.”</w:t>
-      </w:r>
-    </w:p>
-    <w:p>
-      <w:pPr>
-        <w:rPr>
-          <w:rFonts w:cs="Times New Roman"/>
-        </w:rPr>
-      </w:pPr>
-      <w:r>
-        <w:rPr>
-          <w:rFonts w:cs="Times New Roman"/>
-        </w:rPr>
-        <w:t>Player: That being you?</w:t>
-      </w:r>
-    </w:p>
-    <w:p>
-      <w:pPr>
-        <w:rPr>
-          <w:rFonts w:cs="Times New Roman"/>
-        </w:rPr>
-      </w:pPr>
-      <w:r>
-        <w:rPr>
-          <w:rFonts w:cs="Times New Roman"/>
-        </w:rPr>
-        <w:t>Lorraine: It’s not like I wanted to, but…that’s how it’s looking right now</w:t>
-      </w:r>
-      <w:r>
-        <w:rPr>
-          <w:rFonts w:cs="Times New Roman"/>
-        </w:rPr>
-        <w:t>.</w:t>
-      </w:r>
-    </w:p>
-    <w:p>
-      <w:pPr>
-        <w:rPr>
-          <w:rFonts w:cs="Times New Roman"/>
-        </w:rPr>
-      </w:pPr>
-      <w:r>
-        <w:rPr>
-          <w:rFonts w:cs="Times New Roman"/>
-        </w:rPr>
-        <w:t>Lorraine: The military wasn’t having it.</w:t>
-      </w:r>
-    </w:p>
-    <w:p>
-      <w:pPr>
-        <w:rPr>
-          <w:rFonts w:cs="Times New Roman"/>
-        </w:rPr>
-      </w:pPr>
-      <w:r>
-        <w:rPr>
-          <w:rFonts w:cs="Times New Roman"/>
-        </w:rPr>
-        <w:t>Lorraine: They contacted their main unit for support</w:t>
-      </w:r>
-      <w:r>
-        <w:rPr>
-          <w:rFonts w:cs="Times New Roman"/>
-        </w:rPr>
-        <w:t xml:space="preserve"> and a shift in the soldiers was obvious.</w:t>
-      </w:r>
-    </w:p>
-    <w:p>
-      <w:pPr>
-        <w:rPr>
-          <w:rFonts w:cs="Times New Roman"/>
-        </w:rPr>
-      </w:pPr>
-      <w:r>
-        <w:rPr>
-          <w:rFonts w:cs="Times New Roman"/>
-        </w:rPr>
-        <w:t xml:space="preserve">Lorraine: Some of the soldiers started training with the </w:t>
-      </w:r>
-      <w:r>
-        <w:rPr>
-          <w:rFonts w:cs="Times New Roman"/>
-        </w:rPr>
-        <w:t xml:space="preserve">civilians and giving </w:t>
-      </w:r>
-      <w:r>
-        <w:rPr>
-          <w:rFonts w:cs="Times New Roman"/>
-        </w:rPr>
-        <w:t>these weird</w:t>
-      </w:r>
-      <w:r>
-        <w:rPr>
-          <w:rFonts w:cs="Times New Roman"/>
-        </w:rPr>
-        <w:t xml:space="preserve"> speeches about how</w:t>
-      </w:r>
-      <w:r>
-        <w:rPr>
-          <w:rFonts w:cs="Times New Roman"/>
-        </w:rPr>
-        <w:t xml:space="preserve"> it’s the people’s </w:t>
-      </w:r>
-      <w:r>
-        <w:rPr>
-          <w:rFonts w:cs="Times New Roman"/>
-        </w:rPr>
-        <w:t>turn to fight for themselves alongside them.</w:t>
-      </w:r>
-    </w:p>
-    <w:p>
-      <w:pPr>
-        <w:rPr>
-          <w:rFonts w:cs="Times New Roman"/>
-        </w:rPr>
-      </w:pPr>
-      <w:r>
-        <w:rPr>
-          <w:rFonts w:cs="Times New Roman"/>
-        </w:rPr>
-        <w:t>Lorraine: If not, things will only get worse.</w:t>
-      </w:r>
-    </w:p>
-    <w:p>
-      <w:pPr>
-        <w:rPr>
-          <w:rFonts w:cs="Times New Roman"/>
-        </w:rPr>
-      </w:pPr>
-      <w:r>
-        <w:rPr>
-          <w:rFonts w:cs="Times New Roman"/>
-        </w:rPr>
-        <w:t>Lorraine: Like some vague kind of threat…</w:t>
-      </w:r>
-    </w:p>
-    <w:p>
-      <w:pPr>
-        <w:rPr>
-          <w:rFonts w:cs="Times New Roman"/>
-        </w:rPr>
-      </w:pPr>
-      <w:r>
-        <w:rPr>
-          <w:rFonts w:cs="Times New Roman"/>
-        </w:rPr>
-        <w:t>Lorraine: It’s split the town now.</w:t>
-      </w:r>
-    </w:p>
-    <w:p>
-      <w:pPr>
-        <w:rPr>
-          <w:rFonts w:cs="Times New Roman"/>
-        </w:rPr>
-      </w:pPr>
-      <w:r>
-        <w:rPr>
-          <w:rFonts w:cs="Times New Roman"/>
-        </w:rPr>
-        <w:t xml:space="preserve">Lorraine: Half of the town feels as if the military is right and </w:t>
-      </w:r>
-      <w:r>
-        <w:rPr>
-          <w:rFonts w:cs="Times New Roman"/>
-        </w:rPr>
-        <w:t xml:space="preserve">hates everyone and anyone associated with H.U.N.T.R. and wants to </w:t>
-      </w:r>
-      <w:r>
-        <w:rPr>
-          <w:rFonts w:cs="Times New Roman"/>
-        </w:rPr>
-        <w:t>kill everyone on the other side for what they’ve done.</w:t>
-      </w:r>
-    </w:p>
-    <w:p>
-      <w:pPr>
-        <w:rPr>
-          <w:rFonts w:cs="Times New Roman"/>
-        </w:rPr>
-      </w:pPr>
-      <w:r>
-        <w:rPr>
-          <w:rFonts w:cs="Times New Roman"/>
-        </w:rPr>
-        <w:t xml:space="preserve">Lorraine: The other half </w:t>
-      </w:r>
-      <w:r>
-        <w:rPr>
-          <w:rFonts w:cs="Times New Roman"/>
-        </w:rPr>
-        <w:t>are scared that the military is just going to do the same thing that H.U.N.T.R. is</w:t>
-      </w:r>
-      <w:r>
-        <w:rPr>
-          <w:rFonts w:cs="Times New Roman"/>
-        </w:rPr>
-        <w:t xml:space="preserve"> doing on the other side.</w:t>
+        <w:t xml:space="preserve">I never worked </w:t>
+      </w:r>
+      <w:r>
+        <w:rPr>
+          <w:rFonts w:cs="Times New Roman"/>
+        </w:rPr>
+        <w:t>a day in</w:t>
+      </w:r>
+      <w:r>
+        <w:rPr>
+          <w:rFonts w:cs="Times New Roman"/>
+        </w:rPr>
+        <w:t xml:space="preserve"> government in my entire life!</w:t>
+      </w:r>
+    </w:p>
+    <w:p>
+      <w:pPr>
+        <w:rPr>
+          <w:rFonts w:cs="Times New Roman"/>
+        </w:rPr>
+      </w:pPr>
+      <w:r>
+        <w:rPr>
+          <w:rFonts w:cs="Times New Roman"/>
+        </w:rPr>
+        <w:t>Lorraine: I just had a</w:t>
+      </w:r>
+      <w:r>
+        <w:rPr>
+          <w:rFonts w:cs="Times New Roman"/>
+        </w:rPr>
+        <w:t xml:space="preserve"> special</w:t>
+      </w:r>
+      <w:r>
+        <w:rPr>
+          <w:rFonts w:cs="Times New Roman"/>
+        </w:rPr>
+        <w:t xml:space="preserve"> radio that could reach out for help!</w:t>
       </w:r>
     </w:p>
     <w:p>
@@ -48261,328 +48528,6 @@
           <w:rFonts w:cs="Times New Roman"/>
         </w:rPr>
         <w:lastRenderedPageBreak/>
-        <w:t>Lorraine: Either way the people fear they have no voice, no power, over their own situation</w:t>
-      </w:r>
-      <w:r>
-        <w:rPr>
-          <w:rFonts w:cs="Times New Roman"/>
-        </w:rPr>
-        <w:t xml:space="preserve"> and feel forced to pick a side and soon.</w:t>
-      </w:r>
-    </w:p>
-    <w:p>
-      <w:pPr>
-        <w:rPr>
-          <w:rFonts w:cs="Times New Roman"/>
-        </w:rPr>
-      </w:pPr>
-      <w:r>
-        <w:rPr>
-          <w:rFonts w:cs="Times New Roman"/>
-        </w:rPr>
-        <w:t xml:space="preserve">Lorraine: I’m sure you’ll hear </w:t>
-      </w:r>
-      <w:r>
-        <w:rPr>
-          <w:rFonts w:cs="Times New Roman"/>
-        </w:rPr>
-        <w:t>both sides if you talk to anyone the second you leave here.</w:t>
-      </w:r>
-    </w:p>
-    <w:p>
-      <w:pPr>
-        <w:rPr>
-          <w:rFonts w:cs="Times New Roman"/>
-        </w:rPr>
-      </w:pPr>
-      <w:r>
-        <w:rPr>
-          <w:rFonts w:cs="Times New Roman"/>
-        </w:rPr>
-        <w:t xml:space="preserve">Player: </w:t>
-      </w:r>
-      <w:r>
-        <w:rPr>
-          <w:rFonts w:cs="Times New Roman"/>
-        </w:rPr>
-        <w:t>It’s a really complicated situation…</w:t>
-      </w:r>
-    </w:p>
-    <w:p>
-      <w:pPr>
-        <w:rPr>
-          <w:rFonts w:cs="Times New Roman"/>
-        </w:rPr>
-      </w:pPr>
-      <w:r>
-        <w:rPr>
-          <w:rFonts w:cs="Times New Roman"/>
-        </w:rPr>
-        <w:t xml:space="preserve">Player: </w:t>
-      </w:r>
-      <w:r>
-        <w:rPr>
-          <w:rFonts w:cs="Times New Roman"/>
-        </w:rPr>
-        <w:t>Not to question your decision making, but was it really the best idea to contact us</w:t>
-      </w:r>
-      <w:r>
-        <w:rPr>
-          <w:rFonts w:cs="Times New Roman"/>
-        </w:rPr>
-        <w:t>?</w:t>
-      </w:r>
-    </w:p>
-    <w:p>
-      <w:pPr>
-        <w:rPr>
-          <w:rFonts w:cs="Times New Roman"/>
-        </w:rPr>
-      </w:pPr>
-      <w:r>
-        <w:rPr>
-          <w:rFonts w:cs="Times New Roman"/>
-        </w:rPr>
-        <w:t>Player: How can you be sure we’ll make the situation better?</w:t>
-      </w:r>
-    </w:p>
-    <w:p>
-      <w:pPr>
-        <w:rPr>
-          <w:rFonts w:cs="Times New Roman"/>
-        </w:rPr>
-      </w:pPr>
-      <w:r>
-        <w:rPr>
-          <w:rFonts w:cs="Times New Roman"/>
-        </w:rPr>
-        <w:t xml:space="preserve">Lorraine: All I know is that your organization </w:t>
-      </w:r>
-      <w:r>
-        <w:rPr>
-          <w:rFonts w:cs="Times New Roman"/>
-        </w:rPr>
-        <w:t>is our best bet in ensuring the plant can keep functioning after whatever war the military and H.U.N.T.R. get into</w:t>
-      </w:r>
-      <w:r>
-        <w:rPr>
-          <w:rFonts w:cs="Times New Roman"/>
-        </w:rPr>
-        <w:t>.</w:t>
-      </w:r>
-    </w:p>
-    <w:p>
-      <w:pPr>
-        <w:rPr>
-          <w:rFonts w:cs="Times New Roman"/>
-        </w:rPr>
-      </w:pPr>
-      <w:r>
-        <w:rPr>
-          <w:rFonts w:cs="Times New Roman"/>
-        </w:rPr>
-        <w:t>Lorraine: With or without them, we need to survive somehow.</w:t>
-      </w:r>
-    </w:p>
-    <w:p>
-      <w:pPr>
-        <w:rPr>
-          <w:rFonts w:cs="Times New Roman"/>
-        </w:rPr>
-      </w:pPr>
-      <w:r>
-        <w:rPr>
-          <w:rFonts w:cs="Times New Roman"/>
-        </w:rPr>
-        <w:t xml:space="preserve">Lorraine: As the ‘mayor’, I guess I have to think about the </w:t>
-      </w:r>
-      <w:r>
-        <w:rPr>
-          <w:rFonts w:cs="Times New Roman"/>
-        </w:rPr>
-        <w:t>needs of the people.</w:t>
-      </w:r>
-    </w:p>
-    <w:p>
-      <w:pPr>
-        <w:rPr>
-          <w:rFonts w:cs="Times New Roman"/>
-        </w:rPr>
-      </w:pPr>
-      <w:r>
-        <w:rPr>
-          <w:rFonts w:cs="Times New Roman"/>
-        </w:rPr>
-        <w:t>Lorraine: It’s hard to take everyone’s needs into account since we’re so divided now, but</w:t>
-      </w:r>
-      <w:r>
-        <w:rPr>
-          <w:rFonts w:cs="Times New Roman"/>
-        </w:rPr>
-        <w:t xml:space="preserve"> even I can’t blame them.</w:t>
-      </w:r>
-    </w:p>
-    <w:p>
-      <w:pPr>
-        <w:rPr>
-          <w:rFonts w:cs="Times New Roman"/>
-        </w:rPr>
-      </w:pPr>
-      <w:r>
-        <w:rPr>
-          <w:rFonts w:cs="Times New Roman"/>
-        </w:rPr>
-        <w:t>Lorraine: Especially with the hospital</w:t>
-      </w:r>
-      <w:r>
-        <w:rPr>
-          <w:rFonts w:cs="Times New Roman"/>
-        </w:rPr>
-        <w:t xml:space="preserve"> and needing medical treatment.</w:t>
-      </w:r>
-    </w:p>
-    <w:p>
-      <w:pPr>
-        <w:rPr>
-          <w:rFonts w:cs="Times New Roman"/>
-        </w:rPr>
-      </w:pPr>
-      <w:r>
-        <w:rPr>
-          <w:rFonts w:cs="Times New Roman"/>
-        </w:rPr>
-        <w:t xml:space="preserve">Lorraine: </w:t>
-      </w:r>
-      <w:r>
-        <w:rPr>
-          <w:rFonts w:cs="Times New Roman"/>
-        </w:rPr>
-        <w:t xml:space="preserve">It’s a </w:t>
-      </w:r>
-      <w:r>
-        <w:rPr>
-          <w:rFonts w:cs="Times New Roman"/>
-        </w:rPr>
-        <w:t>vital resource for all and no one should have to be afraid to seek care</w:t>
-      </w:r>
-      <w:r>
-        <w:rPr>
-          <w:rFonts w:cs="Times New Roman"/>
-        </w:rPr>
-        <w:t>.</w:t>
-      </w:r>
-    </w:p>
-    <w:p>
-      <w:pPr>
-        <w:rPr>
-          <w:rFonts w:cs="Times New Roman"/>
-        </w:rPr>
-      </w:pPr>
-      <w:r>
-        <w:rPr>
-          <w:rFonts w:cs="Times New Roman"/>
-        </w:rPr>
-        <w:t>Lorraine: But if I know what I’m doing is right</w:t>
-      </w:r>
-      <w:r>
-        <w:rPr>
-          <w:rFonts w:cs="Times New Roman"/>
-        </w:rPr>
-        <w:t xml:space="preserve"> or not?</w:t>
-      </w:r>
-    </w:p>
-    <w:p>
-      <w:pPr>
-        <w:rPr>
-          <w:rFonts w:cs="Times New Roman"/>
-        </w:rPr>
-      </w:pPr>
-      <w:r>
-        <w:rPr>
-          <w:rFonts w:cs="Times New Roman"/>
-        </w:rPr>
-        <w:t>Lorraine: …</w:t>
-      </w:r>
-    </w:p>
-    <w:p>
-      <w:pPr>
-        <w:rPr>
-          <w:rFonts w:cs="Times New Roman"/>
-        </w:rPr>
-      </w:pPr>
-      <w:r>
-        <w:rPr>
-          <w:rFonts w:cs="Times New Roman"/>
-        </w:rPr>
-        <w:t>Lorraine: Listen, man, I don’t know, alright?</w:t>
-      </w:r>
-    </w:p>
-    <w:p>
-      <w:pPr>
-        <w:rPr>
-          <w:rFonts w:cs="Times New Roman"/>
-        </w:rPr>
-      </w:pPr>
-      <w:r>
-        <w:rPr>
-          <w:rFonts w:cs="Times New Roman"/>
-        </w:rPr>
-        <w:t xml:space="preserve">Lorraine: </w:t>
-      </w:r>
-      <w:r>
-        <w:rPr>
-          <w:rFonts w:cs="Times New Roman"/>
-        </w:rPr>
-        <w:t xml:space="preserve">I never worked </w:t>
-      </w:r>
-      <w:r>
-        <w:rPr>
-          <w:rFonts w:cs="Times New Roman"/>
-        </w:rPr>
-        <w:t>a day in</w:t>
-      </w:r>
-      <w:r>
-        <w:rPr>
-          <w:rFonts w:cs="Times New Roman"/>
-        </w:rPr>
-        <w:t xml:space="preserve"> government in my entire life!</w:t>
-      </w:r>
-    </w:p>
-    <w:p>
-      <w:pPr>
-        <w:rPr>
-          <w:rFonts w:cs="Times New Roman"/>
-        </w:rPr>
-      </w:pPr>
-      <w:r>
-        <w:rPr>
-          <w:rFonts w:cs="Times New Roman"/>
-        </w:rPr>
-        <w:t>Lorraine: I just had a</w:t>
-      </w:r>
-      <w:r>
-        <w:rPr>
-          <w:rFonts w:cs="Times New Roman"/>
-        </w:rPr>
-        <w:t xml:space="preserve"> special</w:t>
-      </w:r>
-      <w:r>
-        <w:rPr>
-          <w:rFonts w:cs="Times New Roman"/>
-        </w:rPr>
-        <w:t xml:space="preserve"> radio that could reach out for help!</w:t>
-      </w:r>
-    </w:p>
-    <w:p>
-      <w:pPr>
-        <w:rPr>
-          <w:rFonts w:cs="Times New Roman"/>
-        </w:rPr>
-      </w:pPr>
-      <w:r>
-        <w:rPr>
-          <w:rFonts w:cs="Times New Roman"/>
-        </w:rPr>
         <w:t>Lorraine: After months with H.U.N.T.R. attacking innocent people, I had no choice but to contact the military for help and now all of a sudden, I’m the new mayor!</w:t>
       </w:r>
     </w:p>
@@ -48713,7 +48658,6 @@
         <w:rPr>
           <w:rFonts w:cs="Times New Roman"/>
         </w:rPr>
-        <w:lastRenderedPageBreak/>
         <w:t xml:space="preserve">Lorraine: </w:t>
       </w:r>
       <w:r>
@@ -49018,6 +48962,7 @@
         <w:rPr>
           <w:rFonts w:cs="Times New Roman"/>
         </w:rPr>
+        <w:lastRenderedPageBreak/>
         <w:t xml:space="preserve">*You can hear him excitingly </w:t>
       </w:r>
       <w:r>
@@ -49182,117 +49127,467 @@
         <w:rPr>
           <w:rFonts w:cs="Times New Roman"/>
         </w:rPr>
+        <w:t>Lorraine: He got a HAM radio to try and contact me to try and be all romantic when he was home</w:t>
+      </w:r>
+      <w:r>
+        <w:rPr>
+          <w:rFonts w:cs="Times New Roman"/>
+        </w:rPr>
+        <w:t xml:space="preserve"> from time to time.</w:t>
+      </w:r>
+    </w:p>
+    <w:p>
+      <w:pPr>
+        <w:rPr>
+          <w:rFonts w:cs="Times New Roman"/>
+        </w:rPr>
+      </w:pPr>
+      <w:r>
+        <w:rPr>
+          <w:rFonts w:cs="Times New Roman"/>
+        </w:rPr>
+        <w:t>Lorraine: It was a weird move, but…it worked.</w:t>
+      </w:r>
+    </w:p>
+    <w:p>
+      <w:pPr>
+        <w:rPr>
+          <w:rFonts w:cs="Times New Roman"/>
+          <w:b/>
+          <w:bCs/>
+        </w:rPr>
+      </w:pPr>
+      <w:r>
+        <w:rPr>
+          <w:rFonts w:cs="Times New Roman"/>
+          <w:b/>
+          <w:bCs/>
+        </w:rPr>
+        <w:t>**Return to Initial Options</w:t>
+      </w:r>
+    </w:p>
+    <w:p>
+      <w:pPr>
+        <w:rPr>
+          <w:rFonts w:cs="Times New Roman"/>
+        </w:rPr>
+      </w:pPr>
+      <w:r>
+        <w:rPr>
+          <w:rFonts w:cs="Times New Roman"/>
+        </w:rPr>
+        <w:t>----------------------------------------------------------------</w:t>
+      </w:r>
+    </w:p>
+    <w:p>
+      <w:pPr>
+        <w:rPr>
+          <w:rFonts w:cs="Times New Roman"/>
+          <w:b/>
+          <w:bCs/>
+        </w:rPr>
+      </w:pPr>
+      <w:r>
+        <w:rPr>
+          <w:rFonts w:cs="Times New Roman"/>
+          <w:b/>
+          <w:bCs/>
+        </w:rPr>
+        <w:t>(Leave)</w:t>
+      </w:r>
+    </w:p>
+    <w:p>
+      <w:pPr>
+        <w:rPr>
+          <w:rFonts w:cs="Times New Roman"/>
+          <w:b/>
+          <w:bCs/>
+        </w:rPr>
+      </w:pPr>
+      <w:r>
+        <w:rPr>
+          <w:rFonts w:cs="Times New Roman"/>
+          <w:b/>
+          <w:bCs/>
+        </w:rPr>
+        <w:t>*If this is the initial meeting</w:t>
+      </w:r>
+    </w:p>
+    <w:p>
+      <w:pPr>
+        <w:rPr>
+          <w:rFonts w:cs="Times New Roman"/>
+        </w:rPr>
+      </w:pPr>
+      <w:r>
+        <w:rPr>
+          <w:rFonts w:cs="Times New Roman"/>
+        </w:rPr>
+        <w:t>Player: Well, we’ll be on our way.</w:t>
+      </w:r>
+    </w:p>
+    <w:p>
+      <w:pPr>
+        <w:rPr>
+          <w:rFonts w:cs="Times New Roman"/>
+        </w:rPr>
+      </w:pPr>
+      <w:r>
+        <w:rPr>
+          <w:rFonts w:cs="Times New Roman"/>
+        </w:rPr>
+        <w:t>Player: Thank you for meeting with us</w:t>
+      </w:r>
+      <w:r>
+        <w:rPr>
+          <w:rFonts w:cs="Times New Roman"/>
+        </w:rPr>
+        <w:t>.</w:t>
+      </w:r>
+    </w:p>
+    <w:p>
+      <w:pPr>
+        <w:rPr>
+          <w:rFonts w:cs="Times New Roman"/>
+        </w:rPr>
+      </w:pPr>
+      <w:r>
+        <w:rPr>
+          <w:rFonts w:cs="Times New Roman"/>
+        </w:rPr>
+        <w:t>Player: I’m sure we can use this information to help your town.</w:t>
+      </w:r>
+    </w:p>
+    <w:p>
+      <w:pPr>
+        <w:rPr>
+          <w:rFonts w:cs="Times New Roman"/>
+        </w:rPr>
+      </w:pPr>
+      <w:r>
+        <w:rPr>
+          <w:rFonts w:cs="Times New Roman"/>
+        </w:rPr>
+        <w:t>Lorraine: Wait, before you go…</w:t>
+      </w:r>
+    </w:p>
+    <w:p>
+      <w:pPr>
+        <w:rPr>
+          <w:rFonts w:cs="Times New Roman"/>
+        </w:rPr>
+      </w:pPr>
+      <w:r>
+        <w:rPr>
+          <w:rFonts w:cs="Times New Roman"/>
+        </w:rPr>
+        <w:t xml:space="preserve">*Lorraine leaves </w:t>
+      </w:r>
+      <w:r>
+        <w:rPr>
+          <w:rFonts w:cs="Times New Roman"/>
+        </w:rPr>
+        <w:t>to a back room and returns holding multiple yellow arm bands</w:t>
+      </w:r>
+      <w:r>
+        <w:rPr>
+          <w:rFonts w:cs="Times New Roman"/>
+        </w:rPr>
+        <w:t xml:space="preserve"> labeled ‘REPRESENTATIVE’.</w:t>
+      </w:r>
+    </w:p>
+    <w:p>
+      <w:pPr>
+        <w:rPr>
+          <w:rFonts w:cs="Times New Roman"/>
+        </w:rPr>
+      </w:pPr>
+      <w:r>
+        <w:rPr>
+          <w:rFonts w:cs="Times New Roman"/>
+        </w:rPr>
+        <w:t>Lorraine: I was told to give these to people I see fit to act on my behalf by the soldiers when they arrived since I’ve been put on a protective detail</w:t>
+      </w:r>
+      <w:r>
+        <w:rPr>
+          <w:rFonts w:cs="Times New Roman"/>
+        </w:rPr>
+        <w:t>.</w:t>
+      </w:r>
+    </w:p>
+    <w:p>
+      <w:pPr>
+        <w:rPr>
+          <w:rFonts w:cs="Times New Roman"/>
+        </w:rPr>
+      </w:pPr>
+      <w:r>
+        <w:rPr>
+          <w:rFonts w:cs="Times New Roman"/>
+        </w:rPr>
+        <w:t>Lorraine: With these, you’ll be able to enter the refugee center and it should help you g</w:t>
+      </w:r>
+      <w:r>
+        <w:rPr>
+          <w:rFonts w:cs="Times New Roman"/>
+        </w:rPr>
+        <w:t>et into Hunter’s Pointe.</w:t>
+      </w:r>
+    </w:p>
+    <w:p>
+      <w:pPr>
+        <w:rPr>
+          <w:rFonts w:cs="Times New Roman"/>
+        </w:rPr>
+      </w:pPr>
+      <w:r>
+        <w:rPr>
+          <w:rFonts w:cs="Times New Roman"/>
+        </w:rPr>
+        <w:t>Lorraine: Hopefully.</w:t>
+      </w:r>
+    </w:p>
+    <w:p>
+      <w:pPr>
+        <w:rPr>
+          <w:rFonts w:cs="Times New Roman"/>
+        </w:rPr>
+      </w:pPr>
+      <w:r>
+        <w:rPr>
+          <w:rFonts w:cs="Times New Roman"/>
+        </w:rPr>
+        <w:t>Player: Thanks.</w:t>
+      </w:r>
+    </w:p>
+    <w:p>
+      <w:pPr>
+        <w:rPr>
+          <w:rFonts w:cs="Times New Roman"/>
+        </w:rPr>
+      </w:pPr>
+      <w:r>
+        <w:rPr>
+          <w:rFonts w:cs="Times New Roman"/>
+        </w:rPr>
+        <w:t>*You’ve received the Representative Arm B</w:t>
+      </w:r>
+      <w:r>
+        <w:rPr>
+          <w:rFonts w:cs="Times New Roman"/>
+        </w:rPr>
+        <w:t>ands!</w:t>
+      </w:r>
+    </w:p>
+    <w:p>
+      <w:pPr>
+        <w:rPr>
+          <w:rFonts w:cs="Times New Roman"/>
+        </w:rPr>
+      </w:pPr>
+      <w:r>
+        <w:rPr>
+          <w:rFonts w:cs="Times New Roman"/>
+        </w:rPr>
         <w:lastRenderedPageBreak/>
-        <w:t>Lorraine: He got a HAM radio to try and contact me to try and be all romantic when he was home</w:t>
-      </w:r>
-      <w:r>
-        <w:rPr>
-          <w:rFonts w:cs="Times New Roman"/>
-        </w:rPr>
-        <w:t xml:space="preserve"> from time to time.</w:t>
-      </w:r>
-    </w:p>
-    <w:p>
-      <w:pPr>
-        <w:rPr>
-          <w:rFonts w:cs="Times New Roman"/>
-        </w:rPr>
-      </w:pPr>
-      <w:r>
-        <w:rPr>
-          <w:rFonts w:cs="Times New Roman"/>
-        </w:rPr>
-        <w:t>Lorraine: It was a weird move, but…it worked.</w:t>
-      </w:r>
-    </w:p>
-    <w:p>
-      <w:pPr>
-        <w:rPr>
-          <w:rFonts w:cs="Times New Roman"/>
-          <w:b/>
-          <w:bCs/>
-        </w:rPr>
-      </w:pPr>
-      <w:r>
-        <w:rPr>
-          <w:rFonts w:cs="Times New Roman"/>
-          <w:b/>
-          <w:bCs/>
-        </w:rPr>
-        <w:t>**Return to Initial Options</w:t>
-      </w:r>
-    </w:p>
-    <w:p>
-      <w:pPr>
-        <w:rPr>
-          <w:rFonts w:cs="Times New Roman"/>
-        </w:rPr>
-      </w:pPr>
-      <w:r>
-        <w:rPr>
-          <w:rFonts w:cs="Times New Roman"/>
-        </w:rPr>
-        <w:t>----------------------------------------------------------------</w:t>
-      </w:r>
-    </w:p>
-    <w:p>
-      <w:pPr>
-        <w:rPr>
-          <w:rFonts w:cs="Times New Roman"/>
-          <w:b/>
-          <w:bCs/>
-        </w:rPr>
-      </w:pPr>
-      <w:r>
-        <w:rPr>
-          <w:rFonts w:cs="Times New Roman"/>
-          <w:b/>
-          <w:bCs/>
-        </w:rPr>
-        <w:t>(Leave)</w:t>
-      </w:r>
-    </w:p>
-    <w:p>
-      <w:pPr>
-        <w:rPr>
-          <w:rFonts w:cs="Times New Roman"/>
-          <w:b/>
-          <w:bCs/>
-        </w:rPr>
-      </w:pPr>
-      <w:r>
-        <w:rPr>
-          <w:rFonts w:cs="Times New Roman"/>
-          <w:b/>
-          <w:bCs/>
-        </w:rPr>
-        <w:t>*If this is the initial meeting</w:t>
-      </w:r>
-    </w:p>
-    <w:p>
-      <w:pPr>
-        <w:rPr>
-          <w:rFonts w:cs="Times New Roman"/>
-        </w:rPr>
-      </w:pPr>
-      <w:r>
-        <w:rPr>
-          <w:rFonts w:cs="Times New Roman"/>
-        </w:rPr>
-        <w:t>Player: Well, we’ll be on our way.</w:t>
-      </w:r>
-    </w:p>
-    <w:p>
-      <w:pPr>
-        <w:rPr>
-          <w:rFonts w:cs="Times New Roman"/>
-        </w:rPr>
-      </w:pPr>
-      <w:r>
-        <w:rPr>
-          <w:rFonts w:cs="Times New Roman"/>
-        </w:rPr>
-        <w:t>Player: Thank you for meeting with us</w:t>
+        <w:t>*This arm and grants you access and safe passage to other areas</w:t>
+      </w:r>
+      <w:r>
+        <w:rPr>
+          <w:rFonts w:cs="Times New Roman"/>
+        </w:rPr>
+        <w:t xml:space="preserve"> in Birkdale and Hunter’s Pointe.</w:t>
+      </w:r>
+    </w:p>
+    <w:p>
+      <w:pPr>
+        <w:rPr>
+          <w:rFonts w:cs="Times New Roman"/>
+        </w:rPr>
+      </w:pPr>
+      <w:r>
+        <w:rPr>
+          <w:rFonts w:cs="Times New Roman"/>
+        </w:rPr>
+        <w:t>Player: If we get to Birkdale and find Stefan, is there anything you want us to tell him?</w:t>
+      </w:r>
+    </w:p>
+    <w:p>
+      <w:pPr>
+        <w:rPr>
+          <w:rFonts w:cs="Times New Roman"/>
+        </w:rPr>
+      </w:pPr>
+      <w:r>
+        <w:rPr>
+          <w:rFonts w:cs="Times New Roman"/>
+        </w:rPr>
+        <w:t>Player: A message to pass along?</w:t>
+      </w:r>
+    </w:p>
+    <w:p>
+      <w:pPr>
+        <w:rPr>
+          <w:rFonts w:cs="Times New Roman"/>
+        </w:rPr>
+      </w:pPr>
+      <w:r>
+        <w:rPr>
+          <w:rFonts w:cs="Times New Roman"/>
+        </w:rPr>
+        <w:t>Lorraine: …</w:t>
+      </w:r>
+    </w:p>
+    <w:p>
+      <w:pPr>
+        <w:rPr>
+          <w:rFonts w:cs="Times New Roman"/>
+        </w:rPr>
+      </w:pPr>
+      <w:r>
+        <w:rPr>
+          <w:rFonts w:cs="Times New Roman"/>
+        </w:rPr>
+        <w:t xml:space="preserve">Lorraine: </w:t>
+      </w:r>
+      <w:r>
+        <w:rPr>
+          <w:rFonts w:cs="Times New Roman"/>
+        </w:rPr>
+        <w:t>I just…</w:t>
+      </w:r>
+    </w:p>
+    <w:p>
+      <w:pPr>
+        <w:rPr>
+          <w:rFonts w:cs="Times New Roman"/>
+        </w:rPr>
+      </w:pPr>
+      <w:r>
+        <w:rPr>
+          <w:rFonts w:cs="Times New Roman"/>
+        </w:rPr>
+        <w:t>Lorraine: I just want him to know I would’ve said yes.</w:t>
+      </w:r>
+    </w:p>
+    <w:p>
+      <w:pPr>
+        <w:rPr>
+          <w:rFonts w:cs="Times New Roman"/>
+        </w:rPr>
+      </w:pPr>
+      <w:r>
+        <w:rPr>
+          <w:rFonts w:cs="Times New Roman"/>
+        </w:rPr>
+        <w:t>Lorraine: I would still say yes</w:t>
+      </w:r>
+      <w:r>
+        <w:rPr>
+          <w:rFonts w:cs="Times New Roman"/>
+        </w:rPr>
+        <w:t xml:space="preserve"> if I just knew who he was still.</w:t>
+      </w:r>
+    </w:p>
+    <w:p>
+      <w:pPr>
+        <w:rPr>
+          <w:rFonts w:cs="Times New Roman"/>
+        </w:rPr>
+      </w:pPr>
+      <w:r>
+        <w:rPr>
+          <w:rFonts w:cs="Times New Roman"/>
+        </w:rPr>
+        <w:t xml:space="preserve">Player: </w:t>
+      </w:r>
+      <w:r>
+        <w:rPr>
+          <w:rFonts w:cs="Times New Roman"/>
+        </w:rPr>
+        <w:t xml:space="preserve">I’ll make sure he </w:t>
+      </w:r>
+      <w:r>
+        <w:rPr>
+          <w:rFonts w:cs="Times New Roman"/>
+        </w:rPr>
+        <w:t>gets it.</w:t>
+      </w:r>
+    </w:p>
+    <w:p>
+      <w:pPr>
+        <w:rPr>
+          <w:rFonts w:cs="Times New Roman"/>
+        </w:rPr>
+      </w:pPr>
+      <w:r>
+        <w:rPr>
+          <w:rFonts w:cs="Times New Roman"/>
+        </w:rPr>
+        <w:t xml:space="preserve">*You and Gaia’s Advocates leave </w:t>
+      </w:r>
+      <w:r>
+        <w:rPr>
+          <w:rFonts w:cs="Times New Roman"/>
+        </w:rPr>
+        <w:t xml:space="preserve">the </w:t>
+      </w:r>
+      <w:r>
+        <w:rPr>
+          <w:rFonts w:cs="Times New Roman"/>
+        </w:rPr>
+        <w:t>mayor’s</w:t>
+      </w:r>
+      <w:r>
+        <w:rPr>
+          <w:rFonts w:cs="Times New Roman"/>
+        </w:rPr>
+        <w:t xml:space="preserve"> house.</w:t>
+      </w:r>
+    </w:p>
+    <w:p>
+      <w:pPr>
+        <w:rPr>
+          <w:rFonts w:cs="Times New Roman"/>
+        </w:rPr>
+      </w:pPr>
+      <w:r>
+        <w:rPr>
+          <w:rFonts w:cs="Times New Roman"/>
+        </w:rPr>
+        <w:t>Alistair: You finally finished gossiping in there?</w:t>
+      </w:r>
+    </w:p>
+    <w:p>
+      <w:pPr>
+        <w:rPr>
+          <w:rFonts w:cs="Times New Roman"/>
+        </w:rPr>
+      </w:pPr>
+      <w:r>
+        <w:rPr>
+          <w:rFonts w:cs="Times New Roman"/>
+        </w:rPr>
+        <w:t>Player: …</w:t>
+      </w:r>
+    </w:p>
+    <w:p>
+      <w:pPr>
+        <w:rPr>
+          <w:rFonts w:cs="Times New Roman"/>
+        </w:rPr>
+      </w:pPr>
+      <w:r>
+        <w:rPr>
+          <w:rFonts w:cs="Times New Roman"/>
+        </w:rPr>
+        <w:t xml:space="preserve">Alistair: </w:t>
+      </w:r>
+      <w:r>
+        <w:rPr>
+          <w:rFonts w:cs="Times New Roman"/>
+        </w:rPr>
+        <w:t>We’ve got more information waiting for us back at the tavern</w:t>
       </w:r>
       <w:r>
         <w:rPr>
@@ -49311,58 +49606,329 @@
         <w:rPr>
           <w:rFonts w:cs="Times New Roman"/>
         </w:rPr>
-        <w:t>Player: I’m sure we can use this information to help your town.</w:t>
-      </w:r>
-    </w:p>
-    <w:p>
-      <w:pPr>
-        <w:rPr>
-          <w:rFonts w:cs="Times New Roman"/>
-        </w:rPr>
-      </w:pPr>
-      <w:r>
-        <w:rPr>
-          <w:rFonts w:cs="Times New Roman"/>
-        </w:rPr>
-        <w:t>Lorraine: Wait, before you go…</w:t>
-      </w:r>
-    </w:p>
-    <w:p>
-      <w:pPr>
-        <w:rPr>
-          <w:rFonts w:cs="Times New Roman"/>
-        </w:rPr>
-      </w:pPr>
-      <w:r>
-        <w:rPr>
-          <w:rFonts w:cs="Times New Roman"/>
-        </w:rPr>
-        <w:t xml:space="preserve">*Lorraine leaves </w:t>
-      </w:r>
-      <w:r>
-        <w:rPr>
-          <w:rFonts w:cs="Times New Roman"/>
-        </w:rPr>
-        <w:t>to a back room and returns holding multiple yellow arm bands</w:t>
-      </w:r>
-      <w:r>
-        <w:rPr>
-          <w:rFonts w:cs="Times New Roman"/>
-        </w:rPr>
-        <w:t xml:space="preserve"> labeled ‘REPRESENTATIVE’.</w:t>
-      </w:r>
-    </w:p>
-    <w:p>
-      <w:pPr>
-        <w:rPr>
-          <w:rFonts w:cs="Times New Roman"/>
-        </w:rPr>
-      </w:pPr>
-      <w:r>
-        <w:rPr>
-          <w:rFonts w:cs="Times New Roman"/>
-        </w:rPr>
-        <w:t>Lorraine: I was told to give these to people I see fit to act on my behalf by the soldiers when they arrived since I’ve been put on a protective detail</w:t>
+        <w:t>Alistair: Pick your sitter</w:t>
+      </w:r>
+      <w:r>
+        <w:rPr>
+          <w:rFonts w:cs="Times New Roman"/>
+        </w:rPr>
+        <w:t xml:space="preserve"> so the rest of us can get back to work.</w:t>
+      </w:r>
+    </w:p>
+    <w:p>
+      <w:pPr>
+        <w:rPr>
+          <w:rFonts w:cs="Times New Roman"/>
+        </w:rPr>
+      </w:pPr>
+      <w:r>
+        <w:rPr>
+          <w:rFonts w:cs="Times New Roman"/>
+        </w:rPr>
+        <w:t>Select a Partner</w:t>
+      </w:r>
+    </w:p>
+    <w:p>
+      <w:pPr>
+        <w:rPr>
+          <w:rFonts w:cs="Times New Roman"/>
+          <w:b/>
+          <w:bCs/>
+        </w:rPr>
+      </w:pPr>
+      <w:r>
+        <w:rPr>
+          <w:rFonts w:cs="Times New Roman"/>
+          <w:b/>
+          <w:bCs/>
+        </w:rPr>
+        <w:t>**(Alistair/Julian/Camille/Lowen)</w:t>
+      </w:r>
+    </w:p>
+    <w:p>
+      <w:pPr>
+        <w:rPr>
+          <w:rFonts w:cs="Times New Roman"/>
+          <w:b/>
+          <w:bCs/>
+        </w:rPr>
+      </w:pPr>
+      <w:r>
+        <w:rPr>
+          <w:rFonts w:cs="Times New Roman"/>
+          <w:b/>
+          <w:bCs/>
+        </w:rPr>
+        <w:t>----------------------------------------------------------</w:t>
+      </w:r>
+    </w:p>
+    <w:p>
+      <w:pPr>
+        <w:rPr>
+          <w:rFonts w:cs="Times New Roman"/>
+          <w:b/>
+          <w:bCs/>
+        </w:rPr>
+      </w:pPr>
+      <w:r>
+        <w:rPr>
+          <w:rFonts w:cs="Times New Roman"/>
+          <w:b/>
+          <w:bCs/>
+        </w:rPr>
+        <w:t>(Alistair)</w:t>
+      </w:r>
+    </w:p>
+    <w:p>
+      <w:pPr>
+        <w:rPr>
+          <w:rFonts w:cs="Times New Roman"/>
+        </w:rPr>
+      </w:pPr>
+      <w:r>
+        <w:rPr>
+          <w:rFonts w:cs="Times New Roman"/>
+        </w:rPr>
+        <w:t>Alistair: Of course…</w:t>
+      </w:r>
+    </w:p>
+    <w:p>
+      <w:pPr>
+        <w:rPr>
+          <w:rFonts w:cs="Times New Roman"/>
+        </w:rPr>
+      </w:pPr>
+      <w:r>
+        <w:rPr>
+          <w:rFonts w:cs="Times New Roman"/>
+        </w:rPr>
+        <w:t>Alistair: Get moving, wretch.</w:t>
+      </w:r>
+    </w:p>
+    <w:p>
+      <w:pPr>
+        <w:rPr>
+          <w:rFonts w:cs="Times New Roman"/>
+          <w:b/>
+          <w:bCs/>
+        </w:rPr>
+      </w:pPr>
+      <w:r>
+        <w:rPr>
+          <w:rFonts w:cs="Times New Roman"/>
+          <w:b/>
+          <w:bCs/>
+        </w:rPr>
+        <w:t xml:space="preserve">**Return to Birkdale </w:t>
+      </w:r>
+      <w:r>
+        <w:rPr>
+          <w:rFonts w:cs="Times New Roman"/>
+          <w:b/>
+          <w:bCs/>
+        </w:rPr>
+        <w:t>Village</w:t>
+      </w:r>
+      <w:r>
+        <w:rPr>
+          <w:rFonts w:cs="Times New Roman"/>
+          <w:b/>
+          <w:bCs/>
+        </w:rPr>
+        <w:t xml:space="preserve"> </w:t>
+      </w:r>
+      <w:r>
+        <w:rPr>
+          <w:rFonts w:cs="Times New Roman"/>
+          <w:b/>
+          <w:bCs/>
+        </w:rPr>
+        <w:t>Townsquare</w:t>
+      </w:r>
+    </w:p>
+    <w:p>
+      <w:pPr>
+        <w:rPr>
+          <w:rFonts w:cs="Times New Roman"/>
+          <w:b/>
+          <w:bCs/>
+        </w:rPr>
+      </w:pPr>
+      <w:r>
+        <w:rPr>
+          <w:rFonts w:cs="Times New Roman"/>
+          <w:b/>
+          <w:bCs/>
+        </w:rPr>
+        <w:t>---------------------------------------------------------</w:t>
+      </w:r>
+    </w:p>
+    <w:p>
+      <w:pPr>
+        <w:rPr>
+          <w:rFonts w:cs="Times New Roman"/>
+          <w:b/>
+          <w:bCs/>
+        </w:rPr>
+      </w:pPr>
+      <w:r>
+        <w:rPr>
+          <w:rFonts w:cs="Times New Roman"/>
+          <w:b/>
+          <w:bCs/>
+        </w:rPr>
+        <w:t>(Julian)</w:t>
+      </w:r>
+    </w:p>
+    <w:p>
+      <w:pPr>
+        <w:rPr>
+          <w:rFonts w:cs="Times New Roman"/>
+        </w:rPr>
+      </w:pPr>
+      <w:r>
+        <w:rPr>
+          <w:rFonts w:cs="Times New Roman"/>
+        </w:rPr>
+        <w:t>Julain: Me?</w:t>
+      </w:r>
+    </w:p>
+    <w:p>
+      <w:pPr>
+        <w:rPr>
+          <w:rFonts w:cs="Times New Roman"/>
+        </w:rPr>
+      </w:pPr>
+      <w:r>
+        <w:rPr>
+          <w:rFonts w:cs="Times New Roman"/>
+        </w:rPr>
+        <w:t>Julain: Let’s go~!</w:t>
+      </w:r>
+    </w:p>
+    <w:p>
+      <w:pPr>
+        <w:rPr>
+          <w:rFonts w:cs="Times New Roman"/>
+        </w:rPr>
+      </w:pPr>
+      <w:r>
+        <w:rPr>
+          <w:rFonts w:cs="Times New Roman"/>
+        </w:rPr>
+        <w:t>Julian: Can we stop by the electronic shop over there?</w:t>
+      </w:r>
+    </w:p>
+    <w:p>
+      <w:pPr>
+        <w:rPr>
+          <w:rFonts w:cs="Times New Roman"/>
+        </w:rPr>
+      </w:pPr>
+      <w:r>
+        <w:rPr>
+          <w:rFonts w:cs="Times New Roman"/>
+        </w:rPr>
+        <w:t>Julian: I’ve been dying to head in there since I saw it!</w:t>
+      </w:r>
+    </w:p>
+    <w:p>
+      <w:pPr>
+        <w:rPr>
+          <w:rFonts w:cs="Times New Roman"/>
+          <w:b/>
+          <w:bCs/>
+        </w:rPr>
+      </w:pPr>
+      <w:r>
+        <w:rPr>
+          <w:rFonts w:cs="Times New Roman"/>
+          <w:b/>
+          <w:bCs/>
+        </w:rPr>
+        <w:t xml:space="preserve">**Return to Birkdale </w:t>
+      </w:r>
+      <w:r>
+        <w:rPr>
+          <w:rFonts w:cs="Times New Roman"/>
+          <w:b/>
+          <w:bCs/>
+        </w:rPr>
+        <w:t xml:space="preserve">Village </w:t>
+      </w:r>
+      <w:r>
+        <w:rPr>
+          <w:rFonts w:cs="Times New Roman"/>
+          <w:b/>
+          <w:bCs/>
+        </w:rPr>
+        <w:t>Townsquare</w:t>
+      </w:r>
+    </w:p>
+    <w:p>
+      <w:pPr>
+        <w:rPr>
+          <w:rFonts w:cs="Times New Roman"/>
+          <w:b/>
+          <w:bCs/>
+        </w:rPr>
+      </w:pPr>
+      <w:r>
+        <w:rPr>
+          <w:rFonts w:cs="Times New Roman"/>
+          <w:b/>
+          <w:bCs/>
+        </w:rPr>
+        <w:lastRenderedPageBreak/>
+        <w:t>----------------------------------------------------------</w:t>
+      </w:r>
+    </w:p>
+    <w:p>
+      <w:pPr>
+        <w:rPr>
+          <w:rFonts w:cs="Times New Roman"/>
+          <w:b/>
+          <w:bCs/>
+        </w:rPr>
+      </w:pPr>
+      <w:r>
+        <w:rPr>
+          <w:rFonts w:cs="Times New Roman"/>
+          <w:b/>
+          <w:bCs/>
+        </w:rPr>
+        <w:t>(Camille)</w:t>
+      </w:r>
+    </w:p>
+    <w:p>
+      <w:pPr>
+        <w:rPr>
+          <w:rFonts w:cs="Times New Roman"/>
+        </w:rPr>
+      </w:pPr>
+      <w:r>
+        <w:rPr>
+          <w:rFonts w:cs="Times New Roman"/>
+        </w:rPr>
+        <w:t>*</w:t>
+      </w:r>
+      <w:r>
+        <w:rPr>
+          <w:rFonts w:cs="Times New Roman"/>
+        </w:rPr>
+        <w:t xml:space="preserve">You notice that Camille is lost in thought </w:t>
+      </w:r>
+      <w:r>
+        <w:rPr>
+          <w:rFonts w:cs="Times New Roman"/>
+        </w:rPr>
+        <w:t>gazing</w:t>
+      </w:r>
+      <w:r>
+        <w:rPr>
+          <w:rFonts w:cs="Times New Roman"/>
+        </w:rPr>
+        <w:t xml:space="preserve"> at her cloak clasp</w:t>
       </w:r>
       <w:r>
         <w:rPr>
@@ -49381,269 +49947,2050 @@
         <w:rPr>
           <w:rFonts w:cs="Times New Roman"/>
         </w:rPr>
-        <w:t>Lorraine: With these, you’ll be able to enter the refugee center and it should help you g</w:t>
-      </w:r>
-      <w:r>
-        <w:rPr>
-          <w:rFonts w:cs="Times New Roman"/>
-        </w:rPr>
-        <w:t>et into Hunter’s Pointe.</w:t>
-      </w:r>
-    </w:p>
-    <w:p>
-      <w:pPr>
-        <w:rPr>
-          <w:rFonts w:cs="Times New Roman"/>
-        </w:rPr>
-      </w:pPr>
-      <w:r>
-        <w:rPr>
-          <w:rFonts w:cs="Times New Roman"/>
-        </w:rPr>
-        <w:t>Lorraine: Hopefully.</w:t>
-      </w:r>
-    </w:p>
-    <w:p>
-      <w:pPr>
-        <w:rPr>
-          <w:rFonts w:cs="Times New Roman"/>
-        </w:rPr>
-      </w:pPr>
-      <w:r>
-        <w:rPr>
-          <w:rFonts w:cs="Times New Roman"/>
-        </w:rPr>
-        <w:t>Player: Thanks.</w:t>
-      </w:r>
-    </w:p>
-    <w:p>
-      <w:pPr>
-        <w:rPr>
-          <w:rFonts w:cs="Times New Roman"/>
-        </w:rPr>
-      </w:pPr>
-      <w:r>
-        <w:rPr>
-          <w:rFonts w:cs="Times New Roman"/>
-        </w:rPr>
-        <w:t>*You’ve received the Representative Arm B</w:t>
-      </w:r>
-      <w:r>
-        <w:rPr>
-          <w:rFonts w:cs="Times New Roman"/>
-        </w:rPr>
-        <w:t>ands!</w:t>
-      </w:r>
-    </w:p>
-    <w:p>
-      <w:pPr>
-        <w:rPr>
-          <w:rFonts w:cs="Times New Roman"/>
-        </w:rPr>
-      </w:pPr>
-      <w:r>
-        <w:rPr>
-          <w:rFonts w:cs="Times New Roman"/>
-        </w:rPr>
-        <w:t>*This arm and grants you access and safe passage to other areas</w:t>
-      </w:r>
-      <w:r>
-        <w:rPr>
-          <w:rFonts w:cs="Times New Roman"/>
-        </w:rPr>
-        <w:t xml:space="preserve"> in Birkdale and Hunter’s Pointe.</w:t>
-      </w:r>
-    </w:p>
-    <w:p>
-      <w:pPr>
-        <w:rPr>
-          <w:rFonts w:cs="Times New Roman"/>
-        </w:rPr>
-      </w:pPr>
-      <w:r>
-        <w:rPr>
-          <w:rFonts w:cs="Times New Roman"/>
-        </w:rPr>
-        <w:t>Player: If we get to Birkdale and find Stefan, is there anything you want us to tell him?</w:t>
-      </w:r>
-    </w:p>
-    <w:p>
-      <w:pPr>
-        <w:rPr>
-          <w:rFonts w:cs="Times New Roman"/>
-        </w:rPr>
-      </w:pPr>
-      <w:r>
-        <w:rPr>
-          <w:rFonts w:cs="Times New Roman"/>
-        </w:rPr>
-        <w:t>Player: A message to pass along?</w:t>
-      </w:r>
-    </w:p>
-    <w:p>
-      <w:pPr>
-        <w:rPr>
-          <w:rFonts w:cs="Times New Roman"/>
-        </w:rPr>
-      </w:pPr>
-      <w:r>
-        <w:rPr>
-          <w:rFonts w:cs="Times New Roman"/>
-        </w:rPr>
-        <w:t>Lorraine: …</w:t>
-      </w:r>
-    </w:p>
-    <w:p>
-      <w:pPr>
-        <w:rPr>
-          <w:rFonts w:cs="Times New Roman"/>
-        </w:rPr>
-      </w:pPr>
-      <w:r>
-        <w:rPr>
-          <w:rFonts w:cs="Times New Roman"/>
-        </w:rPr>
-        <w:t xml:space="preserve">Lorraine: </w:t>
-      </w:r>
-      <w:r>
-        <w:rPr>
-          <w:rFonts w:cs="Times New Roman"/>
-        </w:rPr>
-        <w:t>I just…</w:t>
-      </w:r>
-    </w:p>
-    <w:p>
-      <w:pPr>
-        <w:rPr>
-          <w:rFonts w:cs="Times New Roman"/>
-        </w:rPr>
-      </w:pPr>
-      <w:r>
-        <w:rPr>
-          <w:rFonts w:cs="Times New Roman"/>
-        </w:rPr>
-        <w:t>Lorraine: I just want him to know I would’ve said yes.</w:t>
-      </w:r>
-    </w:p>
-    <w:p>
-      <w:pPr>
-        <w:rPr>
-          <w:rFonts w:cs="Times New Roman"/>
-        </w:rPr>
-      </w:pPr>
-      <w:r>
-        <w:rPr>
-          <w:rFonts w:cs="Times New Roman"/>
-        </w:rPr>
-        <w:t>Lorraine: I would still say yes</w:t>
-      </w:r>
-      <w:r>
-        <w:rPr>
-          <w:rFonts w:cs="Times New Roman"/>
-        </w:rPr>
-        <w:t xml:space="preserve"> if I just knew who he was still.</w:t>
-      </w:r>
-    </w:p>
-    <w:p>
-      <w:pPr>
-        <w:rPr>
-          <w:rFonts w:cs="Times New Roman"/>
-        </w:rPr>
-      </w:pPr>
-      <w:r>
-        <w:rPr>
-          <w:rFonts w:cs="Times New Roman"/>
-        </w:rPr>
-        <w:t xml:space="preserve">Player: </w:t>
-      </w:r>
-      <w:r>
-        <w:rPr>
-          <w:rFonts w:cs="Times New Roman"/>
-        </w:rPr>
-        <w:t xml:space="preserve">I’ll make sure he </w:t>
-      </w:r>
-      <w:r>
-        <w:rPr>
-          <w:rFonts w:cs="Times New Roman"/>
-        </w:rPr>
-        <w:t>gets it.</w:t>
-      </w:r>
-    </w:p>
-    <w:p>
-      <w:pPr>
-        <w:rPr>
-          <w:rFonts w:cs="Times New Roman"/>
-        </w:rPr>
-      </w:pPr>
-      <w:r>
-        <w:rPr>
-          <w:rFonts w:cs="Times New Roman"/>
+        <w:t xml:space="preserve">Camille: We are the symbol </w:t>
+      </w:r>
+      <w:r>
+        <w:rPr>
+          <w:rFonts w:cs="Times New Roman"/>
+        </w:rPr>
+        <w:t>of strength that the people need right now.</w:t>
+      </w:r>
+    </w:p>
+    <w:p>
+      <w:pPr>
+        <w:rPr>
+          <w:rFonts w:cs="Times New Roman"/>
+        </w:rPr>
+      </w:pPr>
+      <w:r>
+        <w:rPr>
+          <w:rFonts w:cs="Times New Roman"/>
+        </w:rPr>
+        <w:t>Camille: We need to help them</w:t>
+      </w:r>
+      <w:r>
+        <w:rPr>
+          <w:rFonts w:cs="Times New Roman"/>
+        </w:rPr>
+        <w:t xml:space="preserve">. </w:t>
+      </w:r>
+    </w:p>
+    <w:p>
+      <w:pPr>
+        <w:rPr>
+          <w:rFonts w:cs="Times New Roman"/>
+        </w:rPr>
+      </w:pPr>
+      <w:r>
+        <w:rPr>
+          <w:rFonts w:cs="Times New Roman"/>
+        </w:rPr>
+        <w:t>Camille: For Ronan, if no one else.</w:t>
+      </w:r>
+    </w:p>
+    <w:p>
+      <w:pPr>
+        <w:rPr>
+          <w:rFonts w:cs="Times New Roman"/>
+          <w:b/>
+          <w:bCs/>
+        </w:rPr>
+      </w:pPr>
+      <w:r>
+        <w:rPr>
+          <w:rFonts w:cs="Times New Roman"/>
+          <w:b/>
+          <w:bCs/>
+        </w:rPr>
+        <w:t xml:space="preserve">**Return to Birkdale </w:t>
+      </w:r>
+      <w:r>
+        <w:rPr>
+          <w:rFonts w:cs="Times New Roman"/>
+          <w:b/>
+          <w:bCs/>
+        </w:rPr>
+        <w:t xml:space="preserve">Village </w:t>
+      </w:r>
+      <w:r>
+        <w:rPr>
+          <w:rFonts w:cs="Times New Roman"/>
+          <w:b/>
+          <w:bCs/>
+        </w:rPr>
+        <w:t>Townsquare</w:t>
+      </w:r>
+    </w:p>
+    <w:p>
+      <w:pPr>
+        <w:rPr>
+          <w:rFonts w:cs="Times New Roman"/>
+          <w:b/>
+          <w:bCs/>
+        </w:rPr>
+      </w:pPr>
+      <w:r>
+        <w:rPr>
+          <w:rFonts w:cs="Times New Roman"/>
+          <w:b/>
+          <w:bCs/>
+        </w:rPr>
+        <w:t>---------------------------------------------------------</w:t>
+      </w:r>
+    </w:p>
+    <w:p>
+      <w:pPr>
+        <w:rPr>
+          <w:rFonts w:cs="Times New Roman"/>
+          <w:b/>
+          <w:bCs/>
+        </w:rPr>
+      </w:pPr>
+      <w:r>
+        <w:rPr>
+          <w:rFonts w:cs="Times New Roman"/>
+          <w:b/>
+          <w:bCs/>
+        </w:rPr>
+        <w:t>(Lowen)</w:t>
+      </w:r>
+    </w:p>
+    <w:p>
+      <w:pPr>
+        <w:rPr>
+          <w:rFonts w:cs="Times New Roman"/>
+        </w:rPr>
+      </w:pPr>
+      <w:r>
+        <w:rPr>
+          <w:rFonts w:cs="Times New Roman"/>
+        </w:rPr>
+        <w:t>Alistair: Do you see that drunkard here?</w:t>
+      </w:r>
+    </w:p>
+    <w:p>
+      <w:pPr>
+        <w:rPr>
+          <w:rFonts w:cs="Times New Roman"/>
+        </w:rPr>
+      </w:pPr>
+      <w:r>
+        <w:rPr>
+          <w:rFonts w:cs="Times New Roman"/>
+        </w:rPr>
+        <w:t xml:space="preserve">Alistair: He’s still </w:t>
+      </w:r>
+      <w:r>
+        <w:rPr>
+          <w:rFonts w:cs="Times New Roman"/>
+        </w:rPr>
+        <w:t>puking in a bucket at the Baron’s.</w:t>
+      </w:r>
+    </w:p>
+    <w:p>
+      <w:pPr>
+        <w:rPr>
+          <w:rFonts w:cs="Times New Roman"/>
+        </w:rPr>
+      </w:pPr>
+      <w:r>
+        <w:rPr>
+          <w:rFonts w:cs="Times New Roman"/>
+        </w:rPr>
+        <w:t>Alistair: As he deserves</w:t>
+      </w:r>
+      <w:r>
+        <w:rPr>
+          <w:rFonts w:cs="Times New Roman"/>
+        </w:rPr>
+        <w:t xml:space="preserve">. </w:t>
+      </w:r>
+    </w:p>
+    <w:p>
+      <w:pPr>
+        <w:rPr>
+          <w:rFonts w:cs="Times New Roman"/>
+        </w:rPr>
+      </w:pPr>
+      <w:r>
+        <w:rPr>
+          <w:rFonts w:cs="Times New Roman"/>
+        </w:rPr>
+        <w:t>Alistair:</w:t>
+      </w:r>
+      <w:r>
+        <w:rPr>
+          <w:rFonts w:cs="Times New Roman"/>
+        </w:rPr>
+        <w:t xml:space="preserve"> Unless you’re drunk too, pick someone else.</w:t>
+      </w:r>
+    </w:p>
+    <w:p>
+      <w:pPr>
+        <w:rPr>
+          <w:rFonts w:cs="Times New Roman"/>
+        </w:rPr>
+      </w:pPr>
+      <w:r>
+        <w:rPr>
+          <w:rFonts w:cs="Times New Roman"/>
+        </w:rPr>
+        <w:t>Alistair: You’re not getting out of this that easily, wretch.</w:t>
+      </w:r>
+    </w:p>
+    <w:p>
+      <w:pPr>
+        <w:rPr>
+          <w:rFonts w:cs="Times New Roman"/>
+          <w:b/>
+          <w:bCs/>
+        </w:rPr>
+      </w:pPr>
+      <w:r>
+        <w:rPr>
+          <w:rFonts w:cs="Times New Roman"/>
+          <w:b/>
+          <w:bCs/>
+        </w:rPr>
+        <w:t>**Return to Previous Options</w:t>
+      </w:r>
+    </w:p>
+    <w:p>
+      <w:pPr>
+        <w:rPr>
+          <w:rFonts w:cs="Times New Roman"/>
+          <w:b/>
+          <w:bCs/>
+        </w:rPr>
+      </w:pPr>
+      <w:r>
+        <w:rPr>
+          <w:rFonts w:cs="Times New Roman"/>
+          <w:b/>
+          <w:bCs/>
+        </w:rPr>
+        <w:t>------------------------------------------------------------</w:t>
+      </w:r>
+      <w:r>
+        <w:rPr>
+          <w:rFonts w:cs="Times New Roman"/>
+          <w:b/>
+          <w:bCs/>
+        </w:rPr>
+        <w:t>---------------------------------------------------------</w:t>
+      </w:r>
+    </w:p>
+    <w:p>
+      <w:pPr>
+        <w:rPr>
+          <w:rFonts w:cs="Times New Roman"/>
+          <w:b/>
+        </w:rPr>
+      </w:pPr>
+      <w:r>
+        <w:rPr>
+          <w:rFonts w:cs="Times New Roman"/>
+          <w:b/>
+        </w:rPr>
+        <w:t>(Exercising Platoon)</w:t>
+      </w:r>
+    </w:p>
+    <w:p>
+      <w:pPr>
+        <w:rPr>
+          <w:rFonts w:cs="Times New Roman"/>
+          <w:bCs/>
+        </w:rPr>
+      </w:pPr>
+      <w:r>
+        <w:rPr>
+          <w:rFonts w:cs="Times New Roman"/>
+          <w:bCs/>
+        </w:rPr>
+        <w:t>*</w:t>
+      </w:r>
+      <w:r>
+        <w:rPr>
+          <w:rFonts w:cs="Times New Roman"/>
+          <w:bCs/>
+        </w:rPr>
+        <w:t xml:space="preserve">A </w:t>
+      </w:r>
+      <w:r>
+        <w:rPr>
+          <w:rFonts w:cs="Times New Roman"/>
+          <w:bCs/>
+        </w:rPr>
+        <w:t>mixed group of soldiers wearing black and yellow winter exercising uniforms and civilians</w:t>
+      </w:r>
+      <w:r>
+        <w:rPr>
+          <w:rFonts w:cs="Times New Roman"/>
+          <w:bCs/>
+        </w:rPr>
+        <w:t>, both human and Altered,</w:t>
+      </w:r>
+      <w:r>
+        <w:rPr>
+          <w:rFonts w:cs="Times New Roman"/>
+          <w:bCs/>
+        </w:rPr>
+        <w:t xml:space="preserve"> </w:t>
+      </w:r>
+      <w:r>
+        <w:rPr>
+          <w:rFonts w:cs="Times New Roman"/>
+          <w:bCs/>
+        </w:rPr>
+        <w:t>march a</w:t>
+      </w:r>
+      <w:r>
+        <w:rPr>
+          <w:rFonts w:cs="Times New Roman"/>
+          <w:bCs/>
+        </w:rPr>
+        <w:t>round a street corner</w:t>
+      </w:r>
+      <w:r>
+        <w:rPr>
+          <w:rFonts w:cs="Times New Roman"/>
+          <w:bCs/>
+        </w:rPr>
+        <w:t xml:space="preserve"> with a leader offset to the group’s side.</w:t>
+      </w:r>
+    </w:p>
+    <w:p>
+      <w:pPr>
+        <w:rPr>
+          <w:rFonts w:cs="Times New Roman"/>
+          <w:bCs/>
+        </w:rPr>
+      </w:pPr>
+      <w:r>
+        <w:rPr>
+          <w:rFonts w:cs="Times New Roman"/>
+          <w:bCs/>
+        </w:rPr>
+        <w:t>----------------------------------------------------</w:t>
+      </w:r>
+    </w:p>
+    <w:p>
+      <w:pPr>
+        <w:rPr>
+          <w:rFonts w:cs="Times New Roman"/>
+          <w:b/>
+        </w:rPr>
+      </w:pPr>
+      <w:r>
+        <w:rPr>
+          <w:rFonts w:cs="Times New Roman"/>
+          <w:b/>
+        </w:rPr>
+        <w:t>**(Based on random value</w:t>
+      </w:r>
+      <w:r>
+        <w:rPr>
+          <w:rFonts w:cs="Times New Roman"/>
+          <w:b/>
+        </w:rPr>
+        <w:t xml:space="preserve"> decided by engine) </w:t>
+      </w:r>
+    </w:p>
+    <w:p>
+      <w:pPr>
+        <w:rPr>
+          <w:rFonts w:cs="Times New Roman"/>
+          <w:b/>
+        </w:rPr>
+      </w:pPr>
+      <w:r>
+        <w:rPr>
+          <w:rFonts w:cs="Times New Roman"/>
+          <w:b/>
+        </w:rPr>
+        <w:t>*(Value 1</w:t>
+      </w:r>
+      <w:r>
+        <w:rPr>
+          <w:rFonts w:cs="Times New Roman"/>
+          <w:b/>
+        </w:rPr>
+        <w:t xml:space="preserve"> – Everywhere We Go</w:t>
+      </w:r>
+      <w:r>
+        <w:rPr>
+          <w:rFonts w:cs="Times New Roman"/>
+          <w:b/>
+        </w:rPr>
+        <w:t>)</w:t>
+      </w:r>
+    </w:p>
+    <w:p>
+      <w:pPr>
+        <w:rPr>
+          <w:rFonts w:cs="Times New Roman"/>
+        </w:rPr>
+      </w:pPr>
+      <w:r>
+        <w:rPr>
+          <w:rFonts w:cs="Times New Roman"/>
+          <w:bCs/>
+        </w:rPr>
+        <w:t xml:space="preserve">Offset Leader: </w:t>
+      </w:r>
+      <w:r>
+        <w:rPr>
+          <w:rFonts w:cs="Times New Roman"/>
+        </w:rPr>
+        <w:t>Everywhere we go~!</w:t>
+      </w:r>
+    </w:p>
+    <w:p>
+      <w:pPr>
+        <w:rPr>
+          <w:rFonts w:cs="Times New Roman"/>
+        </w:rPr>
+      </w:pPr>
+      <w:r>
+        <w:rPr>
+          <w:rFonts w:cs="Times New Roman"/>
+          <w:bCs/>
+        </w:rPr>
+        <w:t xml:space="preserve">Running Group: </w:t>
+      </w:r>
+      <w:r>
+        <w:rPr>
+          <w:rFonts w:cs="Times New Roman"/>
+        </w:rPr>
+        <w:t>Everywhere we go~!</w:t>
+      </w:r>
+    </w:p>
+    <w:p>
+      <w:pPr>
+        <w:rPr>
+          <w:rFonts w:cs="Times New Roman"/>
+        </w:rPr>
+      </w:pPr>
+      <w:r>
+        <w:rPr>
+          <w:rFonts w:cs="Times New Roman"/>
+          <w:bCs/>
+        </w:rPr>
+        <w:t xml:space="preserve">Offset Leader: </w:t>
+      </w:r>
+      <w:r>
+        <w:rPr>
+          <w:rFonts w:cs="Times New Roman"/>
+        </w:rPr>
+        <w:t>People wanna know~!</w:t>
+      </w:r>
+    </w:p>
+    <w:p>
+      <w:pPr>
+        <w:rPr>
+          <w:rFonts w:cs="Times New Roman"/>
+        </w:rPr>
+      </w:pPr>
+      <w:r>
+        <w:rPr>
+          <w:rFonts w:cs="Times New Roman"/>
+          <w:bCs/>
+        </w:rPr>
+        <w:t xml:space="preserve">Running Group: </w:t>
+      </w:r>
+      <w:r>
+        <w:rPr>
+          <w:rFonts w:cs="Times New Roman"/>
+        </w:rPr>
+        <w:t>People wanna know~!</w:t>
+      </w:r>
+    </w:p>
+    <w:p>
+      <w:pPr>
+        <w:rPr>
+          <w:rFonts w:cs="Times New Roman"/>
+        </w:rPr>
+      </w:pPr>
+      <w:r>
+        <w:rPr>
+          <w:rFonts w:cs="Times New Roman"/>
+          <w:bCs/>
+        </w:rPr>
+        <w:t>Offset Leader:</w:t>
+      </w:r>
+      <w:r>
+        <w:rPr>
+          <w:rFonts w:cs="Times New Roman"/>
+          <w:bCs/>
+        </w:rPr>
+        <w:t xml:space="preserve"> </w:t>
+      </w:r>
+      <w:r>
+        <w:rPr>
+          <w:rFonts w:cs="Times New Roman"/>
+        </w:rPr>
+        <w:t>Who~ we are~!</w:t>
+      </w:r>
+    </w:p>
+    <w:p>
+      <w:pPr>
+        <w:rPr>
+          <w:rFonts w:cs="Times New Roman"/>
+        </w:rPr>
+      </w:pPr>
+      <w:r>
+        <w:rPr>
+          <w:rFonts w:cs="Times New Roman"/>
+          <w:bCs/>
         </w:rPr>
         <w:lastRenderedPageBreak/>
-        <w:t xml:space="preserve">*You and Gaia’s Advocates leave </w:t>
-      </w:r>
-      <w:r>
-        <w:rPr>
-          <w:rFonts w:cs="Times New Roman"/>
-        </w:rPr>
-        <w:t xml:space="preserve">the </w:t>
-      </w:r>
-      <w:r>
-        <w:rPr>
-          <w:rFonts w:cs="Times New Roman"/>
-        </w:rPr>
-        <w:t>mayor’s</w:t>
-      </w:r>
-      <w:r>
-        <w:rPr>
-          <w:rFonts w:cs="Times New Roman"/>
-        </w:rPr>
-        <w:t xml:space="preserve"> house.</w:t>
-      </w:r>
-    </w:p>
-    <w:p>
-      <w:pPr>
-        <w:rPr>
-          <w:rFonts w:cs="Times New Roman"/>
-        </w:rPr>
-      </w:pPr>
-      <w:r>
-        <w:rPr>
-          <w:rFonts w:cs="Times New Roman"/>
-        </w:rPr>
-        <w:t>Alistair: You finally finished gossiping in there?</w:t>
-      </w:r>
-    </w:p>
-    <w:p>
-      <w:pPr>
-        <w:rPr>
-          <w:rFonts w:cs="Times New Roman"/>
-        </w:rPr>
-      </w:pPr>
-      <w:r>
-        <w:rPr>
-          <w:rFonts w:cs="Times New Roman"/>
-        </w:rPr>
-        <w:t>Player: …</w:t>
-      </w:r>
-    </w:p>
-    <w:p>
-      <w:pPr>
-        <w:rPr>
-          <w:rFonts w:cs="Times New Roman"/>
-        </w:rPr>
-      </w:pPr>
-      <w:r>
-        <w:rPr>
-          <w:rFonts w:cs="Times New Roman"/>
-        </w:rPr>
-        <w:t xml:space="preserve">Alistair: </w:t>
-      </w:r>
-      <w:r>
-        <w:rPr>
-          <w:rFonts w:cs="Times New Roman"/>
-        </w:rPr>
-        <w:t>We’ve got more information waiting for us back at the tavern</w:t>
+        <w:t>Running Group:</w:t>
+      </w:r>
+      <w:r>
+        <w:rPr>
+          <w:rFonts w:cs="Times New Roman"/>
+          <w:bCs/>
+        </w:rPr>
+        <w:t xml:space="preserve"> </w:t>
+      </w:r>
+      <w:r>
+        <w:rPr>
+          <w:rFonts w:cs="Times New Roman"/>
+        </w:rPr>
+        <w:t>Who~ we are~!</w:t>
+      </w:r>
+    </w:p>
+    <w:p>
+      <w:pPr>
+        <w:rPr>
+          <w:rFonts w:cs="Times New Roman"/>
+        </w:rPr>
+      </w:pPr>
+      <w:r>
+        <w:rPr>
+          <w:rFonts w:cs="Times New Roman"/>
+          <w:bCs/>
+        </w:rPr>
+        <w:t>Offset Leader:</w:t>
+      </w:r>
+      <w:r>
+        <w:rPr>
+          <w:rFonts w:cs="Times New Roman"/>
+          <w:bCs/>
+        </w:rPr>
+        <w:t xml:space="preserve"> </w:t>
+      </w:r>
+      <w:r>
+        <w:rPr>
+          <w:rFonts w:cs="Times New Roman"/>
+        </w:rPr>
+        <w:t>So we tell them!</w:t>
+      </w:r>
+    </w:p>
+    <w:p>
+      <w:pPr>
+        <w:rPr>
+          <w:rFonts w:cs="Times New Roman"/>
+        </w:rPr>
+      </w:pPr>
+      <w:r>
+        <w:rPr>
+          <w:rFonts w:cs="Times New Roman"/>
+          <w:bCs/>
+        </w:rPr>
+        <w:t>Running Group:</w:t>
+      </w:r>
+      <w:r>
+        <w:rPr>
+          <w:rFonts w:cs="Times New Roman"/>
+          <w:bCs/>
+        </w:rPr>
+        <w:t xml:space="preserve"> </w:t>
+      </w:r>
+      <w:r>
+        <w:rPr>
+          <w:rFonts w:cs="Times New Roman"/>
+        </w:rPr>
+        <w:t>So we tell them!</w:t>
+      </w:r>
+    </w:p>
+    <w:p>
+      <w:pPr>
+        <w:rPr>
+          <w:rFonts w:cs="Times New Roman"/>
+        </w:rPr>
+      </w:pPr>
+      <w:r>
+        <w:rPr>
+          <w:rFonts w:cs="Times New Roman"/>
+          <w:bCs/>
+        </w:rPr>
+        <w:t>Offset Leader:</w:t>
+      </w:r>
+      <w:r>
+        <w:rPr>
+          <w:rFonts w:cs="Times New Roman"/>
+          <w:bCs/>
+        </w:rPr>
+        <w:t xml:space="preserve"> </w:t>
+      </w:r>
+      <w:r>
+        <w:rPr>
+          <w:rFonts w:cs="Times New Roman"/>
+        </w:rPr>
+        <w:t>We are Birkdale!</w:t>
+      </w:r>
+    </w:p>
+    <w:p>
+      <w:pPr>
+        <w:rPr>
+          <w:rFonts w:cs="Times New Roman"/>
+        </w:rPr>
+      </w:pPr>
+      <w:r>
+        <w:rPr>
+          <w:rFonts w:cs="Times New Roman"/>
+          <w:bCs/>
+        </w:rPr>
+        <w:t>Running Group:</w:t>
+      </w:r>
+      <w:r>
+        <w:rPr>
+          <w:rFonts w:cs="Times New Roman"/>
+          <w:bCs/>
+        </w:rPr>
+        <w:t xml:space="preserve"> </w:t>
+      </w:r>
+      <w:r>
+        <w:rPr>
+          <w:rFonts w:cs="Times New Roman"/>
+        </w:rPr>
+        <w:t>We are Birkdale!</w:t>
+      </w:r>
+    </w:p>
+    <w:p>
+      <w:pPr>
+        <w:rPr>
+          <w:rFonts w:cs="Times New Roman"/>
+        </w:rPr>
+      </w:pPr>
+      <w:r>
+        <w:rPr>
+          <w:rFonts w:cs="Times New Roman"/>
+          <w:bCs/>
+        </w:rPr>
+        <w:t>Offset Leader:</w:t>
+      </w:r>
+      <w:r>
+        <w:rPr>
+          <w:rFonts w:cs="Times New Roman"/>
+          <w:bCs/>
+        </w:rPr>
+        <w:t xml:space="preserve"> </w:t>
+      </w:r>
+      <w:r>
+        <w:rPr>
+          <w:rFonts w:cs="Times New Roman"/>
+        </w:rPr>
+        <w:t>Mighty mighty Birkdale!</w:t>
+      </w:r>
+    </w:p>
+    <w:p>
+      <w:pPr>
+        <w:rPr>
+          <w:rFonts w:cs="Times New Roman"/>
+        </w:rPr>
+      </w:pPr>
+      <w:r>
+        <w:rPr>
+          <w:rFonts w:cs="Times New Roman"/>
+          <w:bCs/>
+        </w:rPr>
+        <w:t>Running Group:</w:t>
+      </w:r>
+      <w:r>
+        <w:rPr>
+          <w:rFonts w:cs="Times New Roman"/>
+          <w:bCs/>
+        </w:rPr>
+        <w:t xml:space="preserve"> </w:t>
+      </w:r>
+      <w:r>
+        <w:rPr>
+          <w:rFonts w:cs="Times New Roman"/>
+        </w:rPr>
+        <w:t>Mighty mighty Birkdale!</w:t>
+      </w:r>
+    </w:p>
+    <w:p>
+      <w:pPr>
+        <w:rPr>
+          <w:rFonts w:cs="Times New Roman"/>
+        </w:rPr>
+      </w:pPr>
+      <w:r>
+        <w:rPr>
+          <w:rFonts w:cs="Times New Roman"/>
+          <w:bCs/>
+        </w:rPr>
+        <w:t>Offset Leader:</w:t>
+      </w:r>
+      <w:r>
+        <w:rPr>
+          <w:rFonts w:cs="Times New Roman"/>
+          <w:bCs/>
+        </w:rPr>
+        <w:t xml:space="preserve"> </w:t>
+      </w:r>
+      <w:r>
+        <w:rPr>
+          <w:rFonts w:cs="Times New Roman"/>
+        </w:rPr>
+        <w:t>Rough-n-tough Birkdale</w:t>
+      </w:r>
+    </w:p>
+    <w:p>
+      <w:pPr>
+        <w:rPr>
+          <w:rFonts w:cs="Times New Roman"/>
+        </w:rPr>
+      </w:pPr>
+      <w:r>
+        <w:rPr>
+          <w:rFonts w:cs="Times New Roman"/>
+          <w:bCs/>
+        </w:rPr>
+        <w:t>Running Group:</w:t>
+      </w:r>
+      <w:r>
+        <w:rPr>
+          <w:rFonts w:cs="Times New Roman"/>
+          <w:bCs/>
+        </w:rPr>
+        <w:t xml:space="preserve"> </w:t>
+      </w:r>
+      <w:r>
+        <w:rPr>
+          <w:rFonts w:cs="Times New Roman"/>
+        </w:rPr>
+        <w:t>Rough-n-tough Birkdale</w:t>
+      </w:r>
+    </w:p>
+    <w:p>
+      <w:pPr>
+        <w:rPr>
+          <w:rFonts w:cs="Times New Roman"/>
+        </w:rPr>
+      </w:pPr>
+      <w:r>
+        <w:rPr>
+          <w:rFonts w:cs="Times New Roman"/>
+          <w:bCs/>
+        </w:rPr>
+        <w:t>Offset Leader:</w:t>
+      </w:r>
+      <w:r>
+        <w:rPr>
+          <w:rFonts w:cs="Times New Roman"/>
+          <w:bCs/>
+        </w:rPr>
+        <w:t xml:space="preserve"> </w:t>
+      </w:r>
+      <w:r>
+        <w:rPr>
+          <w:rFonts w:cs="Times New Roman"/>
+        </w:rPr>
+        <w:t>Straight shooting Birkdale!</w:t>
+      </w:r>
+    </w:p>
+    <w:p>
+      <w:pPr>
+        <w:rPr>
+          <w:rFonts w:cs="Times New Roman"/>
+        </w:rPr>
+      </w:pPr>
+      <w:r>
+        <w:rPr>
+          <w:rFonts w:cs="Times New Roman"/>
+          <w:bCs/>
+        </w:rPr>
+        <w:t>Running Group:</w:t>
+      </w:r>
+      <w:r>
+        <w:rPr>
+          <w:rFonts w:cs="Times New Roman"/>
+          <w:bCs/>
+        </w:rPr>
+        <w:t xml:space="preserve"> </w:t>
+      </w:r>
+      <w:r>
+        <w:rPr>
+          <w:rFonts w:cs="Times New Roman"/>
+        </w:rPr>
+        <w:t>Straight shooting Birkdale!</w:t>
+      </w:r>
+    </w:p>
+    <w:p>
+      <w:pPr>
+        <w:rPr>
+          <w:rFonts w:cs="Times New Roman"/>
+        </w:rPr>
+      </w:pPr>
+      <w:r>
+        <w:rPr>
+          <w:rFonts w:cs="Times New Roman"/>
+          <w:bCs/>
+        </w:rPr>
+        <w:t>Offset Leader:</w:t>
+      </w:r>
+      <w:r>
+        <w:rPr>
+          <w:rFonts w:cs="Times New Roman"/>
+          <w:bCs/>
+        </w:rPr>
+        <w:t xml:space="preserve"> </w:t>
+      </w:r>
+      <w:r>
+        <w:rPr>
+          <w:rFonts w:cs="Times New Roman"/>
+        </w:rPr>
+        <w:t>Better than Hunter’s!</w:t>
+      </w:r>
+    </w:p>
+    <w:p>
+      <w:pPr>
+        <w:rPr>
+          <w:rFonts w:cs="Times New Roman"/>
+        </w:rPr>
+      </w:pPr>
+      <w:r>
+        <w:rPr>
+          <w:rFonts w:cs="Times New Roman"/>
+          <w:bCs/>
+        </w:rPr>
+        <w:t>Running Group:</w:t>
+      </w:r>
+      <w:r>
+        <w:rPr>
+          <w:rFonts w:cs="Times New Roman"/>
+          <w:bCs/>
+        </w:rPr>
+        <w:t xml:space="preserve"> </w:t>
+      </w:r>
+      <w:r>
+        <w:rPr>
+          <w:rFonts w:cs="Times New Roman"/>
+        </w:rPr>
+        <w:t>Better than Hunter’s!</w:t>
+      </w:r>
+    </w:p>
+    <w:p>
+      <w:pPr>
+        <w:rPr>
+          <w:rFonts w:cs="Times New Roman"/>
+        </w:rPr>
+      </w:pPr>
+      <w:r>
+        <w:rPr>
+          <w:rFonts w:cs="Times New Roman"/>
+          <w:bCs/>
+        </w:rPr>
+        <w:t>Offset Leader:</w:t>
+      </w:r>
+      <w:r>
+        <w:rPr>
+          <w:rFonts w:cs="Times New Roman"/>
+          <w:bCs/>
+        </w:rPr>
+        <w:t xml:space="preserve"> </w:t>
+      </w:r>
+      <w:r>
+        <w:rPr>
+          <w:rFonts w:cs="Times New Roman"/>
+        </w:rPr>
+        <w:t>Big Baby Hunter’s!</w:t>
+      </w:r>
+    </w:p>
+    <w:p>
+      <w:pPr>
+        <w:rPr>
+          <w:rFonts w:cs="Times New Roman"/>
+        </w:rPr>
+      </w:pPr>
+      <w:r>
+        <w:rPr>
+          <w:rFonts w:cs="Times New Roman"/>
+          <w:bCs/>
+        </w:rPr>
+        <w:t>Running Group:</w:t>
+      </w:r>
+      <w:r>
+        <w:rPr>
+          <w:rFonts w:cs="Times New Roman"/>
+          <w:bCs/>
+        </w:rPr>
+        <w:t xml:space="preserve"> </w:t>
+      </w:r>
+      <w:r>
+        <w:rPr>
+          <w:rFonts w:cs="Times New Roman"/>
+        </w:rPr>
+        <w:t>Big Baby Hunter’s!</w:t>
+      </w:r>
+    </w:p>
+    <w:p>
+      <w:pPr>
+        <w:rPr>
+          <w:rFonts w:cs="Times New Roman"/>
+        </w:rPr>
+      </w:pPr>
+      <w:r>
+        <w:rPr>
+          <w:rFonts w:cs="Times New Roman"/>
+          <w:bCs/>
+        </w:rPr>
+        <w:t>Offset Leader:</w:t>
+      </w:r>
+      <w:r>
+        <w:rPr>
+          <w:rFonts w:cs="Times New Roman"/>
+          <w:bCs/>
+        </w:rPr>
+        <w:t xml:space="preserve"> </w:t>
+      </w:r>
+      <w:r>
+        <w:rPr>
+          <w:rFonts w:cs="Times New Roman"/>
+        </w:rPr>
+        <w:t>Better than Stefan!</w:t>
+      </w:r>
+    </w:p>
+    <w:p>
+      <w:pPr>
+        <w:rPr>
+          <w:rFonts w:cs="Times New Roman"/>
+        </w:rPr>
+      </w:pPr>
+      <w:r>
+        <w:rPr>
+          <w:rFonts w:cs="Times New Roman"/>
+          <w:bCs/>
+        </w:rPr>
+        <w:t>Running Group:</w:t>
+      </w:r>
+      <w:r>
+        <w:rPr>
+          <w:rFonts w:cs="Times New Roman"/>
+          <w:bCs/>
+        </w:rPr>
+        <w:t xml:space="preserve"> </w:t>
+      </w:r>
+      <w:r>
+        <w:rPr>
+          <w:rFonts w:cs="Times New Roman"/>
+        </w:rPr>
+        <w:t>Better than Stefan!</w:t>
+      </w:r>
+    </w:p>
+    <w:p>
+      <w:pPr>
+        <w:rPr>
+          <w:rFonts w:cs="Times New Roman"/>
+        </w:rPr>
+      </w:pPr>
+      <w:r>
+        <w:rPr>
+          <w:rFonts w:cs="Times New Roman"/>
+          <w:bCs/>
+        </w:rPr>
+        <w:t>Offset Leader:</w:t>
+      </w:r>
+      <w:r>
+        <w:rPr>
+          <w:rFonts w:cs="Times New Roman"/>
+          <w:bCs/>
+        </w:rPr>
+        <w:t xml:space="preserve"> </w:t>
+      </w:r>
+      <w:r>
+        <w:rPr>
+          <w:rFonts w:cs="Times New Roman"/>
+        </w:rPr>
+        <w:t>Chicken chicken Stefan!</w:t>
+      </w:r>
+    </w:p>
+    <w:p>
+      <w:pPr>
+        <w:rPr>
+          <w:rFonts w:cs="Times New Roman"/>
+        </w:rPr>
+      </w:pPr>
+      <w:r>
+        <w:rPr>
+          <w:rFonts w:cs="Times New Roman"/>
+          <w:bCs/>
+        </w:rPr>
+        <w:t>Running Group:</w:t>
+      </w:r>
+      <w:r>
+        <w:rPr>
+          <w:rFonts w:cs="Times New Roman"/>
+          <w:bCs/>
+        </w:rPr>
+        <w:t xml:space="preserve"> </w:t>
+      </w:r>
+      <w:r>
+        <w:rPr>
+          <w:rFonts w:cs="Times New Roman"/>
+        </w:rPr>
+        <w:t>Chicken chicken Stefan!</w:t>
+      </w:r>
+      <w:r>
+        <w:rPr>
+          <w:rFonts w:cs="Times New Roman"/>
+        </w:rPr>
+        <w:t xml:space="preserve"> (BAWK BAWK~)</w:t>
+      </w:r>
+    </w:p>
+    <w:p>
+      <w:pPr>
+        <w:rPr>
+          <w:rFonts w:cs="Times New Roman"/>
+        </w:rPr>
+      </w:pPr>
+      <w:r>
+        <w:rPr>
+          <w:rFonts w:cs="Times New Roman"/>
+          <w:bCs/>
+        </w:rPr>
+        <w:t>Offset Leader:</w:t>
+      </w:r>
+      <w:r>
+        <w:rPr>
+          <w:rFonts w:cs="Times New Roman"/>
+          <w:bCs/>
+        </w:rPr>
+        <w:t xml:space="preserve"> </w:t>
+      </w:r>
+      <w:r>
+        <w:rPr>
+          <w:rFonts w:cs="Times New Roman"/>
+        </w:rPr>
+        <w:t>We are Birkdale!</w:t>
+      </w:r>
+    </w:p>
+    <w:p>
+      <w:pPr>
+        <w:rPr>
+          <w:rFonts w:cs="Times New Roman"/>
+        </w:rPr>
+      </w:pPr>
+      <w:r>
+        <w:rPr>
+          <w:rFonts w:cs="Times New Roman"/>
+          <w:bCs/>
+        </w:rPr>
+        <w:t>Running Group:</w:t>
+      </w:r>
+      <w:r>
+        <w:rPr>
+          <w:rFonts w:cs="Times New Roman"/>
+          <w:bCs/>
+        </w:rPr>
+        <w:t xml:space="preserve"> </w:t>
+      </w:r>
+      <w:r>
+        <w:rPr>
+          <w:rFonts w:cs="Times New Roman"/>
+        </w:rPr>
+        <w:t>We are Birkdale!</w:t>
+      </w:r>
+    </w:p>
+    <w:p>
+      <w:pPr>
+        <w:rPr>
+          <w:rFonts w:cs="Times New Roman"/>
+        </w:rPr>
+      </w:pPr>
+      <w:r>
+        <w:rPr>
+          <w:rFonts w:cs="Times New Roman"/>
+          <w:bCs/>
+        </w:rPr>
+        <w:t>Offset Leader:</w:t>
+      </w:r>
+      <w:r>
+        <w:rPr>
+          <w:rFonts w:cs="Times New Roman"/>
+          <w:bCs/>
+        </w:rPr>
+        <w:t xml:space="preserve"> </w:t>
+      </w:r>
+      <w:r>
+        <w:rPr>
+          <w:rFonts w:cs="Times New Roman"/>
+        </w:rPr>
+        <w:t>Mighty Mighty Birkdale!</w:t>
+      </w:r>
+    </w:p>
+    <w:p>
+      <w:pPr>
+        <w:rPr>
+          <w:rFonts w:cs="Times New Roman"/>
+        </w:rPr>
+      </w:pPr>
+      <w:r>
+        <w:rPr>
+          <w:rFonts w:cs="Times New Roman"/>
+          <w:bCs/>
+        </w:rPr>
+        <w:t>Running Group:</w:t>
+      </w:r>
+      <w:r>
+        <w:rPr>
+          <w:rFonts w:cs="Times New Roman"/>
+          <w:bCs/>
+        </w:rPr>
+        <w:t xml:space="preserve"> </w:t>
+      </w:r>
+      <w:r>
+        <w:rPr>
+          <w:rFonts w:cs="Times New Roman"/>
+        </w:rPr>
+        <w:t>Mighty Mighty Birkdale!</w:t>
+      </w:r>
+    </w:p>
+    <w:p>
+      <w:pPr>
+        <w:rPr>
+          <w:rFonts w:cs="Times New Roman"/>
+        </w:rPr>
+      </w:pPr>
+      <w:r>
+        <w:rPr>
+          <w:rFonts w:cs="Times New Roman"/>
+        </w:rPr>
+        <w:t>///////////////////////////////////////////////////////////</w:t>
+      </w:r>
+    </w:p>
+    <w:p>
+      <w:pPr>
+        <w:rPr>
+          <w:rFonts w:cs="Times New Roman"/>
+          <w:b/>
+          <w:bCs/>
+        </w:rPr>
+      </w:pPr>
+      <w:r>
+        <w:rPr>
+          <w:rFonts w:cs="Times New Roman"/>
+          <w:b/>
+          <w:bCs/>
+        </w:rPr>
+        <w:t>*(Value 2 – Hey, hey, Captain Jack)</w:t>
+      </w:r>
+    </w:p>
+    <w:p>
+      <w:pPr>
+        <w:rPr>
+          <w:rFonts w:cs="Times New Roman"/>
+        </w:rPr>
+      </w:pPr>
+      <w:r>
+        <w:rPr>
+          <w:rFonts w:cs="Times New Roman"/>
+          <w:bCs/>
+        </w:rPr>
+        <w:t>Offset Leader:</w:t>
+      </w:r>
+      <w:r>
+        <w:rPr>
+          <w:rFonts w:cs="Times New Roman"/>
+          <w:bCs/>
+        </w:rPr>
+        <w:t xml:space="preserve"> </w:t>
+      </w:r>
+      <w:r>
+        <w:rPr>
+          <w:rFonts w:cs="Times New Roman"/>
+        </w:rPr>
+        <w:t>Hey, hey, Captain Jack!</w:t>
+      </w:r>
+    </w:p>
+    <w:p>
+      <w:pPr>
+        <w:rPr>
+          <w:rFonts w:cs="Times New Roman"/>
+        </w:rPr>
+      </w:pPr>
+      <w:r>
+        <w:rPr>
+          <w:rFonts w:cs="Times New Roman"/>
+          <w:bCs/>
+        </w:rPr>
+        <w:t>Running Group:</w:t>
+      </w:r>
+      <w:r>
+        <w:rPr>
+          <w:rFonts w:cs="Times New Roman"/>
+          <w:bCs/>
+        </w:rPr>
+        <w:t xml:space="preserve"> </w:t>
+      </w:r>
+      <w:r>
+        <w:rPr>
+          <w:rFonts w:cs="Times New Roman"/>
+        </w:rPr>
+        <w:t>Hey, hey, Captain Jack!</w:t>
+      </w:r>
+    </w:p>
+    <w:p>
+      <w:pPr>
+        <w:rPr>
+          <w:rFonts w:cs="Times New Roman"/>
+        </w:rPr>
+      </w:pPr>
+      <w:r>
+        <w:rPr>
+          <w:rFonts w:cs="Times New Roman"/>
+          <w:bCs/>
+        </w:rPr>
+        <w:lastRenderedPageBreak/>
+        <w:t>Offset Leader:</w:t>
+      </w:r>
+      <w:r>
+        <w:rPr>
+          <w:rFonts w:cs="Times New Roman"/>
+        </w:rPr>
+        <w:t xml:space="preserve"> </w:t>
+      </w:r>
+      <w:r>
+        <w:rPr>
+          <w:rFonts w:cs="Times New Roman"/>
+        </w:rPr>
+        <w:t>Meet me down by Hunter’s pack!</w:t>
+      </w:r>
+    </w:p>
+    <w:p>
+      <w:pPr>
+        <w:rPr>
+          <w:rFonts w:cs="Times New Roman"/>
+        </w:rPr>
+      </w:pPr>
+      <w:r>
+        <w:rPr>
+          <w:rFonts w:cs="Times New Roman"/>
+          <w:bCs/>
+        </w:rPr>
+        <w:t>Running Group:</w:t>
+      </w:r>
+      <w:r>
+        <w:rPr>
+          <w:rFonts w:cs="Times New Roman"/>
+        </w:rPr>
+        <w:t xml:space="preserve"> </w:t>
+      </w:r>
+      <w:r>
+        <w:rPr>
+          <w:rFonts w:cs="Times New Roman"/>
+        </w:rPr>
+        <w:t>Meet me down by Hunter’s pack!</w:t>
+      </w:r>
+      <w:r>
+        <w:rPr>
+          <w:rFonts w:cs="Times New Roman"/>
+        </w:rPr>
+        <w:t xml:space="preserve"> (MEET ME~!)</w:t>
+      </w:r>
+    </w:p>
+    <w:p>
+      <w:pPr>
+        <w:rPr>
+          <w:rFonts w:cs="Times New Roman"/>
+        </w:rPr>
+      </w:pPr>
+      <w:r>
+        <w:rPr>
+          <w:rFonts w:cs="Times New Roman"/>
+          <w:bCs/>
+        </w:rPr>
+        <w:t>Offset Leader:</w:t>
+      </w:r>
+      <w:r>
+        <w:rPr>
+          <w:rFonts w:cs="Times New Roman"/>
+          <w:bCs/>
+        </w:rPr>
+        <w:t xml:space="preserve"> </w:t>
+      </w:r>
+      <w:r>
+        <w:rPr>
+          <w:rFonts w:cs="Times New Roman"/>
+        </w:rPr>
+        <w:t>With my rifle in my hand</w:t>
+      </w:r>
+      <w:r>
+        <w:rPr>
+          <w:rFonts w:cs="Times New Roman"/>
+        </w:rPr>
+        <w:t>…</w:t>
+      </w:r>
+    </w:p>
+    <w:p>
+      <w:pPr>
+        <w:rPr>
+          <w:rFonts w:cs="Times New Roman"/>
+        </w:rPr>
+      </w:pPr>
+      <w:r>
+        <w:rPr>
+          <w:rFonts w:cs="Times New Roman"/>
+          <w:bCs/>
+        </w:rPr>
+        <w:t>Running Group:</w:t>
+      </w:r>
+      <w:r>
+        <w:rPr>
+          <w:rFonts w:cs="Times New Roman"/>
+          <w:bCs/>
+        </w:rPr>
+        <w:t xml:space="preserve"> </w:t>
+      </w:r>
+      <w:r>
+        <w:rPr>
+          <w:rFonts w:cs="Times New Roman"/>
+        </w:rPr>
+        <w:t>With my rifle in my hand</w:t>
+      </w:r>
+      <w:r>
+        <w:rPr>
+          <w:rFonts w:cs="Times New Roman"/>
+        </w:rPr>
+        <w:t>~!</w:t>
+      </w:r>
+    </w:p>
+    <w:p>
+      <w:pPr>
+        <w:rPr>
+          <w:rFonts w:cs="Times New Roman"/>
+          <w:bCs/>
+        </w:rPr>
+      </w:pPr>
+      <w:r>
+        <w:rPr>
+          <w:rFonts w:cs="Times New Roman"/>
+          <w:bCs/>
+        </w:rPr>
+        <w:t>Offset Leader:</w:t>
+      </w:r>
+      <w:r>
+        <w:rPr>
+          <w:rFonts w:cs="Times New Roman"/>
+          <w:bCs/>
+        </w:rPr>
+        <w:t xml:space="preserve"> </w:t>
+      </w:r>
+      <w:r>
+        <w:rPr>
+          <w:rFonts w:cs="Times New Roman"/>
+        </w:rPr>
+        <w:t>I gonna be a shootin’ man!</w:t>
+      </w:r>
+    </w:p>
+    <w:p>
+      <w:pPr>
+        <w:rPr>
+          <w:rFonts w:cs="Times New Roman"/>
+        </w:rPr>
+      </w:pPr>
+      <w:r>
+        <w:rPr>
+          <w:rFonts w:cs="Times New Roman"/>
+          <w:bCs/>
+        </w:rPr>
+        <w:t>Running Group:</w:t>
+      </w:r>
+      <w:r>
+        <w:rPr>
+          <w:rFonts w:cs="Times New Roman"/>
+          <w:bCs/>
+        </w:rPr>
+        <w:t xml:space="preserve"> </w:t>
+      </w:r>
+      <w:r>
+        <w:rPr>
+          <w:rFonts w:cs="Times New Roman"/>
+        </w:rPr>
+        <w:t>I gonna be a shootin’ man!</w:t>
+      </w:r>
+      <w:r>
+        <w:rPr>
+          <w:rFonts w:cs="Times New Roman"/>
+        </w:rPr>
+        <w:t xml:space="preserve"> </w:t>
+      </w:r>
+      <w:r>
+        <w:rPr>
+          <w:rFonts w:cs="Times New Roman"/>
+        </w:rPr>
+        <w:t>(BLAP BLAP BLAP/ BOOM BOOM BOOM/ RAH TA TA TA!)</w:t>
+      </w:r>
+    </w:p>
+    <w:p>
+      <w:pPr>
+        <w:rPr>
+          <w:rFonts w:cs="Times New Roman"/>
+        </w:rPr>
+      </w:pPr>
+      <w:r>
+        <w:rPr>
+          <w:rFonts w:cs="Times New Roman"/>
+          <w:bCs/>
+        </w:rPr>
+        <w:t>Offset Leader:</w:t>
+      </w:r>
+      <w:r>
+        <w:rPr>
+          <w:rFonts w:cs="Times New Roman"/>
+          <w:bCs/>
+        </w:rPr>
+        <w:t xml:space="preserve"> </w:t>
+      </w:r>
+      <w:r>
+        <w:rPr>
+          <w:rFonts w:cs="Times New Roman"/>
+        </w:rPr>
+        <w:t>Doin’ my best for Birkdale, man!</w:t>
+      </w:r>
+    </w:p>
+    <w:p>
+      <w:pPr>
+        <w:rPr>
+          <w:rFonts w:cs="Times New Roman"/>
+        </w:rPr>
+      </w:pPr>
+      <w:r>
+        <w:rPr>
+          <w:rFonts w:cs="Times New Roman"/>
+          <w:bCs/>
+        </w:rPr>
+        <w:t>Running Group:</w:t>
+      </w:r>
+      <w:r>
+        <w:rPr>
+          <w:rFonts w:cs="Times New Roman"/>
+          <w:bCs/>
+        </w:rPr>
+        <w:t xml:space="preserve"> </w:t>
+      </w:r>
+      <w:r>
+        <w:rPr>
+          <w:rFonts w:cs="Times New Roman"/>
+        </w:rPr>
+        <w:t>Doin’ my best for Birkdale, man!</w:t>
+      </w:r>
+    </w:p>
+    <w:p>
+      <w:pPr>
+        <w:rPr>
+          <w:rFonts w:cs="Times New Roman"/>
+        </w:rPr>
+      </w:pPr>
+      <w:r>
+        <w:rPr>
+          <w:rFonts w:cs="Times New Roman"/>
+          <w:bCs/>
+        </w:rPr>
+        <w:t xml:space="preserve">Offset Leader: </w:t>
+      </w:r>
+      <w:r>
+        <w:rPr>
+          <w:rFonts w:cs="Times New Roman"/>
+        </w:rPr>
+        <w:t>Hey, hey, Captain Jack!</w:t>
+      </w:r>
+    </w:p>
+    <w:p>
+      <w:pPr>
+        <w:rPr>
+          <w:rFonts w:cs="Times New Roman"/>
+        </w:rPr>
+      </w:pPr>
+      <w:r>
+        <w:rPr>
+          <w:rFonts w:cs="Times New Roman"/>
+          <w:bCs/>
+        </w:rPr>
+        <w:t xml:space="preserve">Running Group: </w:t>
+      </w:r>
+      <w:r>
+        <w:rPr>
+          <w:rFonts w:cs="Times New Roman"/>
+        </w:rPr>
+        <w:t>Hey, hey, Captain Jack!</w:t>
+      </w:r>
+    </w:p>
+    <w:p>
+      <w:pPr>
+        <w:rPr>
+          <w:rFonts w:cs="Times New Roman"/>
+        </w:rPr>
+      </w:pPr>
+      <w:r>
+        <w:rPr>
+          <w:rFonts w:cs="Times New Roman"/>
+          <w:bCs/>
+        </w:rPr>
+        <w:t>Offset Leader:</w:t>
+      </w:r>
+      <w:r>
+        <w:rPr>
+          <w:rFonts w:cs="Times New Roman"/>
+        </w:rPr>
+        <w:t xml:space="preserve"> </w:t>
+      </w:r>
+      <w:r>
+        <w:rPr>
+          <w:rFonts w:cs="Times New Roman"/>
+        </w:rPr>
+        <w:t>Meet me down by Hunter’s pack!</w:t>
+      </w:r>
+    </w:p>
+    <w:p>
+      <w:pPr>
+        <w:rPr>
+          <w:rFonts w:cs="Times New Roman"/>
+        </w:rPr>
+      </w:pPr>
+      <w:r>
+        <w:rPr>
+          <w:rFonts w:cs="Times New Roman"/>
+          <w:bCs/>
+        </w:rPr>
+        <w:t>Running Group:</w:t>
+      </w:r>
+      <w:r>
+        <w:rPr>
+          <w:rFonts w:cs="Times New Roman"/>
+        </w:rPr>
+        <w:t xml:space="preserve"> </w:t>
+      </w:r>
+      <w:r>
+        <w:rPr>
+          <w:rFonts w:cs="Times New Roman"/>
+        </w:rPr>
+        <w:t>Meet me down by Hunter’s pack! (MEET ME~!)</w:t>
+      </w:r>
+    </w:p>
+    <w:p>
+      <w:pPr>
+        <w:rPr>
+          <w:rFonts w:cs="Times New Roman"/>
+        </w:rPr>
+      </w:pPr>
+      <w:r>
+        <w:rPr>
+          <w:rFonts w:cs="Times New Roman"/>
+          <w:bCs/>
+        </w:rPr>
+        <w:t>Offset Leader:</w:t>
+      </w:r>
+      <w:r>
+        <w:rPr>
+          <w:rFonts w:cs="Times New Roman"/>
+          <w:bCs/>
+        </w:rPr>
+        <w:t xml:space="preserve"> </w:t>
+      </w:r>
+      <w:r>
+        <w:rPr>
+          <w:rFonts w:cs="Times New Roman"/>
+        </w:rPr>
+        <w:t>With a knife in my hand</w:t>
+      </w:r>
+      <w:r>
+        <w:rPr>
+          <w:rFonts w:cs="Times New Roman"/>
+        </w:rPr>
+        <w:t>…</w:t>
+      </w:r>
+    </w:p>
+    <w:p>
+      <w:pPr>
+        <w:rPr>
+          <w:rFonts w:cs="Times New Roman"/>
+        </w:rPr>
+      </w:pPr>
+      <w:r>
+        <w:rPr>
+          <w:rFonts w:cs="Times New Roman"/>
+          <w:bCs/>
+        </w:rPr>
+        <w:t>Running Group:</w:t>
+      </w:r>
+      <w:r>
+        <w:rPr>
+          <w:rFonts w:cs="Times New Roman"/>
+          <w:bCs/>
+        </w:rPr>
+        <w:t xml:space="preserve"> </w:t>
+      </w:r>
+      <w:r>
+        <w:rPr>
+          <w:rFonts w:cs="Times New Roman"/>
+        </w:rPr>
+        <w:t>With a knife in my hand</w:t>
+      </w:r>
+      <w:r>
+        <w:rPr>
+          <w:rFonts w:cs="Times New Roman"/>
+        </w:rPr>
+        <w:t>~!</w:t>
+      </w:r>
+    </w:p>
+    <w:p>
+      <w:pPr>
+        <w:tabs>
+          <w:tab w:val="left" w:pos="1870"/>
+        </w:tabs>
+        <w:rPr>
+          <w:rFonts w:cs="Times New Roman"/>
+          <w:bCs/>
+        </w:rPr>
+      </w:pPr>
+      <w:r>
+        <w:rPr>
+          <w:rFonts w:cs="Times New Roman"/>
+          <w:bCs/>
+        </w:rPr>
+        <w:t>Offset Leader:</w:t>
+      </w:r>
+      <w:r>
+        <w:rPr>
+          <w:rFonts w:cs="Times New Roman"/>
+          <w:bCs/>
+        </w:rPr>
+        <w:t xml:space="preserve"> </w:t>
+      </w:r>
+      <w:r>
+        <w:rPr>
+          <w:rFonts w:cs="Times New Roman"/>
+        </w:rPr>
+        <w:t>I gonna be a stabbin’ man!</w:t>
+      </w:r>
+    </w:p>
+    <w:p>
+      <w:pPr>
+        <w:rPr>
+          <w:rFonts w:cs="Times New Roman"/>
+        </w:rPr>
+      </w:pPr>
+      <w:r>
+        <w:rPr>
+          <w:rFonts w:cs="Times New Roman"/>
+          <w:bCs/>
+        </w:rPr>
+        <w:t>Running Group:</w:t>
+      </w:r>
+      <w:r>
+        <w:rPr>
+          <w:rFonts w:cs="Times New Roman"/>
+          <w:bCs/>
+        </w:rPr>
+        <w:t xml:space="preserve"> </w:t>
+      </w:r>
+      <w:r>
+        <w:rPr>
+          <w:rFonts w:cs="Times New Roman"/>
+        </w:rPr>
+        <w:t>I gonna be a stabbin’ man!</w:t>
+      </w:r>
+      <w:r>
+        <w:rPr>
+          <w:rFonts w:cs="Times New Roman"/>
+        </w:rPr>
+        <w:t xml:space="preserve"> </w:t>
+      </w:r>
+      <w:r>
+        <w:rPr>
+          <w:rFonts w:cs="Times New Roman"/>
+        </w:rPr>
+        <w:t>(SHKT SHKT SHKT/ AIIIIEEEE!</w:t>
+      </w:r>
+      <w:r>
+        <w:rPr>
+          <w:rFonts w:cs="Times New Roman"/>
+        </w:rPr>
+        <w:t>/ STABBY STAB STAB!</w:t>
+      </w:r>
+      <w:r>
+        <w:rPr>
+          <w:rFonts w:cs="Times New Roman"/>
+        </w:rPr>
+        <w:t>)</w:t>
+      </w:r>
+    </w:p>
+    <w:p>
+      <w:pPr>
+        <w:rPr>
+          <w:rFonts w:cs="Times New Roman"/>
+          <w:bCs/>
+        </w:rPr>
+      </w:pPr>
+      <w:r>
+        <w:rPr>
+          <w:rFonts w:cs="Times New Roman"/>
+          <w:bCs/>
+        </w:rPr>
+        <w:t>Offset Leader:</w:t>
+      </w:r>
+      <w:r>
+        <w:rPr>
+          <w:rFonts w:cs="Times New Roman"/>
+          <w:bCs/>
+        </w:rPr>
+        <w:t xml:space="preserve"> </w:t>
+      </w:r>
+      <w:r>
+        <w:rPr>
+          <w:rFonts w:cs="Times New Roman"/>
+        </w:rPr>
+        <w:t>Re-up</w:t>
+      </w:r>
+      <w:r>
+        <w:rPr>
+          <w:rFonts w:cs="Times New Roman"/>
+        </w:rPr>
+        <w:t xml:space="preserve">! </w:t>
+      </w:r>
+    </w:p>
+    <w:p>
+      <w:pPr>
+        <w:rPr>
+          <w:rFonts w:cs="Times New Roman"/>
+        </w:rPr>
+      </w:pPr>
+      <w:r>
+        <w:rPr>
+          <w:rFonts w:cs="Times New Roman"/>
+          <w:bCs/>
+        </w:rPr>
+        <w:t>Running Group:</w:t>
+      </w:r>
+      <w:r>
+        <w:rPr>
+          <w:rFonts w:cs="Times New Roman"/>
+          <w:bCs/>
+        </w:rPr>
+        <w:t xml:space="preserve"> </w:t>
+      </w:r>
+      <w:r>
+        <w:rPr>
+          <w:rFonts w:cs="Times New Roman"/>
+        </w:rPr>
+        <w:t>Y</w:t>
+      </w:r>
+      <w:r>
+        <w:rPr>
+          <w:rFonts w:cs="Times New Roman"/>
+        </w:rPr>
+        <w:t>ou’re crazy!</w:t>
+      </w:r>
+      <w:r>
+        <w:rPr>
+          <w:rFonts w:cs="Times New Roman"/>
+        </w:rPr>
+        <w:t xml:space="preserve"> </w:t>
+      </w:r>
+      <w:r>
+        <w:rPr>
+          <w:rFonts w:cs="Times New Roman"/>
+        </w:rPr>
+        <w:t>(</w:t>
+      </w:r>
+      <w:r>
+        <w:rPr>
+          <w:rFonts w:cs="Times New Roman"/>
+        </w:rPr>
+        <w:t>OH,</w:t>
+      </w:r>
+      <w:r>
+        <w:rPr>
+          <w:rFonts w:cs="Times New Roman"/>
+        </w:rPr>
+        <w:t xml:space="preserve"> HELL NAW!)</w:t>
+      </w:r>
+    </w:p>
+    <w:p>
+      <w:pPr>
+        <w:rPr>
+          <w:rFonts w:cs="Times New Roman"/>
+          <w:bCs/>
+        </w:rPr>
+      </w:pPr>
+      <w:r>
+        <w:rPr>
+          <w:rFonts w:cs="Times New Roman"/>
+          <w:bCs/>
+        </w:rPr>
+        <w:t>Offset Leader:</w:t>
+      </w:r>
+      <w:r>
+        <w:rPr>
+          <w:rFonts w:cs="Times New Roman"/>
+          <w:bCs/>
+        </w:rPr>
+        <w:t xml:space="preserve"> </w:t>
+      </w:r>
+      <w:r>
+        <w:rPr>
+          <w:rFonts w:cs="Times New Roman"/>
+        </w:rPr>
+        <w:t>Re-up!</w:t>
+      </w:r>
+    </w:p>
+    <w:p>
+      <w:pPr>
+        <w:rPr>
+          <w:rFonts w:cs="Times New Roman"/>
+          <w:b/>
+          <w:bCs/>
+        </w:rPr>
+      </w:pPr>
+      <w:r>
+        <w:rPr>
+          <w:rFonts w:cs="Times New Roman"/>
+          <w:bCs/>
+        </w:rPr>
+        <w:t>Running Group:</w:t>
+      </w:r>
+      <w:r>
+        <w:rPr>
+          <w:rFonts w:cs="Times New Roman"/>
+          <w:bCs/>
+        </w:rPr>
+        <w:t xml:space="preserve"> </w:t>
+      </w:r>
+      <w:r>
+        <w:rPr>
+          <w:rFonts w:cs="Times New Roman"/>
+        </w:rPr>
+        <w:t>Y</w:t>
+      </w:r>
+      <w:r>
+        <w:rPr>
+          <w:rFonts w:cs="Times New Roman"/>
+        </w:rPr>
+        <w:t>ou’re outta yo mind!</w:t>
+      </w:r>
+      <w:r>
+        <w:rPr>
+          <w:rFonts w:cs="Times New Roman"/>
+        </w:rPr>
+        <w:t xml:space="preserve"> </w:t>
+      </w:r>
+      <w:r>
+        <w:rPr>
+          <w:rFonts w:cs="Times New Roman"/>
+        </w:rPr>
+        <w:t>(UH UH!)</w:t>
+      </w:r>
+    </w:p>
+    <w:p>
+      <w:pPr>
+        <w:rPr>
+          <w:rFonts w:cs="Times New Roman"/>
+        </w:rPr>
+      </w:pPr>
+      <w:r>
+        <w:rPr>
+          <w:rFonts w:cs="Times New Roman"/>
+          <w:bCs/>
+        </w:rPr>
+        <w:t>Offset Leader:</w:t>
+      </w:r>
+      <w:r>
+        <w:rPr>
+          <w:rFonts w:cs="Times New Roman"/>
+          <w:bCs/>
+        </w:rPr>
+        <w:t xml:space="preserve"> </w:t>
+      </w:r>
+      <w:r>
+        <w:rPr>
+          <w:rFonts w:cs="Times New Roman"/>
+        </w:rPr>
+        <w:t>Meet me with Hunter’s pack</w:t>
+      </w:r>
+      <w:r>
+        <w:rPr>
+          <w:rFonts w:cs="Times New Roman"/>
+        </w:rPr>
+        <w:t>…</w:t>
+      </w:r>
+    </w:p>
+    <w:p>
+      <w:pPr>
+        <w:rPr>
+          <w:rFonts w:cs="Times New Roman"/>
+        </w:rPr>
+      </w:pPr>
+      <w:r>
+        <w:rPr>
+          <w:rFonts w:cs="Times New Roman"/>
+          <w:bCs/>
+        </w:rPr>
+        <w:t>Running Group:</w:t>
+      </w:r>
+      <w:r>
+        <w:rPr>
+          <w:rFonts w:cs="Times New Roman"/>
+          <w:bCs/>
+        </w:rPr>
+        <w:t xml:space="preserve"> </w:t>
+      </w:r>
+      <w:r>
+        <w:rPr>
+          <w:rFonts w:cs="Times New Roman"/>
+        </w:rPr>
+        <w:t>Meet me with Hunter’s pack</w:t>
+      </w:r>
+      <w:r>
+        <w:rPr>
+          <w:rFonts w:cs="Times New Roman"/>
+        </w:rPr>
+        <w:t>~!</w:t>
+      </w:r>
+    </w:p>
+    <w:p>
+      <w:pPr>
+        <w:rPr>
+          <w:rFonts w:cs="Times New Roman"/>
+          <w:bCs/>
+        </w:rPr>
+      </w:pPr>
+      <w:r>
+        <w:rPr>
+          <w:rFonts w:cs="Times New Roman"/>
+          <w:bCs/>
+        </w:rPr>
+        <w:t>Offset Leader:</w:t>
+      </w:r>
+      <w:r>
+        <w:rPr>
+          <w:rFonts w:cs="Times New Roman"/>
+          <w:bCs/>
+        </w:rPr>
+        <w:t xml:space="preserve"> </w:t>
+      </w:r>
+      <w:r>
+        <w:rPr>
+          <w:rFonts w:cs="Times New Roman"/>
+        </w:rPr>
+        <w:t>Them bastards ain’t coming back!</w:t>
+      </w:r>
+    </w:p>
+    <w:p>
+      <w:pPr>
+        <w:rPr>
+          <w:rFonts w:cs="Times New Roman"/>
+        </w:rPr>
+      </w:pPr>
+      <w:r>
+        <w:rPr>
+          <w:rFonts w:cs="Times New Roman"/>
+          <w:bCs/>
+        </w:rPr>
+        <w:t>Running Group:</w:t>
+      </w:r>
+      <w:r>
+        <w:rPr>
+          <w:rFonts w:cs="Times New Roman"/>
+        </w:rPr>
+        <w:t xml:space="preserve"> </w:t>
+      </w:r>
+      <w:r>
+        <w:rPr>
+          <w:rFonts w:cs="Times New Roman"/>
+        </w:rPr>
+        <w:t>Them bastards ain’t coming back!</w:t>
+      </w:r>
+      <w:r>
+        <w:rPr>
+          <w:rFonts w:cs="Times New Roman"/>
+        </w:rPr>
+        <w:t xml:space="preserve"> </w:t>
+      </w:r>
+      <w:r>
+        <w:rPr>
+          <w:rFonts w:cs="Times New Roman"/>
+        </w:rPr>
+        <w:t>(YEAH!/ WHOOO!/ HELL YEAH!</w:t>
+      </w:r>
+      <w:r>
+        <w:rPr>
+          <w:rFonts w:cs="Times New Roman"/>
+        </w:rPr>
+        <w:t>)</w:t>
+      </w:r>
+    </w:p>
+    <w:p>
+      <w:pPr>
+        <w:rPr>
+          <w:rFonts w:cs="Times New Roman"/>
+        </w:rPr>
+      </w:pPr>
+      <w:r>
+        <w:rPr>
+          <w:rFonts w:cs="Times New Roman"/>
+        </w:rPr>
+        <w:t>-----------------------------------------------------</w:t>
+      </w:r>
+    </w:p>
+    <w:p>
+      <w:pPr>
+        <w:rPr>
+          <w:rFonts w:cs="Times New Roman"/>
+        </w:rPr>
+      </w:pPr>
+      <w:r>
+        <w:rPr>
+          <w:rFonts w:cs="Times New Roman"/>
+          <w:bCs/>
+        </w:rPr>
+        <w:t xml:space="preserve">Offset Leader: </w:t>
+      </w:r>
+      <w:r>
+        <w:rPr>
+          <w:rFonts w:cs="Times New Roman"/>
+        </w:rPr>
+        <w:t>COMPANY, HALT!</w:t>
+      </w:r>
+    </w:p>
+    <w:p>
+      <w:pPr>
+        <w:rPr>
+          <w:rFonts w:cs="Times New Roman"/>
+        </w:rPr>
+      </w:pPr>
+      <w:r>
+        <w:rPr>
+          <w:rFonts w:cs="Times New Roman"/>
+        </w:rPr>
+        <w:lastRenderedPageBreak/>
+        <w:t xml:space="preserve">*The </w:t>
+      </w:r>
+      <w:r>
+        <w:rPr>
+          <w:rFonts w:cs="Times New Roman"/>
+        </w:rPr>
+        <w:t>marching group stomped their feet and stood still</w:t>
+      </w:r>
+      <w:r>
+        <w:rPr>
+          <w:rFonts w:cs="Times New Roman"/>
+        </w:rPr>
+        <w:t xml:space="preserve"> at attention</w:t>
       </w:r>
       <w:r>
         <w:rPr>
@@ -49662,159 +52009,616 @@
         <w:rPr>
           <w:rFonts w:cs="Times New Roman"/>
         </w:rPr>
-        <w:t>Alistair: Pick your sitter</w:t>
-      </w:r>
-      <w:r>
-        <w:rPr>
-          <w:rFonts w:cs="Times New Roman"/>
-        </w:rPr>
-        <w:t xml:space="preserve"> so the rest of us can get back to work.</w:t>
-      </w:r>
-    </w:p>
-    <w:p>
-      <w:pPr>
-        <w:rPr>
-          <w:rFonts w:cs="Times New Roman"/>
-        </w:rPr>
-      </w:pPr>
-      <w:r>
-        <w:rPr>
-          <w:rFonts w:cs="Times New Roman"/>
-        </w:rPr>
-        <w:t>Select a Partner</w:t>
-      </w:r>
-    </w:p>
-    <w:p>
-      <w:pPr>
-        <w:rPr>
-          <w:rFonts w:cs="Times New Roman"/>
-          <w:b/>
-          <w:bCs/>
-        </w:rPr>
-      </w:pPr>
-      <w:r>
-        <w:rPr>
-          <w:rFonts w:cs="Times New Roman"/>
-          <w:b/>
-          <w:bCs/>
-        </w:rPr>
-        <w:t>**(Alistair/Julian/Camille/Lowen)</w:t>
-      </w:r>
-    </w:p>
-    <w:p>
-      <w:pPr>
-        <w:rPr>
-          <w:rFonts w:cs="Times New Roman"/>
-          <w:b/>
-          <w:bCs/>
-        </w:rPr>
-      </w:pPr>
-      <w:r>
-        <w:rPr>
-          <w:rFonts w:cs="Times New Roman"/>
-          <w:b/>
-          <w:bCs/>
-        </w:rPr>
-        <w:t>----------------------------------------------------------</w:t>
-      </w:r>
-    </w:p>
-    <w:p>
-      <w:pPr>
-        <w:rPr>
-          <w:rFonts w:cs="Times New Roman"/>
-          <w:b/>
-          <w:bCs/>
-        </w:rPr>
-      </w:pPr>
-      <w:r>
-        <w:rPr>
-          <w:rFonts w:cs="Times New Roman"/>
-          <w:b/>
-          <w:bCs/>
-        </w:rPr>
-        <w:t>(Alistair)</w:t>
-      </w:r>
-    </w:p>
-    <w:p>
-      <w:pPr>
-        <w:rPr>
-          <w:rFonts w:cs="Times New Roman"/>
-        </w:rPr>
-      </w:pPr>
-      <w:r>
-        <w:rPr>
-          <w:rFonts w:cs="Times New Roman"/>
-        </w:rPr>
-        <w:t>Alistair: Of course…</w:t>
-      </w:r>
-    </w:p>
-    <w:p>
-      <w:pPr>
-        <w:rPr>
-          <w:rFonts w:cs="Times New Roman"/>
-        </w:rPr>
-      </w:pPr>
-      <w:r>
-        <w:rPr>
-          <w:rFonts w:cs="Times New Roman"/>
-        </w:rPr>
-        <w:t>Alistair: Get moving, wretch.</w:t>
-      </w:r>
-    </w:p>
-    <w:p>
-      <w:pPr>
-        <w:rPr>
-          <w:rFonts w:cs="Times New Roman"/>
-          <w:b/>
-          <w:bCs/>
-        </w:rPr>
-      </w:pPr>
-      <w:r>
-        <w:rPr>
-          <w:rFonts w:cs="Times New Roman"/>
-          <w:b/>
-          <w:bCs/>
-        </w:rPr>
-        <w:t xml:space="preserve">**Return to Birkdale </w:t>
-      </w:r>
-      <w:r>
-        <w:rPr>
-          <w:rFonts w:cs="Times New Roman"/>
-          <w:b/>
-          <w:bCs/>
-        </w:rPr>
-        <w:t>Village</w:t>
-      </w:r>
-      <w:r>
-        <w:rPr>
-          <w:rFonts w:cs="Times New Roman"/>
-          <w:b/>
-          <w:bCs/>
-        </w:rPr>
-        <w:t xml:space="preserve"> </w:t>
-      </w:r>
-      <w:r>
-        <w:rPr>
-          <w:rFonts w:cs="Times New Roman"/>
-          <w:b/>
-          <w:bCs/>
-        </w:rPr>
-        <w:t>Townsquare</w:t>
-      </w:r>
-    </w:p>
-    <w:p>
-      <w:pPr>
-        <w:rPr>
-          <w:rFonts w:cs="Times New Roman"/>
-          <w:b/>
-          <w:bCs/>
-        </w:rPr>
-      </w:pPr>
-      <w:r>
-        <w:rPr>
-          <w:rFonts w:cs="Times New Roman"/>
-          <w:b/>
-          <w:bCs/>
+        <w:t>Offset Leader: LEFT, FACE!</w:t>
+      </w:r>
+    </w:p>
+    <w:p>
+      <w:pPr>
+        <w:rPr>
+          <w:rFonts w:cs="Times New Roman"/>
+        </w:rPr>
+      </w:pPr>
+      <w:r>
+        <w:rPr>
+          <w:rFonts w:cs="Times New Roman"/>
+        </w:rPr>
+        <w:t>*In sync, the group shifts left now facing the leader.</w:t>
+      </w:r>
+    </w:p>
+    <w:p>
+      <w:pPr>
+        <w:rPr>
+          <w:rFonts w:cs="Times New Roman"/>
+        </w:rPr>
+      </w:pPr>
+      <w:r>
+        <w:rPr>
+          <w:rFonts w:cs="Times New Roman"/>
+        </w:rPr>
+        <w:t>*Five soldiers stand in front of</w:t>
+      </w:r>
+      <w:r>
+        <w:rPr>
+          <w:rFonts w:cs="Times New Roman"/>
+        </w:rPr>
+        <w:t xml:space="preserve"> five separate groups with the last group consisting of civilians.</w:t>
+      </w:r>
+    </w:p>
+    <w:p>
+      <w:pPr>
+        <w:rPr>
+          <w:rFonts w:cs="Times New Roman"/>
+        </w:rPr>
+      </w:pPr>
+      <w:r>
+        <w:rPr>
+          <w:rFonts w:cs="Times New Roman"/>
+        </w:rPr>
+        <w:t>Offset Leader</w:t>
+      </w:r>
+      <w:r>
+        <w:rPr>
+          <w:rFonts w:cs="Times New Roman"/>
+        </w:rPr>
+        <w:t>: Delta company!</w:t>
+      </w:r>
+    </w:p>
+    <w:p>
+      <w:pPr>
+        <w:rPr>
+          <w:rFonts w:cs="Times New Roman"/>
+        </w:rPr>
+      </w:pPr>
+      <w:r>
+        <w:rPr>
+          <w:rFonts w:cs="Times New Roman"/>
+        </w:rPr>
+        <w:t>Delta Company Leader: Yes, Sergeant!</w:t>
+      </w:r>
+    </w:p>
+    <w:p>
+      <w:pPr>
+        <w:rPr>
+          <w:rFonts w:cs="Times New Roman"/>
+        </w:rPr>
+      </w:pPr>
+      <w:r>
+        <w:rPr>
+          <w:rFonts w:cs="Times New Roman"/>
+        </w:rPr>
+        <w:t>Sergeant: Are all the stragglers accounted for?</w:t>
+      </w:r>
+    </w:p>
+    <w:p>
+      <w:pPr>
+        <w:rPr>
+          <w:rFonts w:cs="Times New Roman"/>
+        </w:rPr>
+      </w:pPr>
+      <w:r>
+        <w:rPr>
+          <w:rFonts w:cs="Times New Roman"/>
+        </w:rPr>
+        <w:t xml:space="preserve">*A few panting </w:t>
+      </w:r>
+      <w:r>
+        <w:rPr>
+          <w:rFonts w:cs="Times New Roman"/>
+        </w:rPr>
+        <w:t>Altered struggle to get to the back of the formation and stand at attention.</w:t>
+      </w:r>
+    </w:p>
+    <w:p>
+      <w:pPr>
+        <w:rPr>
+          <w:rFonts w:cs="Times New Roman"/>
+        </w:rPr>
+      </w:pPr>
+      <w:r>
+        <w:rPr>
+          <w:rFonts w:cs="Times New Roman"/>
+        </w:rPr>
+        <w:t>Delta Company Leader: *sighs*</w:t>
+      </w:r>
+    </w:p>
+    <w:p>
+      <w:pPr>
+        <w:rPr>
+          <w:rFonts w:cs="Times New Roman"/>
+        </w:rPr>
+      </w:pPr>
+      <w:r>
+        <w:rPr>
+          <w:rFonts w:cs="Times New Roman"/>
+        </w:rPr>
+        <w:t>Delta Company Leader: All accounted for, Sergeant!</w:t>
+      </w:r>
+    </w:p>
+    <w:p>
+      <w:pPr>
+        <w:rPr>
+          <w:rFonts w:cs="Times New Roman"/>
+        </w:rPr>
+      </w:pPr>
+      <w:r>
+        <w:rPr>
+          <w:rFonts w:cs="Times New Roman"/>
+        </w:rPr>
+        <w:t>*The Delta Company Leader and the Sergeant exchange looks</w:t>
+      </w:r>
+      <w:r>
+        <w:rPr>
+          <w:rFonts w:cs="Times New Roman"/>
+        </w:rPr>
+        <w:t xml:space="preserve"> briefly before nodding.</w:t>
+      </w:r>
+    </w:p>
+    <w:p>
+      <w:pPr>
+        <w:rPr>
+          <w:rFonts w:cs="Times New Roman"/>
+        </w:rPr>
+      </w:pPr>
+      <w:r>
+        <w:rPr>
+          <w:rFonts w:cs="Times New Roman"/>
+        </w:rPr>
+        <w:t>Sergeant: This is the third time this week we’ve had to slow the pace just to keep you all safe!</w:t>
+      </w:r>
+    </w:p>
+    <w:p>
+      <w:pPr>
+        <w:rPr>
+          <w:rFonts w:cs="Times New Roman"/>
+        </w:rPr>
+      </w:pPr>
+      <w:r>
+        <w:rPr>
+          <w:rFonts w:cs="Times New Roman"/>
+        </w:rPr>
+        <w:t>Sergeant: Civilians or not, the enemy won’t care what you’re wearing!</w:t>
+      </w:r>
+    </w:p>
+    <w:p>
+      <w:pPr>
+        <w:rPr>
+          <w:rFonts w:cs="Times New Roman"/>
+        </w:rPr>
+      </w:pPr>
+      <w:r>
+        <w:rPr>
+          <w:rFonts w:cs="Times New Roman"/>
+        </w:rPr>
+        <w:t>Sergeant: Only if you’re easier to kill</w:t>
+      </w:r>
+      <w:r>
+        <w:rPr>
+          <w:rFonts w:cs="Times New Roman"/>
+        </w:rPr>
+        <w:t xml:space="preserve"> or worse!</w:t>
+      </w:r>
+    </w:p>
+    <w:p>
+      <w:pPr>
+        <w:rPr>
+          <w:rFonts w:cs="Times New Roman"/>
+        </w:rPr>
+      </w:pPr>
+      <w:r>
+        <w:rPr>
+          <w:rFonts w:cs="Times New Roman"/>
+        </w:rPr>
+        <w:t>Sergeant: At this rate, stragglers like you won’t be able to save yourself let alone your loved ones</w:t>
+      </w:r>
+      <w:r>
+        <w:rPr>
+          <w:rFonts w:cs="Times New Roman"/>
+        </w:rPr>
+        <w:t>!</w:t>
+      </w:r>
+    </w:p>
+    <w:p>
+      <w:pPr>
+        <w:rPr>
+          <w:rFonts w:cs="Times New Roman"/>
+        </w:rPr>
+      </w:pPr>
+      <w:r>
+        <w:rPr>
+          <w:rFonts w:cs="Times New Roman"/>
+        </w:rPr>
+        <w:t>Sergeant: We might be here to dispatch of the enemy in Hunter’s Pointe, but you are the last defense for your homes!</w:t>
+      </w:r>
+    </w:p>
+    <w:p>
+      <w:pPr>
+        <w:rPr>
+          <w:rFonts w:cs="Times New Roman"/>
+        </w:rPr>
+      </w:pPr>
+      <w:r>
+        <w:rPr>
+          <w:rFonts w:cs="Times New Roman"/>
+        </w:rPr>
+        <w:t>Sergeant: A pathetic one at that!</w:t>
+      </w:r>
+    </w:p>
+    <w:p>
+      <w:pPr>
+        <w:rPr>
+          <w:rFonts w:cs="Times New Roman"/>
+        </w:rPr>
+      </w:pPr>
+      <w:r>
+        <w:rPr>
+          <w:rFonts w:cs="Times New Roman"/>
+        </w:rPr>
+        <w:t>Sergeant: So cut the fat off your ass cheeks, learn how to breathe something else than sugary shit, and catch up!</w:t>
+      </w:r>
+    </w:p>
+    <w:p>
+      <w:pPr>
+        <w:rPr>
+          <w:rFonts w:cs="Times New Roman"/>
+        </w:rPr>
+      </w:pPr>
+      <w:r>
+        <w:rPr>
+          <w:rFonts w:cs="Times New Roman"/>
+        </w:rPr>
+        <w:t>Sergeant: Next run I see any of you heavy huff</w:t>
+      </w:r>
+      <w:r>
+        <w:rPr>
+          <w:rFonts w:cs="Times New Roman"/>
+        </w:rPr>
+        <w:t>er</w:t>
+      </w:r>
+      <w:r>
+        <w:rPr>
+          <w:rFonts w:cs="Times New Roman"/>
+        </w:rPr>
+        <w:t>s holding us back, you’ll be running laps around town till I remember you should exist!</w:t>
+      </w:r>
+    </w:p>
+    <w:p>
+      <w:pPr>
+        <w:rPr>
+          <w:rFonts w:cs="Times New Roman"/>
+        </w:rPr>
+      </w:pPr>
+      <w:r>
+        <w:rPr>
+          <w:rFonts w:cs="Times New Roman"/>
+        </w:rPr>
+        <w:t>Delta Company: YES, SERGEANT!</w:t>
+      </w:r>
+    </w:p>
+    <w:p>
+      <w:pPr>
+        <w:rPr>
+          <w:rFonts w:cs="Times New Roman"/>
+        </w:rPr>
+      </w:pPr>
+      <w:r>
+        <w:rPr>
+          <w:rFonts w:cs="Times New Roman"/>
+        </w:rPr>
+        <w:t>Sergeant: Upon dismissal, Alpha, Beta, and Charlie company will immediately perform weapon’s training!</w:t>
+      </w:r>
+    </w:p>
+    <w:p>
+      <w:pPr>
+        <w:rPr>
+          <w:rFonts w:cs="Times New Roman"/>
+        </w:rPr>
+      </w:pPr>
+      <w:r>
+        <w:rPr>
+          <w:rFonts w:cs="Times New Roman"/>
+        </w:rPr>
+        <w:t>Sergeant: Delta company will see Captain XXX to receive hot chow and support whatever civilian nonsense the town needs before rejoining for weapon’s training.</w:t>
+      </w:r>
+    </w:p>
+    <w:p>
+      <w:pPr>
+        <w:rPr>
+          <w:rFonts w:cs="Times New Roman"/>
+        </w:rPr>
+      </w:pPr>
+      <w:r>
+        <w:rPr>
+          <w:rFonts w:cs="Times New Roman"/>
+        </w:rPr>
+        <w:t>Sergeant: Whether your town survives or not lies within your commitment to its people.</w:t>
+      </w:r>
+    </w:p>
+    <w:p>
+      <w:pPr>
+        <w:rPr>
+          <w:rFonts w:cs="Times New Roman"/>
+        </w:rPr>
+      </w:pPr>
+      <w:r>
+        <w:rPr>
+          <w:rFonts w:cs="Times New Roman"/>
+        </w:rPr>
+        <w:lastRenderedPageBreak/>
+        <w:t>Sergeant: Remember that.</w:t>
+      </w:r>
+    </w:p>
+    <w:p>
+      <w:pPr>
+        <w:rPr>
+          <w:rFonts w:cs="Times New Roman"/>
+        </w:rPr>
+      </w:pPr>
+      <w:r>
+        <w:rPr>
+          <w:rFonts w:cs="Times New Roman"/>
+        </w:rPr>
+        <w:t>Sergeant: COMPANY!</w:t>
+      </w:r>
+    </w:p>
+    <w:p>
+      <w:pPr>
+        <w:rPr>
+          <w:rFonts w:cs="Times New Roman"/>
+        </w:rPr>
+      </w:pPr>
+      <w:r>
+        <w:rPr>
+          <w:rFonts w:cs="Times New Roman"/>
+        </w:rPr>
+        <w:t>Leading Soldiers: PLATOON!</w:t>
+      </w:r>
+    </w:p>
+    <w:p>
+      <w:pPr>
+        <w:rPr>
+          <w:rFonts w:cs="Times New Roman"/>
+        </w:rPr>
+      </w:pPr>
+      <w:r>
+        <w:rPr>
+          <w:rFonts w:cs="Times New Roman"/>
+        </w:rPr>
+        <w:t>Sergeant: DISMISSED!</w:t>
+      </w:r>
+    </w:p>
+    <w:p>
+      <w:pPr>
+        <w:rPr>
+          <w:rFonts w:cs="Times New Roman"/>
+        </w:rPr>
+      </w:pPr>
+      <w:r>
+        <w:rPr>
+          <w:rFonts w:cs="Times New Roman"/>
+        </w:rPr>
+        <w:t>*The group disperses with the participating civilians leaving to an area serving warm food in an assembly line.</w:t>
+      </w:r>
+    </w:p>
+    <w:p>
+      <w:pPr>
+        <w:rPr>
+          <w:rFonts w:cs="Times New Roman"/>
+        </w:rPr>
+      </w:pPr>
+      <w:r>
+        <w:rPr>
+          <w:rFonts w:cs="Times New Roman"/>
+        </w:rPr>
+        <w:t xml:space="preserve">*The soldiers, disgruntled, separate to army green tents to collect various firearms and begin systematically disassembling and reassembling weapons while teaching the process to few lingering civilians. </w:t>
+      </w:r>
+    </w:p>
+    <w:p>
+      <w:pPr>
+        <w:rPr>
+          <w:rFonts w:cs="Times New Roman"/>
+        </w:rPr>
+      </w:pPr>
+      <w:r>
+        <w:rPr>
+          <w:rFonts w:cs="Times New Roman"/>
+        </w:rPr>
+        <w:t>--------------------------------------------------------</w:t>
+      </w:r>
+    </w:p>
+    <w:p>
+      <w:pPr>
+        <w:rPr>
+          <w:rFonts w:cs="Times New Roman"/>
+        </w:rPr>
+      </w:pPr>
+      <w:r>
+        <w:rPr>
+          <w:rFonts w:cs="Times New Roman"/>
+          <w:b/>
+          <w:bCs/>
+        </w:rPr>
+        <w:t>*(Initial Visit</w:t>
+      </w:r>
+      <w:r>
+        <w:rPr>
+          <w:rFonts w:cs="Times New Roman"/>
+          <w:b/>
+          <w:bCs/>
+        </w:rPr>
+        <w:t>)</w:t>
+      </w:r>
+    </w:p>
+    <w:p>
+      <w:pPr>
+        <w:rPr>
+          <w:rFonts w:cs="Times New Roman"/>
+        </w:rPr>
+      </w:pPr>
+      <w:r>
+        <w:rPr>
+          <w:rFonts w:cs="Times New Roman"/>
+        </w:rPr>
+        <w:t>Sergeant: You!</w:t>
+      </w:r>
+    </w:p>
+    <w:p>
+      <w:pPr>
+        <w:rPr>
+          <w:rFonts w:cs="Times New Roman"/>
+        </w:rPr>
+      </w:pPr>
+      <w:r>
+        <w:rPr>
+          <w:rFonts w:cs="Times New Roman"/>
+        </w:rPr>
+        <w:t>*The sergeant begins marching towards you with an intimidating scowl.</w:t>
+      </w:r>
+    </w:p>
+    <w:p>
+      <w:pPr>
+        <w:rPr>
+          <w:rFonts w:cs="Times New Roman"/>
+        </w:rPr>
+      </w:pPr>
+      <w:r>
+        <w:rPr>
+          <w:rFonts w:cs="Times New Roman"/>
+        </w:rPr>
+        <w:t>Sergeant: I haven’t seen you lot before…</w:t>
+      </w:r>
+    </w:p>
+    <w:p>
+      <w:pPr>
+        <w:rPr>
+          <w:rFonts w:cs="Times New Roman"/>
+        </w:rPr>
+      </w:pPr>
+      <w:r>
+        <w:rPr>
+          <w:rFonts w:cs="Times New Roman"/>
+        </w:rPr>
+        <w:t>Sergeant: I can tell you’re not like the rest of these civilians.</w:t>
+      </w:r>
+    </w:p>
+    <w:p>
+      <w:pPr>
+        <w:rPr>
+          <w:rFonts w:cs="Times New Roman"/>
+        </w:rPr>
+      </w:pPr>
+      <w:r>
+        <w:rPr>
+          <w:rFonts w:cs="Times New Roman"/>
+        </w:rPr>
+        <w:t>Sergeant: What do you think you’re doing spying on our training?</w:t>
+      </w:r>
+    </w:p>
+    <w:p>
+      <w:pPr>
+        <w:rPr>
+          <w:rFonts w:cs="Times New Roman"/>
+          <w:b/>
+          <w:bCs/>
+        </w:rPr>
+      </w:pPr>
+      <w:r>
+        <w:rPr>
+          <w:rFonts w:cs="Times New Roman"/>
+          <w:b/>
+          <w:bCs/>
+        </w:rPr>
+        <w:t>*(</w:t>
+      </w:r>
+      <w:r>
+        <w:rPr>
+          <w:rFonts w:cs="Times New Roman"/>
+          <w:b/>
+          <w:bCs/>
+        </w:rPr>
+        <w:t xml:space="preserve">So what if we </w:t>
+      </w:r>
+      <w:r>
+        <w:rPr>
+          <w:rFonts w:cs="Times New Roman"/>
+          <w:b/>
+          <w:bCs/>
+        </w:rPr>
+        <w:t>are?</w:t>
+      </w:r>
+      <w:r>
+        <w:rPr>
+          <w:rFonts w:cs="Times New Roman"/>
+          <w:b/>
+          <w:bCs/>
+        </w:rPr>
+        <w:t xml:space="preserve"> /</w:t>
+      </w:r>
+      <w:r>
+        <w:rPr>
+          <w:rFonts w:cs="Times New Roman"/>
+          <w:b/>
+          <w:bCs/>
+        </w:rPr>
+        <w:t xml:space="preserve"> We’re Gaia’s Advocates)</w:t>
+      </w:r>
+    </w:p>
+    <w:p>
+      <w:pPr>
+        <w:rPr>
+          <w:rFonts w:cs="Times New Roman"/>
+          <w:b/>
+          <w:bCs/>
+        </w:rPr>
+      </w:pPr>
+    </w:p>
+    <w:p>
+      <w:pPr>
+        <w:rPr>
+          <w:rFonts w:cs="Times New Roman"/>
+        </w:rPr>
+      </w:pPr>
+    </w:p>
+    <w:p>
+      <w:pPr>
+        <w:rPr>
+          <w:rFonts w:cs="Times New Roman"/>
+        </w:rPr>
+      </w:pPr>
+    </w:p>
+    <w:p>
+      <w:pPr>
+        <w:rPr>
+          <w:rFonts w:cs="Times New Roman"/>
+        </w:rPr>
+      </w:pPr>
+    </w:p>
+    <w:p>
+      <w:pPr>
+        <w:rPr>
+          <w:rFonts w:cs="Times New Roman"/>
+          <w:bCs/>
+        </w:rPr>
+      </w:pPr>
+    </w:p>
+    <w:p>
+      <w:pPr>
+        <w:rPr>
+          <w:rFonts w:cs="Times New Roman"/>
+          <w:b/>
+        </w:rPr>
+      </w:pPr>
+    </w:p>
+    <w:p>
+      <w:pPr>
+        <w:rPr>
+          <w:rFonts w:cs="Times New Roman"/>
+          <w:b/>
+        </w:rPr>
+      </w:pPr>
+      <w:r>
+        <w:rPr>
+          <w:rFonts w:cs="Times New Roman"/>
+          <w:b/>
         </w:rPr>
         <w:t>---------------------------------------------------------</w:t>
       </w:r>
@@ -49824,522 +52628,60 @@
         <w:rPr>
           <w:rFonts w:cs="Times New Roman"/>
           <w:b/>
-          <w:bCs/>
-        </w:rPr>
-      </w:pPr>
-      <w:r>
-        <w:rPr>
-          <w:rFonts w:cs="Times New Roman"/>
-          <w:b/>
-          <w:bCs/>
-        </w:rPr>
-        <w:t>(Julian)</w:t>
-      </w:r>
-    </w:p>
-    <w:p>
-      <w:pPr>
-        <w:rPr>
-          <w:rFonts w:cs="Times New Roman"/>
-        </w:rPr>
-      </w:pPr>
-      <w:r>
-        <w:rPr>
-          <w:rFonts w:cs="Times New Roman"/>
-        </w:rPr>
-        <w:t>Julain: Me?</w:t>
-      </w:r>
-    </w:p>
-    <w:p>
-      <w:pPr>
-        <w:rPr>
-          <w:rFonts w:cs="Times New Roman"/>
-        </w:rPr>
-      </w:pPr>
-      <w:r>
-        <w:rPr>
-          <w:rFonts w:cs="Times New Roman"/>
-        </w:rPr>
-        <w:t>Julain: Let’s go~!</w:t>
-      </w:r>
-    </w:p>
-    <w:p>
-      <w:pPr>
-        <w:rPr>
-          <w:rFonts w:cs="Times New Roman"/>
-        </w:rPr>
-      </w:pPr>
-      <w:r>
-        <w:rPr>
-          <w:rFonts w:cs="Times New Roman"/>
-        </w:rPr>
-        <w:t>Julian: Can we stop by the electronic shop over there?</w:t>
-      </w:r>
-    </w:p>
-    <w:p>
-      <w:pPr>
-        <w:rPr>
-          <w:rFonts w:cs="Times New Roman"/>
-        </w:rPr>
-      </w:pPr>
-      <w:r>
-        <w:rPr>
-          <w:rFonts w:cs="Times New Roman"/>
-        </w:rPr>
-        <w:t>Julian: I’ve been dying to head in there since I saw it!</w:t>
-      </w:r>
-    </w:p>
-    <w:p>
-      <w:pPr>
-        <w:rPr>
-          <w:rFonts w:cs="Times New Roman"/>
-          <w:b/>
-          <w:bCs/>
-        </w:rPr>
-      </w:pPr>
-      <w:r>
-        <w:rPr>
-          <w:rFonts w:cs="Times New Roman"/>
-          <w:b/>
-          <w:bCs/>
-        </w:rPr>
-        <w:t xml:space="preserve">**Return to Birkdale </w:t>
-      </w:r>
-      <w:r>
-        <w:rPr>
-          <w:rFonts w:cs="Times New Roman"/>
-          <w:b/>
-          <w:bCs/>
-        </w:rPr>
-        <w:t xml:space="preserve">Village </w:t>
-      </w:r>
-      <w:r>
-        <w:rPr>
-          <w:rFonts w:cs="Times New Roman"/>
-          <w:b/>
-          <w:bCs/>
-        </w:rPr>
-        <w:t>Townsquare</w:t>
-      </w:r>
-    </w:p>
-    <w:p>
-      <w:pPr>
-        <w:rPr>
-          <w:rFonts w:cs="Times New Roman"/>
-          <w:b/>
-          <w:bCs/>
-        </w:rPr>
-      </w:pPr>
-      <w:r>
-        <w:rPr>
-          <w:rFonts w:cs="Times New Roman"/>
-          <w:b/>
-          <w:bCs/>
-        </w:rPr>
-        <w:t>----------------------------------------------------------</w:t>
-      </w:r>
-    </w:p>
-    <w:p>
-      <w:pPr>
-        <w:rPr>
-          <w:rFonts w:cs="Times New Roman"/>
-          <w:b/>
-          <w:bCs/>
-        </w:rPr>
-      </w:pPr>
-      <w:r>
-        <w:rPr>
-          <w:rFonts w:cs="Times New Roman"/>
-          <w:b/>
-          <w:bCs/>
-        </w:rPr>
-        <w:t>(Camille)</w:t>
-      </w:r>
-    </w:p>
-    <w:p>
-      <w:pPr>
-        <w:rPr>
-          <w:rFonts w:cs="Times New Roman"/>
-        </w:rPr>
-      </w:pPr>
-      <w:r>
-        <w:rPr>
-          <w:rFonts w:cs="Times New Roman"/>
-        </w:rPr>
-        <w:t>*</w:t>
-      </w:r>
-      <w:r>
-        <w:rPr>
-          <w:rFonts w:cs="Times New Roman"/>
-        </w:rPr>
-        <w:t xml:space="preserve">You notice that Camille is lost in thought </w:t>
-      </w:r>
-      <w:r>
-        <w:rPr>
-          <w:rFonts w:cs="Times New Roman"/>
-        </w:rPr>
-        <w:t>gazing</w:t>
-      </w:r>
-      <w:r>
-        <w:rPr>
-          <w:rFonts w:cs="Times New Roman"/>
-        </w:rPr>
-        <w:t xml:space="preserve"> at her cloak clasp</w:t>
-      </w:r>
-      <w:r>
-        <w:rPr>
-          <w:rFonts w:cs="Times New Roman"/>
-        </w:rPr>
-        <w:t>.</w:t>
-      </w:r>
-    </w:p>
-    <w:p>
-      <w:pPr>
-        <w:rPr>
-          <w:rFonts w:cs="Times New Roman"/>
-        </w:rPr>
-      </w:pPr>
-      <w:r>
-        <w:rPr>
-          <w:rFonts w:cs="Times New Roman"/>
-        </w:rPr>
-        <w:t xml:space="preserve">Camille: We are the symbol </w:t>
-      </w:r>
-      <w:r>
-        <w:rPr>
-          <w:rFonts w:cs="Times New Roman"/>
-        </w:rPr>
-        <w:t>of strength that the people need right now.</w:t>
-      </w:r>
-    </w:p>
-    <w:p>
-      <w:pPr>
-        <w:rPr>
-          <w:rFonts w:cs="Times New Roman"/>
-        </w:rPr>
-      </w:pPr>
-      <w:r>
-        <w:rPr>
-          <w:rFonts w:cs="Times New Roman"/>
-        </w:rPr>
-        <w:t>Camille: We need to help them</w:t>
-      </w:r>
-      <w:r>
-        <w:rPr>
-          <w:rFonts w:cs="Times New Roman"/>
-        </w:rPr>
-        <w:t xml:space="preserve">. </w:t>
-      </w:r>
-    </w:p>
-    <w:p>
-      <w:pPr>
-        <w:rPr>
-          <w:rFonts w:cs="Times New Roman"/>
-        </w:rPr>
-      </w:pPr>
-      <w:r>
-        <w:rPr>
-          <w:rFonts w:cs="Times New Roman"/>
-        </w:rPr>
-        <w:t>Camille: For Ronan, if no one else.</w:t>
-      </w:r>
-    </w:p>
-    <w:p>
-      <w:pPr>
-        <w:rPr>
-          <w:rFonts w:cs="Times New Roman"/>
-          <w:b/>
-          <w:bCs/>
-        </w:rPr>
-      </w:pPr>
-      <w:r>
-        <w:rPr>
-          <w:rFonts w:cs="Times New Roman"/>
-          <w:b/>
-          <w:bCs/>
-        </w:rPr>
-        <w:t xml:space="preserve">**Return to Birkdale </w:t>
-      </w:r>
-      <w:r>
-        <w:rPr>
-          <w:rFonts w:cs="Times New Roman"/>
-          <w:b/>
-          <w:bCs/>
-        </w:rPr>
-        <w:t xml:space="preserve">Village </w:t>
-      </w:r>
-      <w:r>
-        <w:rPr>
-          <w:rFonts w:cs="Times New Roman"/>
-          <w:b/>
-          <w:bCs/>
-        </w:rPr>
-        <w:t>Townsquare</w:t>
-      </w:r>
-    </w:p>
-    <w:p>
-      <w:pPr>
-        <w:rPr>
-          <w:rFonts w:cs="Times New Roman"/>
-          <w:b/>
-          <w:bCs/>
-        </w:rPr>
-      </w:pPr>
-      <w:r>
-        <w:rPr>
-          <w:rFonts w:cs="Times New Roman"/>
-          <w:b/>
-          <w:bCs/>
-        </w:rPr>
-        <w:t>---------------------------------------------------------</w:t>
-      </w:r>
-    </w:p>
-    <w:p>
-      <w:pPr>
-        <w:rPr>
-          <w:rFonts w:cs="Times New Roman"/>
-          <w:b/>
-          <w:bCs/>
-        </w:rPr>
-      </w:pPr>
-      <w:r>
-        <w:rPr>
-          <w:rFonts w:cs="Times New Roman"/>
-          <w:b/>
-          <w:bCs/>
+        </w:rPr>
+      </w:pPr>
+      <w:r>
+        <w:rPr>
+          <w:rFonts w:cs="Times New Roman"/>
+          <w:b/>
+        </w:rPr>
+        <w:t>(Refugee Center)</w:t>
+      </w:r>
+    </w:p>
+    <w:p>
+      <w:pPr>
+        <w:rPr>
+          <w:rFonts w:cs="Times New Roman"/>
+          <w:b/>
+        </w:rPr>
+      </w:pPr>
+    </w:p>
+    <w:p>
+      <w:pPr>
+        <w:rPr>
+          <w:rFonts w:cs="Times New Roman"/>
+          <w:b/>
+        </w:rPr>
+      </w:pPr>
+    </w:p>
+    <w:p>
+      <w:pPr>
+        <w:rPr>
+          <w:rFonts w:cs="Times New Roman"/>
+          <w:b/>
+        </w:rPr>
+      </w:pPr>
+      <w:r>
+        <w:rPr>
+          <w:rFonts w:cs="Times New Roman"/>
+          <w:b/>
+        </w:rPr>
+        <w:t>--------------------------------------------------------</w:t>
+      </w:r>
+    </w:p>
+    <w:p>
+      <w:pPr>
+        <w:rPr>
+          <w:rFonts w:cs="Times New Roman"/>
+          <w:b/>
+        </w:rPr>
+      </w:pPr>
+      <w:r>
+        <w:rPr>
+          <w:rFonts w:cs="Times New Roman"/>
+          <w:b/>
         </w:rPr>
         <w:lastRenderedPageBreak/>
-        <w:t>(Lowen)</w:t>
-      </w:r>
-    </w:p>
-    <w:p>
-      <w:pPr>
-        <w:rPr>
-          <w:rFonts w:cs="Times New Roman"/>
-        </w:rPr>
-      </w:pPr>
-      <w:r>
-        <w:rPr>
-          <w:rFonts w:cs="Times New Roman"/>
-        </w:rPr>
-        <w:t>Alistair: Do you see that drunkard here?</w:t>
-      </w:r>
-    </w:p>
-    <w:p>
-      <w:pPr>
-        <w:rPr>
-          <w:rFonts w:cs="Times New Roman"/>
-        </w:rPr>
-      </w:pPr>
-      <w:r>
-        <w:rPr>
-          <w:rFonts w:cs="Times New Roman"/>
-        </w:rPr>
-        <w:t xml:space="preserve">Alistair: He’s still </w:t>
-      </w:r>
-      <w:r>
-        <w:rPr>
-          <w:rFonts w:cs="Times New Roman"/>
-        </w:rPr>
-        <w:t>puking in a bucket at the Baron’s.</w:t>
-      </w:r>
-    </w:p>
-    <w:p>
-      <w:pPr>
-        <w:rPr>
-          <w:rFonts w:cs="Times New Roman"/>
-        </w:rPr>
-      </w:pPr>
-      <w:r>
-        <w:rPr>
-          <w:rFonts w:cs="Times New Roman"/>
-        </w:rPr>
-        <w:t>Alistair: As he deserves</w:t>
-      </w:r>
-      <w:r>
-        <w:rPr>
-          <w:rFonts w:cs="Times New Roman"/>
-        </w:rPr>
-        <w:t xml:space="preserve">. </w:t>
-      </w:r>
-    </w:p>
-    <w:p>
-      <w:pPr>
-        <w:rPr>
-          <w:rFonts w:cs="Times New Roman"/>
-        </w:rPr>
-      </w:pPr>
-      <w:r>
-        <w:rPr>
-          <w:rFonts w:cs="Times New Roman"/>
-        </w:rPr>
-        <w:t>Alistair:</w:t>
-      </w:r>
-      <w:r>
-        <w:rPr>
-          <w:rFonts w:cs="Times New Roman"/>
-        </w:rPr>
-        <w:t xml:space="preserve"> Unless you’re drunk too, pick someone else.</w:t>
-      </w:r>
-    </w:p>
-    <w:p>
-      <w:pPr>
-        <w:rPr>
-          <w:rFonts w:cs="Times New Roman"/>
-        </w:rPr>
-      </w:pPr>
-      <w:r>
-        <w:rPr>
-          <w:rFonts w:cs="Times New Roman"/>
-        </w:rPr>
-        <w:t>Alistair: You’re not getting out of this that easily, wretch.</w:t>
-      </w:r>
-    </w:p>
-    <w:p>
-      <w:pPr>
-        <w:rPr>
-          <w:rFonts w:cs="Times New Roman"/>
-          <w:b/>
-          <w:bCs/>
-        </w:rPr>
-      </w:pPr>
-      <w:r>
-        <w:rPr>
-          <w:rFonts w:cs="Times New Roman"/>
-          <w:b/>
-          <w:bCs/>
-        </w:rPr>
-        <w:t>**Return to Previous Options</w:t>
-      </w:r>
-    </w:p>
-    <w:p>
-      <w:pPr>
-        <w:rPr>
-          <w:rFonts w:cs="Times New Roman"/>
-          <w:b/>
-          <w:bCs/>
-        </w:rPr>
-      </w:pPr>
-      <w:r>
-        <w:rPr>
-          <w:rFonts w:cs="Times New Roman"/>
-          <w:b/>
-          <w:bCs/>
-        </w:rPr>
-        <w:t>------------------------------------------------------------</w:t>
-      </w:r>
-      <w:r>
-        <w:rPr>
-          <w:rFonts w:cs="Times New Roman"/>
-          <w:b/>
-          <w:bCs/>
-        </w:rPr>
-        <w:t>---------------------------------------------------------</w:t>
-      </w:r>
-    </w:p>
-    <w:p>
-      <w:pPr>
-        <w:rPr>
-          <w:rFonts w:cs="Times New Roman"/>
-          <w:b/>
-        </w:rPr>
-      </w:pPr>
-      <w:r>
-        <w:rPr>
-          <w:rFonts w:cs="Times New Roman"/>
-          <w:b/>
-        </w:rPr>
-        <w:t>(Exercising Platoon)</w:t>
-      </w:r>
-    </w:p>
-    <w:p>
-      <w:pPr>
-        <w:rPr>
-          <w:rFonts w:cs="Times New Roman"/>
-          <w:b/>
-        </w:rPr>
-      </w:pPr>
-    </w:p>
-    <w:p>
-      <w:pPr>
-        <w:rPr>
-          <w:rFonts w:cs="Times New Roman"/>
-          <w:b/>
-        </w:rPr>
-      </w:pPr>
-    </w:p>
-    <w:p>
-      <w:pPr>
-        <w:rPr>
-          <w:rFonts w:cs="Times New Roman"/>
-          <w:b/>
-        </w:rPr>
-      </w:pPr>
-      <w:r>
-        <w:rPr>
-          <w:rFonts w:cs="Times New Roman"/>
-          <w:b/>
-        </w:rPr>
-        <w:t>---------------------------------------------------------</w:t>
-      </w:r>
-    </w:p>
-    <w:p>
-      <w:pPr>
-        <w:rPr>
-          <w:rFonts w:cs="Times New Roman"/>
-          <w:b/>
-        </w:rPr>
-      </w:pPr>
-      <w:r>
-        <w:rPr>
-          <w:rFonts w:cs="Times New Roman"/>
-          <w:b/>
-        </w:rPr>
-        <w:t>(Refugee Center)</w:t>
-      </w:r>
-    </w:p>
-    <w:p>
-      <w:pPr>
-        <w:rPr>
-          <w:rFonts w:cs="Times New Roman"/>
-          <w:b/>
-        </w:rPr>
-      </w:pPr>
-    </w:p>
-    <w:p>
-      <w:pPr>
-        <w:rPr>
-          <w:rFonts w:cs="Times New Roman"/>
-          <w:b/>
-        </w:rPr>
-      </w:pPr>
-    </w:p>
-    <w:p>
-      <w:pPr>
-        <w:rPr>
-          <w:rFonts w:cs="Times New Roman"/>
-          <w:b/>
-        </w:rPr>
-      </w:pPr>
-      <w:r>
-        <w:rPr>
-          <w:rFonts w:cs="Times New Roman"/>
-          <w:b/>
-        </w:rPr>
-        <w:t>--------------------------------------------------------</w:t>
-      </w:r>
-    </w:p>
-    <w:p>
-      <w:pPr>
-        <w:rPr>
-          <w:rFonts w:cs="Times New Roman"/>
-          <w:b/>
-        </w:rPr>
-      </w:pPr>
-      <w:r>
-        <w:rPr>
-          <w:rFonts w:cs="Times New Roman"/>
-          <w:b/>
-        </w:rPr>
         <w:t>(Park)</w:t>
       </w:r>
     </w:p>
@@ -50379,7 +52721,7 @@
 </file>
 
 <file path=word/numbering.xml><?xml version="1.0" encoding="utf-8"?>
-<w:numbering xmlns:wpc="http://schemas.microsoft.com/office/word/2010/wordprocessingCanvas" xmlns:cx="http://schemas.microsoft.com/office/drawing/2014/chartex" xmlns:cx1="http://schemas.microsoft.com/office/drawing/2015/9/8/chartex" xmlns:cx2="http://schemas.microsoft.com/office/drawing/2015/10/21/chartex" xmlns:cx3="http://schemas.microsoft.com/office/drawing/2016/5/9/chartex" xmlns:cx4="http://schemas.microsoft.com/office/drawing/2016/5/10/chartex" xmlns:cx5="http://schemas.microsoft.com/office/drawing/2016/5/11/chartex" xmlns:cx6="http://schemas.microsoft.com/office/drawing/2016/5/12/chartex" xmlns:cx7="http://schemas.microsoft.com/office/drawing/2016/5/13/chartex" xmlns:cx8="http://schemas.microsoft.com/office/drawing/2016/5/14/chartex" xmlns:mc="http://schemas.openxmlformats.org/markup-compatibility/2006" xmlns:aink="http://schemas.microsoft.com/office/drawing/2016/ink" xmlns:am3d="http://schemas.microsoft.com/office/drawing/2017/model3d" xmlns:o="urn:schemas-microsoft-com:office:office" xmlns:oel="http://schemas.microsoft.com/office/2019/extlst" xmlns:r="http://schemas.openxmlformats.org/officeDocument/2006/relationships" xmlns:m="http://schemas.openxmlformats.org/officeDocument/2006/math" xmlns:v="urn:schemas-microsoft-com:vml" xmlns:wp14="http://schemas.microsoft.com/office/word/2010/wordprocessingDrawing" xmlns:wp="http://schemas.openxmlformats.org/drawingml/2006/wordprocessingDrawing" xmlns:w10="urn:schemas-microsoft-com:office:word" xmlns:w="http://schemas.openxmlformats.org/wordprocessingml/2006/main" xmlns:w14="http://schemas.microsoft.com/office/word/2010/wordml" xmlns:w15="http://schemas.microsoft.com/office/word/2012/wordml" xmlns:w16cex="http://schemas.microsoft.com/office/word/2018/wordml/cex" xmlns:w16cid="http://schemas.microsoft.com/office/word/2016/wordml/cid" xmlns:w16="http://schemas.microsoft.com/office/word/2018/wordml" xmlns:w16du="http://schemas.microsoft.com/office/word/2023/wordml/word16du" xmlns:w16sdtdh="http://schemas.microsoft.com/office/word/2020/wordml/sdtdatahash" xmlns:w16sdtfl="http://schemas.microsoft.com/office/word/2024/wordml/sdtformatlock" xmlns:w16se="http://schemas.microsoft.com/office/word/2015/wordml/symex" xmlns:wpg="http://schemas.microsoft.com/office/word/2010/wordprocessingGroup" xmlns:wpi="http://schemas.microsoft.com/office/word/2010/wordprocessingInk" xmlns:wne="http://schemas.microsoft.com/office/word/2006/wordml" xmlns:wps="http://schemas.microsoft.com/office/word/2010/wordprocessingShape" mc:Ignorable="w14 w15 w16se w16cid w16 w16cex w16sdtdh w16sdtfl w16du wp14">
+<w:numbering xmlns:wpc="http://schemas.microsoft.com/office/word/2010/wordprocessingCanvas" xmlns:cx="http://schemas.microsoft.com/office/drawing/2014/chartex" xmlns:cx1="http://schemas.microsoft.com/office/drawing/2015/9/8/chartex" xmlns:cx2="http://schemas.microsoft.com/office/drawing/2015/10/21/chartex" xmlns:cx3="http://schemas.microsoft.com/office/drawing/2016/5/9/chartex" xmlns:cx4="http://schemas.microsoft.com/office/drawing/2016/5/10/chartex" xmlns:cx5="http://schemas.microsoft.com/office/drawing/2016/5/11/chartex" xmlns:cx6="http://schemas.microsoft.com/office/drawing/2016/5/12/chartex" xmlns:cx7="http://schemas.microsoft.com/office/drawing/2016/5/13/chartex" xmlns:cx8="http://schemas.microsoft.com/office/drawing/2016/5/14/chartex" xmlns:mc="http://schemas.openxmlformats.org/markup-compatibility/2006" xmlns:aink="http://schemas.microsoft.com/office/drawing/2016/ink" xmlns:am3d="http://schemas.microsoft.com/office/drawing/2017/model3d" xmlns:o="urn:schemas-microsoft-com:office:office" xmlns:oel="http://schemas.microsoft.com/office/2019/extlst" xmlns:r="http://schemas.openxmlformats.org/officeDocument/2006/relationships" xmlns:m="http://schemas.openxmlformats.org/officeDocument/2006/math" xmlns:v="urn:schemas-microsoft-com:vml" xmlns:wp14="http://schemas.microsoft.com/office/word/2010/wordprocessingDrawing" xmlns:wp="http://schemas.openxmlformats.org/drawingml/2006/wordprocessingDrawing" xmlns:w10="urn:schemas-microsoft-com:office:word" xmlns:w="http://schemas.openxmlformats.org/wordprocessingml/2006/main" xmlns:w14="http://schemas.microsoft.com/office/word/2010/wordml" xmlns:w15="http://schemas.microsoft.com/office/word/2012/wordml" xmlns:w16cei="http://schemas.microsoft.com/office/word/2026/wordml/cei" xmlns:w16cex="http://schemas.microsoft.com/office/word/2018/wordml/cex" xmlns:w16cid="http://schemas.microsoft.com/office/word/2016/wordml/cid" xmlns:w16="http://schemas.microsoft.com/office/word/2018/wordml" xmlns:w16du="http://schemas.microsoft.com/office/word/2023/wordml/word16du" xmlns:w16sdtdh="http://schemas.microsoft.com/office/word/2020/wordml/sdtdatahash" xmlns:w16sdtfl="http://schemas.microsoft.com/office/word/2024/wordml/sdtformatlock" xmlns:w16se="http://schemas.microsoft.com/office/word/2015/wordml/symex" xmlns:wpg="http://schemas.microsoft.com/office/word/2010/wordprocessingGroup" xmlns:wpi="http://schemas.microsoft.com/office/word/2010/wordprocessingInk" xmlns:wne="http://schemas.microsoft.com/office/word/2006/wordml" xmlns:wps="http://schemas.microsoft.com/office/word/2010/wordprocessingShape" mc:Ignorable="w14 w15 w16se w16cid w16 w16cex w16sdtdh w16sdtfl w16du wp14">
   <w:abstractNum w:abstractNumId="0" w15:restartNumberingAfterBreak="0">
     <w:nsid w:val="00447227"/>
     <w:multiLevelType w:val="hybridMultilevel"/>
@@ -51591,7 +53933,7 @@
   <w:style w:type="paragraph" w:default="1" w:styleId="Normal">
     <w:name w:val="Normal"/>
     <w:qFormat/>
-    <w:rsid w:val="0091113D"/>
+    <w:rsid w:val="00250A8E"/>
   </w:style>
   <w:style w:type="paragraph" w:styleId="Heading1">
     <w:name w:val="heading 1"/>
@@ -52425,4 +54767,16 @@
     </a:ext>
   </a:extLst>
 </a:theme>
+</file>
+
+<file path=customXml/item1.xml><?xml version="1.0" encoding="utf-8"?>
+<b:Sources xmlns:b="http://schemas.openxmlformats.org/officeDocument/2006/bibliography" xmlns="http://schemas.openxmlformats.org/officeDocument/2006/bibliography" SelectedStyle="\APASixthEditionOfficeOnline.xsl" StyleName="APA" Version="6"/>
+</file>
+
+<file path=customXml/itemProps1.xml><?xml version="1.0" encoding="utf-8"?>
+<ds:datastoreItem xmlns:ds="http://schemas.openxmlformats.org/officeDocument/2006/customXml" ds:itemID="{2138F698-5D8E-479E-80A3-4D87365F2325}">
+  <ds:schemaRefs>
+    <ds:schemaRef ds:uri="http://schemas.openxmlformats.org/officeDocument/2006/bibliography"/>
+  </ds:schemaRefs>
+</ds:datastoreItem>
 </file>
--- a/Documents/Level II - Malice at McGuire/Level II – Malice at McGuire [Level Text Script].docx
+++ b/Documents/Level II - Malice at McGuire/Level II – Malice at McGuire [Level Text Script].docx
@@ -50943,13 +50943,7 @@
         <w:rPr>
           <w:rFonts w:cs="Times New Roman"/>
         </w:rPr>
-        <w:t>Chicken chicken Stefan!</w:t>
-      </w:r>
-      <w:r>
-        <w:rPr>
-          <w:rFonts w:cs="Times New Roman"/>
-        </w:rPr>
-        <w:t xml:space="preserve"> (BAWK BAWK~)</w:t>
+        <w:t>Chicken chicken Stefan! (BAWK BAWK~)</w:t>
       </w:r>
     </w:p>
     <w:p>
@@ -51194,13 +51188,268 @@
         <w:rPr>
           <w:rFonts w:cs="Times New Roman"/>
         </w:rPr>
+        <w:t>Meet me down by Hunter’s pack! (MEET ME~!)</w:t>
+      </w:r>
+    </w:p>
+    <w:p>
+      <w:pPr>
+        <w:rPr>
+          <w:rFonts w:cs="Times New Roman"/>
+        </w:rPr>
+      </w:pPr>
+      <w:r>
+        <w:rPr>
+          <w:rFonts w:cs="Times New Roman"/>
+          <w:bCs/>
+        </w:rPr>
+        <w:t>Offset Leader:</w:t>
+      </w:r>
+      <w:r>
+        <w:rPr>
+          <w:rFonts w:cs="Times New Roman"/>
+          <w:bCs/>
+        </w:rPr>
+        <w:t xml:space="preserve"> </w:t>
+      </w:r>
+      <w:r>
+        <w:rPr>
+          <w:rFonts w:cs="Times New Roman"/>
+        </w:rPr>
+        <w:t>With my rifle in my hand…</w:t>
+      </w:r>
+    </w:p>
+    <w:p>
+      <w:pPr>
+        <w:rPr>
+          <w:rFonts w:cs="Times New Roman"/>
+        </w:rPr>
+      </w:pPr>
+      <w:r>
+        <w:rPr>
+          <w:rFonts w:cs="Times New Roman"/>
+          <w:bCs/>
+        </w:rPr>
+        <w:t>Running Group:</w:t>
+      </w:r>
+      <w:r>
+        <w:rPr>
+          <w:rFonts w:cs="Times New Roman"/>
+          <w:bCs/>
+        </w:rPr>
+        <w:t xml:space="preserve"> </w:t>
+      </w:r>
+      <w:r>
+        <w:rPr>
+          <w:rFonts w:cs="Times New Roman"/>
+        </w:rPr>
+        <w:t>With my rifle in my hand~!</w:t>
+      </w:r>
+    </w:p>
+    <w:p>
+      <w:pPr>
+        <w:rPr>
+          <w:rFonts w:cs="Times New Roman"/>
+          <w:bCs/>
+        </w:rPr>
+      </w:pPr>
+      <w:r>
+        <w:rPr>
+          <w:rFonts w:cs="Times New Roman"/>
+          <w:bCs/>
+        </w:rPr>
+        <w:t>Offset Leader:</w:t>
+      </w:r>
+      <w:r>
+        <w:rPr>
+          <w:rFonts w:cs="Times New Roman"/>
+          <w:bCs/>
+        </w:rPr>
+        <w:t xml:space="preserve"> </w:t>
+      </w:r>
+      <w:r>
+        <w:rPr>
+          <w:rFonts w:cs="Times New Roman"/>
+        </w:rPr>
+        <w:t>I gonna be a shootin’ man!</w:t>
+      </w:r>
+    </w:p>
+    <w:p>
+      <w:pPr>
+        <w:rPr>
+          <w:rFonts w:cs="Times New Roman"/>
+        </w:rPr>
+      </w:pPr>
+      <w:r>
+        <w:rPr>
+          <w:rFonts w:cs="Times New Roman"/>
+          <w:bCs/>
+        </w:rPr>
+        <w:t>Running Group:</w:t>
+      </w:r>
+      <w:r>
+        <w:rPr>
+          <w:rFonts w:cs="Times New Roman"/>
+          <w:bCs/>
+        </w:rPr>
+        <w:t xml:space="preserve"> </w:t>
+      </w:r>
+      <w:r>
+        <w:rPr>
+          <w:rFonts w:cs="Times New Roman"/>
+        </w:rPr>
+        <w:t>I gonna be a shootin’ man!</w:t>
+      </w:r>
+      <w:r>
+        <w:rPr>
+          <w:rFonts w:cs="Times New Roman"/>
+        </w:rPr>
+        <w:t xml:space="preserve"> (BLAP BLAP BLAP/ BOOM BOOM BOOM/ RAH TA TA TA!)</w:t>
+      </w:r>
+    </w:p>
+    <w:p>
+      <w:pPr>
+        <w:rPr>
+          <w:rFonts w:cs="Times New Roman"/>
+        </w:rPr>
+      </w:pPr>
+      <w:r>
+        <w:rPr>
+          <w:rFonts w:cs="Times New Roman"/>
+          <w:bCs/>
+        </w:rPr>
+        <w:t>Offset Leader:</w:t>
+      </w:r>
+      <w:r>
+        <w:rPr>
+          <w:rFonts w:cs="Times New Roman"/>
+          <w:bCs/>
+        </w:rPr>
+        <w:t xml:space="preserve"> </w:t>
+      </w:r>
+      <w:r>
+        <w:rPr>
+          <w:rFonts w:cs="Times New Roman"/>
+        </w:rPr>
+        <w:t>Doin’ my best for Birkdale, man!</w:t>
+      </w:r>
+    </w:p>
+    <w:p>
+      <w:pPr>
+        <w:rPr>
+          <w:rFonts w:cs="Times New Roman"/>
+        </w:rPr>
+      </w:pPr>
+      <w:r>
+        <w:rPr>
+          <w:rFonts w:cs="Times New Roman"/>
+          <w:bCs/>
+        </w:rPr>
+        <w:t>Running Group:</w:t>
+      </w:r>
+      <w:r>
+        <w:rPr>
+          <w:rFonts w:cs="Times New Roman"/>
+          <w:bCs/>
+        </w:rPr>
+        <w:t xml:space="preserve"> </w:t>
+      </w:r>
+      <w:r>
+        <w:rPr>
+          <w:rFonts w:cs="Times New Roman"/>
+        </w:rPr>
+        <w:t>Doin’ my best for Birkdale, man!</w:t>
+      </w:r>
+    </w:p>
+    <w:p>
+      <w:pPr>
+        <w:rPr>
+          <w:rFonts w:cs="Times New Roman"/>
+        </w:rPr>
+      </w:pPr>
+      <w:r>
+        <w:rPr>
+          <w:rFonts w:cs="Times New Roman"/>
+          <w:bCs/>
+        </w:rPr>
+        <w:t xml:space="preserve">Offset Leader: </w:t>
+      </w:r>
+      <w:r>
+        <w:rPr>
+          <w:rFonts w:cs="Times New Roman"/>
+        </w:rPr>
+        <w:t>Hey, hey, Captain Jack!</w:t>
+      </w:r>
+    </w:p>
+    <w:p>
+      <w:pPr>
+        <w:rPr>
+          <w:rFonts w:cs="Times New Roman"/>
+        </w:rPr>
+      </w:pPr>
+      <w:r>
+        <w:rPr>
+          <w:rFonts w:cs="Times New Roman"/>
+          <w:bCs/>
+        </w:rPr>
+        <w:t xml:space="preserve">Running Group: </w:t>
+      </w:r>
+      <w:r>
+        <w:rPr>
+          <w:rFonts w:cs="Times New Roman"/>
+        </w:rPr>
+        <w:t>Hey, hey, Captain Jack!</w:t>
+      </w:r>
+    </w:p>
+    <w:p>
+      <w:pPr>
+        <w:rPr>
+          <w:rFonts w:cs="Times New Roman"/>
+        </w:rPr>
+      </w:pPr>
+      <w:r>
+        <w:rPr>
+          <w:rFonts w:cs="Times New Roman"/>
+          <w:bCs/>
+        </w:rPr>
+        <w:t>Offset Leader:</w:t>
+      </w:r>
+      <w:r>
+        <w:rPr>
+          <w:rFonts w:cs="Times New Roman"/>
+        </w:rPr>
+        <w:t xml:space="preserve"> </w:t>
+      </w:r>
+      <w:r>
+        <w:rPr>
+          <w:rFonts w:cs="Times New Roman"/>
+        </w:rPr>
         <w:t>Meet me down by Hunter’s pack!</w:t>
       </w:r>
-      <w:r>
-        <w:rPr>
-          <w:rFonts w:cs="Times New Roman"/>
-        </w:rPr>
-        <w:t xml:space="preserve"> (MEET ME~!)</w:t>
+    </w:p>
+    <w:p>
+      <w:pPr>
+        <w:rPr>
+          <w:rFonts w:cs="Times New Roman"/>
+        </w:rPr>
+      </w:pPr>
+      <w:r>
+        <w:rPr>
+          <w:rFonts w:cs="Times New Roman"/>
+          <w:bCs/>
+        </w:rPr>
+        <w:t>Running Group:</w:t>
+      </w:r>
+      <w:r>
+        <w:rPr>
+          <w:rFonts w:cs="Times New Roman"/>
+        </w:rPr>
+        <w:t xml:space="preserve"> </w:t>
+      </w:r>
+      <w:r>
+        <w:rPr>
+          <w:rFonts w:cs="Times New Roman"/>
+        </w:rPr>
+        <w:t>Meet me down by Hunter’s pack! (MEET ME~!)</w:t>
       </w:r>
     </w:p>
     <w:p>
@@ -51227,13 +51476,7 @@
         <w:rPr>
           <w:rFonts w:cs="Times New Roman"/>
         </w:rPr>
-        <w:t>With my rifle in my hand</w:t>
-      </w:r>
-      <w:r>
-        <w:rPr>
-          <w:rFonts w:cs="Times New Roman"/>
-        </w:rPr>
-        <w:t>…</w:t>
+        <w:t>With a knife in my hand…</w:t>
       </w:r>
     </w:p>
     <w:p>
@@ -51260,292 +51503,7 @@
         <w:rPr>
           <w:rFonts w:cs="Times New Roman"/>
         </w:rPr>
-        <w:t>With my rifle in my hand</w:t>
-      </w:r>
-      <w:r>
-        <w:rPr>
-          <w:rFonts w:cs="Times New Roman"/>
-        </w:rPr>
-        <w:t>~!</w:t>
-      </w:r>
-    </w:p>
-    <w:p>
-      <w:pPr>
-        <w:rPr>
-          <w:rFonts w:cs="Times New Roman"/>
-          <w:bCs/>
-        </w:rPr>
-      </w:pPr>
-      <w:r>
-        <w:rPr>
-          <w:rFonts w:cs="Times New Roman"/>
-          <w:bCs/>
-        </w:rPr>
-        <w:t>Offset Leader:</w:t>
-      </w:r>
-      <w:r>
-        <w:rPr>
-          <w:rFonts w:cs="Times New Roman"/>
-          <w:bCs/>
-        </w:rPr>
-        <w:t xml:space="preserve"> </w:t>
-      </w:r>
-      <w:r>
-        <w:rPr>
-          <w:rFonts w:cs="Times New Roman"/>
-        </w:rPr>
-        <w:t>I gonna be a shootin’ man!</w:t>
-      </w:r>
-    </w:p>
-    <w:p>
-      <w:pPr>
-        <w:rPr>
-          <w:rFonts w:cs="Times New Roman"/>
-        </w:rPr>
-      </w:pPr>
-      <w:r>
-        <w:rPr>
-          <w:rFonts w:cs="Times New Roman"/>
-          <w:bCs/>
-        </w:rPr>
-        <w:t>Running Group:</w:t>
-      </w:r>
-      <w:r>
-        <w:rPr>
-          <w:rFonts w:cs="Times New Roman"/>
-          <w:bCs/>
-        </w:rPr>
-        <w:t xml:space="preserve"> </w:t>
-      </w:r>
-      <w:r>
-        <w:rPr>
-          <w:rFonts w:cs="Times New Roman"/>
-        </w:rPr>
-        <w:t>I gonna be a shootin’ man!</w:t>
-      </w:r>
-      <w:r>
-        <w:rPr>
-          <w:rFonts w:cs="Times New Roman"/>
-        </w:rPr>
-        <w:t xml:space="preserve"> </w:t>
-      </w:r>
-      <w:r>
-        <w:rPr>
-          <w:rFonts w:cs="Times New Roman"/>
-        </w:rPr>
-        <w:t>(BLAP BLAP BLAP/ BOOM BOOM BOOM/ RAH TA TA TA!)</w:t>
-      </w:r>
-    </w:p>
-    <w:p>
-      <w:pPr>
-        <w:rPr>
-          <w:rFonts w:cs="Times New Roman"/>
-        </w:rPr>
-      </w:pPr>
-      <w:r>
-        <w:rPr>
-          <w:rFonts w:cs="Times New Roman"/>
-          <w:bCs/>
-        </w:rPr>
-        <w:t>Offset Leader:</w:t>
-      </w:r>
-      <w:r>
-        <w:rPr>
-          <w:rFonts w:cs="Times New Roman"/>
-          <w:bCs/>
-        </w:rPr>
-        <w:t xml:space="preserve"> </w:t>
-      </w:r>
-      <w:r>
-        <w:rPr>
-          <w:rFonts w:cs="Times New Roman"/>
-        </w:rPr>
-        <w:t>Doin’ my best for Birkdale, man!</w:t>
-      </w:r>
-    </w:p>
-    <w:p>
-      <w:pPr>
-        <w:rPr>
-          <w:rFonts w:cs="Times New Roman"/>
-        </w:rPr>
-      </w:pPr>
-      <w:r>
-        <w:rPr>
-          <w:rFonts w:cs="Times New Roman"/>
-          <w:bCs/>
-        </w:rPr>
-        <w:t>Running Group:</w:t>
-      </w:r>
-      <w:r>
-        <w:rPr>
-          <w:rFonts w:cs="Times New Roman"/>
-          <w:bCs/>
-        </w:rPr>
-        <w:t xml:space="preserve"> </w:t>
-      </w:r>
-      <w:r>
-        <w:rPr>
-          <w:rFonts w:cs="Times New Roman"/>
-        </w:rPr>
-        <w:t>Doin’ my best for Birkdale, man!</w:t>
-      </w:r>
-    </w:p>
-    <w:p>
-      <w:pPr>
-        <w:rPr>
-          <w:rFonts w:cs="Times New Roman"/>
-        </w:rPr>
-      </w:pPr>
-      <w:r>
-        <w:rPr>
-          <w:rFonts w:cs="Times New Roman"/>
-          <w:bCs/>
-        </w:rPr>
-        <w:t xml:space="preserve">Offset Leader: </w:t>
-      </w:r>
-      <w:r>
-        <w:rPr>
-          <w:rFonts w:cs="Times New Roman"/>
-        </w:rPr>
-        <w:t>Hey, hey, Captain Jack!</w:t>
-      </w:r>
-    </w:p>
-    <w:p>
-      <w:pPr>
-        <w:rPr>
-          <w:rFonts w:cs="Times New Roman"/>
-        </w:rPr>
-      </w:pPr>
-      <w:r>
-        <w:rPr>
-          <w:rFonts w:cs="Times New Roman"/>
-          <w:bCs/>
-        </w:rPr>
-        <w:t xml:space="preserve">Running Group: </w:t>
-      </w:r>
-      <w:r>
-        <w:rPr>
-          <w:rFonts w:cs="Times New Roman"/>
-        </w:rPr>
-        <w:t>Hey, hey, Captain Jack!</w:t>
-      </w:r>
-    </w:p>
-    <w:p>
-      <w:pPr>
-        <w:rPr>
-          <w:rFonts w:cs="Times New Roman"/>
-        </w:rPr>
-      </w:pPr>
-      <w:r>
-        <w:rPr>
-          <w:rFonts w:cs="Times New Roman"/>
-          <w:bCs/>
-        </w:rPr>
-        <w:t>Offset Leader:</w:t>
-      </w:r>
-      <w:r>
-        <w:rPr>
-          <w:rFonts w:cs="Times New Roman"/>
-        </w:rPr>
-        <w:t xml:space="preserve"> </w:t>
-      </w:r>
-      <w:r>
-        <w:rPr>
-          <w:rFonts w:cs="Times New Roman"/>
-        </w:rPr>
-        <w:t>Meet me down by Hunter’s pack!</w:t>
-      </w:r>
-    </w:p>
-    <w:p>
-      <w:pPr>
-        <w:rPr>
-          <w:rFonts w:cs="Times New Roman"/>
-        </w:rPr>
-      </w:pPr>
-      <w:r>
-        <w:rPr>
-          <w:rFonts w:cs="Times New Roman"/>
-          <w:bCs/>
-        </w:rPr>
-        <w:t>Running Group:</w:t>
-      </w:r>
-      <w:r>
-        <w:rPr>
-          <w:rFonts w:cs="Times New Roman"/>
-        </w:rPr>
-        <w:t xml:space="preserve"> </w:t>
-      </w:r>
-      <w:r>
-        <w:rPr>
-          <w:rFonts w:cs="Times New Roman"/>
-        </w:rPr>
-        <w:t>Meet me down by Hunter’s pack! (MEET ME~!)</w:t>
-      </w:r>
-    </w:p>
-    <w:p>
-      <w:pPr>
-        <w:rPr>
-          <w:rFonts w:cs="Times New Roman"/>
-        </w:rPr>
-      </w:pPr>
-      <w:r>
-        <w:rPr>
-          <w:rFonts w:cs="Times New Roman"/>
-          <w:bCs/>
-        </w:rPr>
-        <w:t>Offset Leader:</w:t>
-      </w:r>
-      <w:r>
-        <w:rPr>
-          <w:rFonts w:cs="Times New Roman"/>
-          <w:bCs/>
-        </w:rPr>
-        <w:t xml:space="preserve"> </w:t>
-      </w:r>
-      <w:r>
-        <w:rPr>
-          <w:rFonts w:cs="Times New Roman"/>
-        </w:rPr>
-        <w:t>With a knife in my hand</w:t>
-      </w:r>
-      <w:r>
-        <w:rPr>
-          <w:rFonts w:cs="Times New Roman"/>
-        </w:rPr>
-        <w:t>…</w:t>
-      </w:r>
-    </w:p>
-    <w:p>
-      <w:pPr>
-        <w:rPr>
-          <w:rFonts w:cs="Times New Roman"/>
-        </w:rPr>
-      </w:pPr>
-      <w:r>
-        <w:rPr>
-          <w:rFonts w:cs="Times New Roman"/>
-          <w:bCs/>
-        </w:rPr>
-        <w:t>Running Group:</w:t>
-      </w:r>
-      <w:r>
-        <w:rPr>
-          <w:rFonts w:cs="Times New Roman"/>
-          <w:bCs/>
-        </w:rPr>
-        <w:t xml:space="preserve"> </w:t>
-      </w:r>
-      <w:r>
-        <w:rPr>
-          <w:rFonts w:cs="Times New Roman"/>
-        </w:rPr>
-        <w:t>With a knife in my hand</w:t>
-      </w:r>
-      <w:r>
-        <w:rPr>
-          <w:rFonts w:cs="Times New Roman"/>
-        </w:rPr>
-        <w:t>~!</w:t>
+        <w:t>With a knife in my hand~!</w:t>
       </w:r>
     </w:p>
     <w:p>
@@ -51603,11 +51561,33 @@
         <w:rPr>
           <w:rFonts w:cs="Times New Roman"/>
         </w:rPr>
-        <w:t>I gonna be a stabbin’ man!</w:t>
-      </w:r>
-      <w:r>
-        <w:rPr>
-          <w:rFonts w:cs="Times New Roman"/>
+        <w:t xml:space="preserve">I gonna be a stabbin’ man! </w:t>
+      </w:r>
+      <w:r>
+        <w:rPr>
+          <w:rFonts w:cs="Times New Roman"/>
+        </w:rPr>
+        <w:t>(SHKT SHKT SHKT/ AIIIIEEEE!/ STABBY STAB STAB!)</w:t>
+      </w:r>
+    </w:p>
+    <w:p>
+      <w:pPr>
+        <w:rPr>
+          <w:rFonts w:cs="Times New Roman"/>
+          <w:bCs/>
+        </w:rPr>
+      </w:pPr>
+      <w:r>
+        <w:rPr>
+          <w:rFonts w:cs="Times New Roman"/>
+          <w:bCs/>
+        </w:rPr>
+        <w:t>Offset Leader:</w:t>
+      </w:r>
+      <w:r>
+        <w:rPr>
+          <w:rFonts w:cs="Times New Roman"/>
+          <w:bCs/>
         </w:rPr>
         <w:t xml:space="preserve"> </w:t>
       </w:r>
@@ -51615,19 +51595,52 @@
         <w:rPr>
           <w:rFonts w:cs="Times New Roman"/>
         </w:rPr>
-        <w:t>(SHKT SHKT SHKT/ AIIIIEEEE!</w:t>
-      </w:r>
-      <w:r>
-        <w:rPr>
-          <w:rFonts w:cs="Times New Roman"/>
-        </w:rPr>
-        <w:t>/ STABBY STAB STAB!</w:t>
-      </w:r>
-      <w:r>
-        <w:rPr>
-          <w:rFonts w:cs="Times New Roman"/>
-        </w:rPr>
-        <w:t>)</w:t>
+        <w:t xml:space="preserve">Re-up! </w:t>
+      </w:r>
+    </w:p>
+    <w:p>
+      <w:pPr>
+        <w:rPr>
+          <w:rFonts w:cs="Times New Roman"/>
+        </w:rPr>
+      </w:pPr>
+      <w:r>
+        <w:rPr>
+          <w:rFonts w:cs="Times New Roman"/>
+          <w:bCs/>
+        </w:rPr>
+        <w:t>Running Group:</w:t>
+      </w:r>
+      <w:r>
+        <w:rPr>
+          <w:rFonts w:cs="Times New Roman"/>
+          <w:bCs/>
+        </w:rPr>
+        <w:t xml:space="preserve"> </w:t>
+      </w:r>
+      <w:r>
+        <w:rPr>
+          <w:rFonts w:cs="Times New Roman"/>
+        </w:rPr>
+        <w:t>You’re crazy!</w:t>
+      </w:r>
+      <w:r>
+        <w:rPr>
+          <w:rFonts w:cs="Times New Roman"/>
+        </w:rPr>
+        <w:t xml:space="preserve"> (</w:t>
+      </w:r>
+      <w:r>
+        <w:rPr>
+          <w:rFonts w:cs="Times New Roman"/>
+        </w:rPr>
+        <w:t>OH,</w:t>
+      </w:r>
+      <w:r>
+        <w:rPr>
+          <w:rFonts w:cs="Times New Roman"/>
+        </w:rPr>
+        <w:t xml:space="preserve"> HELL NAW!)</w:t>
       </w:r>
     </w:p>
     <w:p>
@@ -51655,19 +51668,15 @@
         <w:rPr>
           <w:rFonts w:cs="Times New Roman"/>
         </w:rPr>
-        <w:t>Re-up</w:t>
-      </w:r>
-      <w:r>
-        <w:rPr>
-          <w:rFonts w:cs="Times New Roman"/>
-        </w:rPr>
-        <w:t xml:space="preserve">! </w:t>
-      </w:r>
-    </w:p>
-    <w:p>
-      <w:pPr>
-        <w:rPr>
-          <w:rFonts w:cs="Times New Roman"/>
+        <w:t>Re-up!</w:t>
+      </w:r>
+    </w:p>
+    <w:p>
+      <w:pPr>
+        <w:rPr>
+          <w:rFonts w:cs="Times New Roman"/>
+          <w:b/>
+          <w:bCs/>
         </w:rPr>
       </w:pPr>
       <w:r>
@@ -51688,17 +51697,32 @@
         <w:rPr>
           <w:rFonts w:cs="Times New Roman"/>
         </w:rPr>
-        <w:t>Y</w:t>
-      </w:r>
-      <w:r>
-        <w:rPr>
-          <w:rFonts w:cs="Times New Roman"/>
-        </w:rPr>
-        <w:t>ou’re crazy!</w:t>
-      </w:r>
-      <w:r>
-        <w:rPr>
-          <w:rFonts w:cs="Times New Roman"/>
+        <w:t>You’re outta yo mind!</w:t>
+      </w:r>
+      <w:r>
+        <w:rPr>
+          <w:rFonts w:cs="Times New Roman"/>
+        </w:rPr>
+        <w:t xml:space="preserve"> (UH UH!)</w:t>
+      </w:r>
+    </w:p>
+    <w:p>
+      <w:pPr>
+        <w:rPr>
+          <w:rFonts w:cs="Times New Roman"/>
+        </w:rPr>
+      </w:pPr>
+      <w:r>
+        <w:rPr>
+          <w:rFonts w:cs="Times New Roman"/>
+          <w:bCs/>
+        </w:rPr>
+        <w:t>Offset Leader:</w:t>
+      </w:r>
+      <w:r>
+        <w:rPr>
+          <w:rFonts w:cs="Times New Roman"/>
+          <w:bCs/>
         </w:rPr>
         <w:t xml:space="preserve"> </w:t>
       </w:r>
@@ -51706,19 +51730,34 @@
         <w:rPr>
           <w:rFonts w:cs="Times New Roman"/>
         </w:rPr>
-        <w:t>(</w:t>
-      </w:r>
-      <w:r>
-        <w:rPr>
-          <w:rFonts w:cs="Times New Roman"/>
-        </w:rPr>
-        <w:t>OH,</w:t>
-      </w:r>
-      <w:r>
-        <w:rPr>
-          <w:rFonts w:cs="Times New Roman"/>
-        </w:rPr>
-        <w:t xml:space="preserve"> HELL NAW!)</w:t>
+        <w:t>Meet me with Hunter’s pack…</w:t>
+      </w:r>
+    </w:p>
+    <w:p>
+      <w:pPr>
+        <w:rPr>
+          <w:rFonts w:cs="Times New Roman"/>
+        </w:rPr>
+      </w:pPr>
+      <w:r>
+        <w:rPr>
+          <w:rFonts w:cs="Times New Roman"/>
+          <w:bCs/>
+        </w:rPr>
+        <w:t>Running Group:</w:t>
+      </w:r>
+      <w:r>
+        <w:rPr>
+          <w:rFonts w:cs="Times New Roman"/>
+          <w:bCs/>
+        </w:rPr>
+        <w:t xml:space="preserve"> </w:t>
+      </w:r>
+      <w:r>
+        <w:rPr>
+          <w:rFonts w:cs="Times New Roman"/>
+        </w:rPr>
+        <w:t>Meet me with Hunter’s pack~!</w:t>
       </w:r>
     </w:p>
     <w:p>
@@ -51746,15 +51785,13 @@
         <w:rPr>
           <w:rFonts w:cs="Times New Roman"/>
         </w:rPr>
-        <w:t>Re-up!</w:t>
-      </w:r>
-    </w:p>
-    <w:p>
-      <w:pPr>
-        <w:rPr>
-          <w:rFonts w:cs="Times New Roman"/>
-          <w:b/>
-          <w:bCs/>
+        <w:t>Them bastards ain’t coming back!</w:t>
+      </w:r>
+    </w:p>
+    <w:p>
+      <w:pPr>
+        <w:rPr>
+          <w:rFonts w:cs="Times New Roman"/>
         </w:rPr>
       </w:pPr>
       <w:r>
@@ -51767,7 +51804,6 @@
       <w:r>
         <w:rPr>
           <w:rFonts w:cs="Times New Roman"/>
-          <w:bCs/>
         </w:rPr>
         <w:t xml:space="preserve"> </w:t>
       </w:r>
@@ -51775,163 +51811,13 @@
         <w:rPr>
           <w:rFonts w:cs="Times New Roman"/>
         </w:rPr>
-        <w:t>Y</w:t>
-      </w:r>
-      <w:r>
-        <w:rPr>
-          <w:rFonts w:cs="Times New Roman"/>
-        </w:rPr>
-        <w:t>ou’re outta yo mind!</w:t>
-      </w:r>
-      <w:r>
-        <w:rPr>
-          <w:rFonts w:cs="Times New Roman"/>
-        </w:rPr>
-        <w:t xml:space="preserve"> </w:t>
-      </w:r>
-      <w:r>
-        <w:rPr>
-          <w:rFonts w:cs="Times New Roman"/>
-        </w:rPr>
-        <w:t>(UH UH!)</w:t>
-      </w:r>
-    </w:p>
-    <w:p>
-      <w:pPr>
-        <w:rPr>
-          <w:rFonts w:cs="Times New Roman"/>
-        </w:rPr>
-      </w:pPr>
-      <w:r>
-        <w:rPr>
-          <w:rFonts w:cs="Times New Roman"/>
-          <w:bCs/>
-        </w:rPr>
-        <w:t>Offset Leader:</w:t>
-      </w:r>
-      <w:r>
-        <w:rPr>
-          <w:rFonts w:cs="Times New Roman"/>
-          <w:bCs/>
-        </w:rPr>
-        <w:t xml:space="preserve"> </w:t>
-      </w:r>
-      <w:r>
-        <w:rPr>
-          <w:rFonts w:cs="Times New Roman"/>
-        </w:rPr>
-        <w:t>Meet me with Hunter’s pack</w:t>
-      </w:r>
-      <w:r>
-        <w:rPr>
-          <w:rFonts w:cs="Times New Roman"/>
-        </w:rPr>
-        <w:t>…</w:t>
-      </w:r>
-    </w:p>
-    <w:p>
-      <w:pPr>
-        <w:rPr>
-          <w:rFonts w:cs="Times New Roman"/>
-        </w:rPr>
-      </w:pPr>
-      <w:r>
-        <w:rPr>
-          <w:rFonts w:cs="Times New Roman"/>
-          <w:bCs/>
-        </w:rPr>
-        <w:t>Running Group:</w:t>
-      </w:r>
-      <w:r>
-        <w:rPr>
-          <w:rFonts w:cs="Times New Roman"/>
-          <w:bCs/>
-        </w:rPr>
-        <w:t xml:space="preserve"> </w:t>
-      </w:r>
-      <w:r>
-        <w:rPr>
-          <w:rFonts w:cs="Times New Roman"/>
-        </w:rPr>
-        <w:t>Meet me with Hunter’s pack</w:t>
-      </w:r>
-      <w:r>
-        <w:rPr>
-          <w:rFonts w:cs="Times New Roman"/>
-        </w:rPr>
-        <w:t>~!</w:t>
-      </w:r>
-    </w:p>
-    <w:p>
-      <w:pPr>
-        <w:rPr>
-          <w:rFonts w:cs="Times New Roman"/>
-          <w:bCs/>
-        </w:rPr>
-      </w:pPr>
-      <w:r>
-        <w:rPr>
-          <w:rFonts w:cs="Times New Roman"/>
-          <w:bCs/>
-        </w:rPr>
-        <w:t>Offset Leader:</w:t>
-      </w:r>
-      <w:r>
-        <w:rPr>
-          <w:rFonts w:cs="Times New Roman"/>
-          <w:bCs/>
-        </w:rPr>
-        <w:t xml:space="preserve"> </w:t>
-      </w:r>
-      <w:r>
-        <w:rPr>
-          <w:rFonts w:cs="Times New Roman"/>
-        </w:rPr>
-        <w:t>Them bastards ain’t coming back!</w:t>
-      </w:r>
-    </w:p>
-    <w:p>
-      <w:pPr>
-        <w:rPr>
-          <w:rFonts w:cs="Times New Roman"/>
-        </w:rPr>
-      </w:pPr>
-      <w:r>
-        <w:rPr>
-          <w:rFonts w:cs="Times New Roman"/>
-          <w:bCs/>
-        </w:rPr>
-        <w:t>Running Group:</w:t>
-      </w:r>
-      <w:r>
-        <w:rPr>
-          <w:rFonts w:cs="Times New Roman"/>
-        </w:rPr>
-        <w:t xml:space="preserve"> </w:t>
-      </w:r>
-      <w:r>
-        <w:rPr>
-          <w:rFonts w:cs="Times New Roman"/>
-        </w:rPr>
-        <w:t>Them bastards ain’t coming back!</w:t>
-      </w:r>
-      <w:r>
-        <w:rPr>
-          <w:rFonts w:cs="Times New Roman"/>
-        </w:rPr>
-        <w:t xml:space="preserve"> </w:t>
-      </w:r>
-      <w:r>
-        <w:rPr>
-          <w:rFonts w:cs="Times New Roman"/>
-        </w:rPr>
-        <w:t>(YEAH!/ WHOOO!/ HELL YEAH!</w:t>
-      </w:r>
-      <w:r>
-        <w:rPr>
-          <w:rFonts w:cs="Times New Roman"/>
-        </w:rPr>
-        <w:t>)</w:t>
+        <w:t xml:space="preserve">Them bastards ain’t coming back! </w:t>
+      </w:r>
+      <w:r>
+        <w:rPr>
+          <w:rFonts w:cs="Times New Roman"/>
+        </w:rPr>
+        <w:t>(YEAH!/ WHOOO!/ HELL YEAH!)</w:t>
       </w:r>
     </w:p>
     <w:p>
@@ -52073,7 +51959,19 @@
         <w:rPr>
           <w:rFonts w:cs="Times New Roman"/>
         </w:rPr>
-        <w:t>Delta Company Leader: Yes, Sergeant!</w:t>
+        <w:t>Delta Company</w:t>
+      </w:r>
+      <w:r>
+        <w:rPr>
+          <w:rFonts w:cs="Times New Roman"/>
+        </w:rPr>
+        <w:t xml:space="preserve"> Squad</w:t>
+      </w:r>
+      <w:r>
+        <w:rPr>
+          <w:rFonts w:cs="Times New Roman"/>
+        </w:rPr>
+        <w:t xml:space="preserve"> Leader: Yes, Sergeant!</w:t>
       </w:r>
     </w:p>
     <w:p>
@@ -52118,33 +52016,69 @@
         <w:rPr>
           <w:rFonts w:cs="Times New Roman"/>
         </w:rPr>
-        <w:t>Delta Company Leader: *sighs*</w:t>
-      </w:r>
-    </w:p>
-    <w:p>
-      <w:pPr>
-        <w:rPr>
-          <w:rFonts w:cs="Times New Roman"/>
-        </w:rPr>
-      </w:pPr>
-      <w:r>
-        <w:rPr>
-          <w:rFonts w:cs="Times New Roman"/>
-        </w:rPr>
-        <w:t>Delta Company Leader: All accounted for, Sergeant!</w:t>
-      </w:r>
-    </w:p>
-    <w:p>
-      <w:pPr>
-        <w:rPr>
-          <w:rFonts w:cs="Times New Roman"/>
-        </w:rPr>
-      </w:pPr>
-      <w:r>
-        <w:rPr>
-          <w:rFonts w:cs="Times New Roman"/>
-        </w:rPr>
-        <w:t>*The Delta Company Leader and the Sergeant exchange looks</w:t>
+        <w:t xml:space="preserve">Delta Company </w:t>
+      </w:r>
+      <w:r>
+        <w:rPr>
+          <w:rFonts w:cs="Times New Roman"/>
+        </w:rPr>
+        <w:t xml:space="preserve">Squad </w:t>
+      </w:r>
+      <w:r>
+        <w:rPr>
+          <w:rFonts w:cs="Times New Roman"/>
+        </w:rPr>
+        <w:t>Leader: *sighs*</w:t>
+      </w:r>
+    </w:p>
+    <w:p>
+      <w:pPr>
+        <w:rPr>
+          <w:rFonts w:cs="Times New Roman"/>
+        </w:rPr>
+      </w:pPr>
+      <w:r>
+        <w:rPr>
+          <w:rFonts w:cs="Times New Roman"/>
+        </w:rPr>
+        <w:t xml:space="preserve">Delta Company </w:t>
+      </w:r>
+      <w:r>
+        <w:rPr>
+          <w:rFonts w:cs="Times New Roman"/>
+        </w:rPr>
+        <w:t xml:space="preserve">Squad </w:t>
+      </w:r>
+      <w:r>
+        <w:rPr>
+          <w:rFonts w:cs="Times New Roman"/>
+        </w:rPr>
+        <w:t>Leader: All accounted for, Sergeant!</w:t>
+      </w:r>
+    </w:p>
+    <w:p>
+      <w:pPr>
+        <w:rPr>
+          <w:rFonts w:cs="Times New Roman"/>
+        </w:rPr>
+      </w:pPr>
+      <w:r>
+        <w:rPr>
+          <w:rFonts w:cs="Times New Roman"/>
+        </w:rPr>
+        <w:t>*The Delta Company</w:t>
+      </w:r>
+      <w:r>
+        <w:rPr>
+          <w:rFonts w:cs="Times New Roman"/>
+        </w:rPr>
+        <w:t xml:space="preserve"> Squad</w:t>
+      </w:r>
+      <w:r>
+        <w:rPr>
+          <w:rFonts w:cs="Times New Roman"/>
+        </w:rPr>
+        <w:t xml:space="preserve"> Leader and the Sergeant exchange looks</w:t>
       </w:r>
       <w:r>
         <w:rPr>
@@ -52317,20 +52251,19 @@
         <w:rPr>
           <w:rFonts w:cs="Times New Roman"/>
         </w:rPr>
-        <w:t>Sergeant: Delta company will see Captain XXX to receive hot chow and support whatever civilian nonsense the town needs before rejoining for weapon’s training.</w:t>
-      </w:r>
-    </w:p>
-    <w:p>
-      <w:pPr>
-        <w:rPr>
-          <w:rFonts w:cs="Times New Roman"/>
-        </w:rPr>
-      </w:pPr>
-      <w:r>
-        <w:rPr>
-          <w:rFonts w:cs="Times New Roman"/>
-        </w:rPr>
-        <w:t>Sergeant: Whether your town survives or not lies within your commitment to its people.</w:t>
+        <w:t xml:space="preserve">Sergeant: Delta company will see Captain </w:t>
+      </w:r>
+      <w:r>
+        <w:rPr>
+          <w:rFonts w:cs="Times New Roman"/>
+        </w:rPr>
+        <w:t>Mayes</w:t>
+      </w:r>
+      <w:r>
+        <w:rPr>
+          <w:rFonts w:cs="Times New Roman"/>
+        </w:rPr>
+        <w:t xml:space="preserve"> to receive hot chow and support whatever civilian nonsense the town needs before rejoining for weapon’s training.</w:t>
       </w:r>
     </w:p>
     <w:p>
@@ -52344,6 +52277,63 @@
           <w:rFonts w:cs="Times New Roman"/>
         </w:rPr>
         <w:lastRenderedPageBreak/>
+        <w:t>Sergeant: Whether you</w:t>
+      </w:r>
+      <w:r>
+        <w:rPr>
+          <w:rFonts w:cs="Times New Roman"/>
+        </w:rPr>
+        <w:t xml:space="preserve"> </w:t>
+      </w:r>
+      <w:r>
+        <w:rPr>
+          <w:rFonts w:cs="Times New Roman"/>
+        </w:rPr>
+        <w:t>survive or not lies within your commitment to</w:t>
+      </w:r>
+      <w:r>
+        <w:rPr>
+          <w:rFonts w:cs="Times New Roman"/>
+        </w:rPr>
+        <w:t xml:space="preserve"> be what those who’ve died weren’t.</w:t>
+      </w:r>
+    </w:p>
+    <w:p>
+      <w:pPr>
+        <w:rPr>
+          <w:rFonts w:cs="Times New Roman"/>
+        </w:rPr>
+      </w:pPr>
+      <w:r>
+        <w:rPr>
+          <w:rFonts w:cs="Times New Roman"/>
+        </w:rPr>
+        <w:t>Sergeant: Strong enough.</w:t>
+      </w:r>
+    </w:p>
+    <w:p>
+      <w:pPr>
+        <w:rPr>
+          <w:rFonts w:cs="Times New Roman"/>
+        </w:rPr>
+      </w:pPr>
+      <w:r>
+        <w:rPr>
+          <w:rFonts w:cs="Times New Roman"/>
+        </w:rPr>
+        <w:t>Sergeant: Better.</w:t>
+      </w:r>
+    </w:p>
+    <w:p>
+      <w:pPr>
+        <w:rPr>
+          <w:rFonts w:cs="Times New Roman"/>
+        </w:rPr>
+      </w:pPr>
+      <w:r>
+        <w:rPr>
+          <w:rFonts w:cs="Times New Roman"/>
+        </w:rPr>
         <w:t>Sergeant: Remember that.</w:t>
       </w:r>
     </w:p>
@@ -52370,7 +52360,51 @@
         <w:rPr>
           <w:rFonts w:cs="Times New Roman"/>
         </w:rPr>
-        <w:t>Leading Soldiers: PLATOON!</w:t>
+        <w:t>Squad Leaders</w:t>
+      </w:r>
+      <w:r>
+        <w:rPr>
+          <w:rFonts w:cs="Times New Roman"/>
+        </w:rPr>
+        <w:t>: PLATOON!</w:t>
+      </w:r>
+    </w:p>
+    <w:p>
+      <w:pPr>
+        <w:rPr>
+          <w:rFonts w:cs="Times New Roman"/>
+        </w:rPr>
+      </w:pPr>
+      <w:r>
+        <w:rPr>
+          <w:rFonts w:cs="Times New Roman"/>
+        </w:rPr>
+        <w:t>Sergent: TRUST AND DEFEND</w:t>
+      </w:r>
+      <w:r>
+        <w:rPr>
+          <w:rFonts w:cs="Times New Roman"/>
+        </w:rPr>
+        <w:t>!</w:t>
+      </w:r>
+    </w:p>
+    <w:p>
+      <w:pPr>
+        <w:rPr>
+          <w:rFonts w:cs="Times New Roman"/>
+        </w:rPr>
+      </w:pPr>
+      <w:r>
+        <w:rPr>
+          <w:rFonts w:cs="Times New Roman"/>
+        </w:rPr>
+        <w:t xml:space="preserve">Platoon: </w:t>
+      </w:r>
+      <w:r>
+        <w:rPr>
+          <w:rFonts w:cs="Times New Roman"/>
+        </w:rPr>
+        <w:t>OUR HOMES UNTIL THE END!</w:t>
       </w:r>
     </w:p>
     <w:p>
@@ -52570,58 +52604,3033 @@
           <w:bCs/>
         </w:rPr>
       </w:pPr>
-    </w:p>
-    <w:p>
-      <w:pPr>
-        <w:rPr>
-          <w:rFonts w:cs="Times New Roman"/>
-        </w:rPr>
-      </w:pPr>
-    </w:p>
-    <w:p>
-      <w:pPr>
-        <w:rPr>
-          <w:rFonts w:cs="Times New Roman"/>
-        </w:rPr>
-      </w:pPr>
-    </w:p>
-    <w:p>
-      <w:pPr>
-        <w:rPr>
-          <w:rFonts w:cs="Times New Roman"/>
-        </w:rPr>
-      </w:pPr>
-    </w:p>
-    <w:p>
-      <w:pPr>
-        <w:rPr>
-          <w:rFonts w:cs="Times New Roman"/>
-          <w:bCs/>
-        </w:rPr>
-      </w:pPr>
-    </w:p>
-    <w:p>
-      <w:pPr>
-        <w:rPr>
-          <w:rFonts w:cs="Times New Roman"/>
-          <w:b/>
-        </w:rPr>
-      </w:pPr>
-    </w:p>
-    <w:p>
-      <w:pPr>
-        <w:rPr>
-          <w:rFonts w:cs="Times New Roman"/>
-          <w:b/>
-        </w:rPr>
-      </w:pPr>
-      <w:r>
-        <w:rPr>
-          <w:rFonts w:cs="Times New Roman"/>
-          <w:b/>
+      <w:r>
+        <w:rPr>
+          <w:rFonts w:cs="Times New Roman"/>
+          <w:b/>
+          <w:bCs/>
+        </w:rPr>
+        <w:t>------------------------------------------------------</w:t>
+      </w:r>
+    </w:p>
+    <w:p>
+      <w:pPr>
+        <w:rPr>
+          <w:rFonts w:cs="Times New Roman"/>
+          <w:b/>
+          <w:bCs/>
+        </w:rPr>
+      </w:pPr>
+      <w:r>
+        <w:rPr>
+          <w:rFonts w:cs="Times New Roman"/>
+          <w:b/>
+          <w:bCs/>
+        </w:rPr>
+        <w:t>(So what if we are?)</w:t>
+      </w:r>
+    </w:p>
+    <w:p>
+      <w:pPr>
+        <w:rPr>
+          <w:rFonts w:cs="Times New Roman"/>
+        </w:rPr>
+      </w:pPr>
+      <w:r>
+        <w:rPr>
+          <w:rFonts w:cs="Times New Roman"/>
+        </w:rPr>
+        <w:t>Player: So what if we are?</w:t>
+      </w:r>
+    </w:p>
+    <w:p>
+      <w:pPr>
+        <w:rPr>
+          <w:rFonts w:cs="Times New Roman"/>
+        </w:rPr>
+      </w:pPr>
+      <w:r>
+        <w:rPr>
+          <w:rFonts w:cs="Times New Roman"/>
+        </w:rPr>
+        <w:t>Sergeant: Then I’d say your dumb and stupid</w:t>
+      </w:r>
+      <w:r>
+        <w:rPr>
+          <w:rFonts w:cs="Times New Roman"/>
+        </w:rPr>
+        <w:t>.</w:t>
+      </w:r>
+    </w:p>
+    <w:p>
+      <w:pPr>
+        <w:rPr>
+          <w:rFonts w:cs="Times New Roman"/>
+        </w:rPr>
+      </w:pPr>
+      <w:r>
+        <w:rPr>
+          <w:rFonts w:cs="Times New Roman"/>
+        </w:rPr>
+        <w:t>Player: Depends who’s asking.</w:t>
+      </w:r>
+    </w:p>
+    <w:p>
+      <w:pPr>
+        <w:rPr>
+          <w:rFonts w:cs="Times New Roman"/>
+        </w:rPr>
+      </w:pPr>
+      <w:r>
+        <w:rPr>
+          <w:rFonts w:cs="Times New Roman"/>
+        </w:rPr>
+        <w:lastRenderedPageBreak/>
+        <w:t>Sergeant: Me.</w:t>
+      </w:r>
+    </w:p>
+    <w:p>
+      <w:pPr>
+        <w:rPr>
+          <w:rFonts w:cs="Times New Roman"/>
+        </w:rPr>
+      </w:pPr>
+      <w:r>
+        <w:rPr>
+          <w:rFonts w:cs="Times New Roman"/>
+        </w:rPr>
+        <w:t>Sergeant: I’m asking.</w:t>
+      </w:r>
+    </w:p>
+    <w:p>
+      <w:pPr>
+        <w:rPr>
+          <w:rFonts w:cs="Times New Roman"/>
+        </w:rPr>
+      </w:pPr>
+      <w:r>
+        <w:rPr>
+          <w:rFonts w:cs="Times New Roman"/>
+        </w:rPr>
+        <w:t xml:space="preserve">Sergeant: What the hell do you think you’re doing </w:t>
+      </w:r>
+      <w:r>
+        <w:rPr>
+          <w:rFonts w:cs="Times New Roman"/>
+        </w:rPr>
+        <w:t>here?</w:t>
+      </w:r>
+    </w:p>
+    <w:p>
+      <w:pPr>
+        <w:rPr>
+          <w:rFonts w:cs="Times New Roman"/>
+        </w:rPr>
+      </w:pPr>
+      <w:r>
+        <w:rPr>
+          <w:rFonts w:cs="Times New Roman"/>
+        </w:rPr>
+        <w:t xml:space="preserve">Bruno: </w:t>
+      </w:r>
+      <w:r>
+        <w:rPr>
+          <w:rFonts w:cs="Times New Roman"/>
+        </w:rPr>
+        <w:t>W-We’re here on behalf of the Baron</w:t>
+      </w:r>
+      <w:r>
+        <w:rPr>
+          <w:rFonts w:cs="Times New Roman"/>
+        </w:rPr>
+        <w:t>!</w:t>
+      </w:r>
+    </w:p>
+    <w:p>
+      <w:pPr>
+        <w:rPr>
+          <w:rFonts w:cs="Times New Roman"/>
+        </w:rPr>
+      </w:pPr>
+      <w:r>
+        <w:rPr>
+          <w:rFonts w:cs="Times New Roman"/>
+        </w:rPr>
+        <w:t>Bruno: We are not spies</w:t>
+      </w:r>
+      <w:r>
+        <w:rPr>
+          <w:rFonts w:cs="Times New Roman"/>
+        </w:rPr>
+        <w:t xml:space="preserve"> in the slightest.</w:t>
+      </w:r>
+    </w:p>
+    <w:p>
+      <w:pPr>
+        <w:rPr>
+          <w:rFonts w:cs="Times New Roman"/>
+        </w:rPr>
+      </w:pPr>
+      <w:r>
+        <w:rPr>
+          <w:rFonts w:cs="Times New Roman"/>
+        </w:rPr>
+        <w:t>Bruno: These two are part of an organization called Gaia’s Advocates</w:t>
+      </w:r>
+      <w:r>
+        <w:rPr>
+          <w:rFonts w:cs="Times New Roman"/>
+        </w:rPr>
+        <w:t>.</w:t>
+      </w:r>
+    </w:p>
+    <w:p>
+      <w:pPr>
+        <w:rPr>
+          <w:rFonts w:cs="Times New Roman"/>
+          <w:b/>
+          <w:bCs/>
+        </w:rPr>
+      </w:pPr>
+      <w:r>
+        <w:rPr>
+          <w:rFonts w:cs="Times New Roman"/>
+          <w:b/>
+          <w:bCs/>
+        </w:rPr>
+        <w:t>----------------------------------------------------------------</w:t>
+      </w:r>
+    </w:p>
+    <w:p>
+      <w:pPr>
+        <w:rPr>
+          <w:rFonts w:cs="Times New Roman"/>
+          <w:b/>
+          <w:bCs/>
+        </w:rPr>
+      </w:pPr>
+      <w:r>
+        <w:rPr>
+          <w:rFonts w:cs="Times New Roman"/>
+          <w:b/>
+          <w:bCs/>
+        </w:rPr>
+        <w:t>(We’re Gaia’s Advocates)</w:t>
+      </w:r>
+    </w:p>
+    <w:p>
+      <w:pPr>
+        <w:rPr>
+          <w:rFonts w:cs="Times New Roman"/>
+        </w:rPr>
+      </w:pPr>
+      <w:r>
+        <w:rPr>
+          <w:rFonts w:cs="Times New Roman"/>
+        </w:rPr>
+        <w:t>Player: W</w:t>
+      </w:r>
+      <w:r>
+        <w:rPr>
+          <w:rFonts w:cs="Times New Roman"/>
+        </w:rPr>
+        <w:t>e’re part of a</w:t>
+      </w:r>
+      <w:r>
+        <w:rPr>
+          <w:rFonts w:cs="Times New Roman"/>
+        </w:rPr>
+        <w:t xml:space="preserve"> humanitarian </w:t>
+      </w:r>
+      <w:r>
+        <w:rPr>
+          <w:rFonts w:cs="Times New Roman"/>
+        </w:rPr>
+        <w:t>organization called Gaia’s Advocates.</w:t>
+      </w:r>
+    </w:p>
+    <w:p>
+      <w:pPr>
+        <w:rPr>
+          <w:rFonts w:cs="Times New Roman"/>
+        </w:rPr>
+      </w:pPr>
+      <w:r>
+        <w:rPr>
+          <w:rFonts w:cs="Times New Roman"/>
+        </w:rPr>
+        <w:t>----------------------------------------------------------------</w:t>
+      </w:r>
+    </w:p>
+    <w:p>
+      <w:pPr>
+        <w:rPr>
+          <w:rFonts w:cs="Times New Roman"/>
+        </w:rPr>
+      </w:pPr>
+      <w:r>
+        <w:rPr>
+          <w:rFonts w:cs="Times New Roman"/>
+        </w:rPr>
+        <w:t>Sergeant: Gaia’s Advocates…</w:t>
+      </w:r>
+    </w:p>
+    <w:p>
+      <w:pPr>
+        <w:rPr>
+          <w:rFonts w:cs="Times New Roman"/>
+        </w:rPr>
+      </w:pPr>
+      <w:r>
+        <w:rPr>
+          <w:rFonts w:cs="Times New Roman"/>
+        </w:rPr>
+        <w:t>Sergeant: We’ve gotten intel on t</w:t>
+      </w:r>
+      <w:r>
+        <w:rPr>
+          <w:rFonts w:cs="Times New Roman"/>
+        </w:rPr>
+        <w:t>hem in passing before…</w:t>
+      </w:r>
+    </w:p>
+    <w:p>
+      <w:pPr>
+        <w:rPr>
+          <w:rFonts w:cs="Times New Roman"/>
+        </w:rPr>
+      </w:pPr>
+      <w:r>
+        <w:rPr>
+          <w:rFonts w:cs="Times New Roman"/>
+        </w:rPr>
+        <w:t xml:space="preserve">Sergeant: </w:t>
+      </w:r>
+      <w:r>
+        <w:rPr>
+          <w:rFonts w:cs="Times New Roman"/>
+        </w:rPr>
+        <w:t>What the hell are more organizations getting involved for at a time like this?</w:t>
+      </w:r>
+    </w:p>
+    <w:p>
+      <w:pPr>
+        <w:rPr>
+          <w:rFonts w:cs="Times New Roman"/>
+        </w:rPr>
+      </w:pPr>
+      <w:r>
+        <w:rPr>
+          <w:rFonts w:cs="Times New Roman"/>
+        </w:rPr>
+        <w:t>Bruno: They’re only here to help with the energy crisis at the nuclear plant</w:t>
+      </w:r>
+      <w:r>
+        <w:rPr>
+          <w:rFonts w:cs="Times New Roman"/>
+        </w:rPr>
+        <w:t>.</w:t>
+      </w:r>
+    </w:p>
+    <w:p>
+      <w:pPr>
+        <w:rPr>
+          <w:rFonts w:cs="Times New Roman"/>
+        </w:rPr>
+      </w:pPr>
+      <w:r>
+        <w:rPr>
+          <w:rFonts w:cs="Times New Roman"/>
+        </w:rPr>
+        <w:t xml:space="preserve">Bruno: Their technicians can restore </w:t>
+      </w:r>
+      <w:r>
+        <w:rPr>
+          <w:rFonts w:cs="Times New Roman"/>
+        </w:rPr>
+        <w:t xml:space="preserve">the </w:t>
+      </w:r>
+      <w:r>
+        <w:rPr>
+          <w:rFonts w:cs="Times New Roman"/>
+        </w:rPr>
+        <w:t>power</w:t>
+      </w:r>
+      <w:r>
+        <w:rPr>
+          <w:rFonts w:cs="Times New Roman"/>
+        </w:rPr>
+        <w:t xml:space="preserve"> for multiple surrounding towns.</w:t>
+      </w:r>
+    </w:p>
+    <w:p>
+      <w:pPr>
+        <w:rPr>
+          <w:rFonts w:cs="Times New Roman"/>
+        </w:rPr>
+      </w:pPr>
+      <w:r>
+        <w:rPr>
+          <w:rFonts w:cs="Times New Roman"/>
+        </w:rPr>
+        <w:t>Sergeant:</w:t>
+      </w:r>
+      <w:r>
+        <w:rPr>
+          <w:rFonts w:cs="Times New Roman"/>
+        </w:rPr>
+        <w:t xml:space="preserve"> …</w:t>
+      </w:r>
+    </w:p>
+    <w:p>
+      <w:pPr>
+        <w:rPr>
+          <w:rFonts w:cs="Times New Roman"/>
+        </w:rPr>
+      </w:pPr>
+      <w:r>
+        <w:rPr>
+          <w:rFonts w:cs="Times New Roman"/>
+        </w:rPr>
+        <w:t xml:space="preserve">Sergeant: </w:t>
+      </w:r>
+      <w:r>
+        <w:rPr>
+          <w:rFonts w:cs="Times New Roman"/>
+        </w:rPr>
+        <w:t xml:space="preserve">You guys picked a terrible time to </w:t>
+      </w:r>
+      <w:r>
+        <w:rPr>
+          <w:rFonts w:cs="Times New Roman"/>
+        </w:rPr>
+        <w:t>show up.</w:t>
+      </w:r>
+    </w:p>
+    <w:p>
+      <w:pPr>
+        <w:rPr>
+          <w:rFonts w:cs="Times New Roman"/>
+        </w:rPr>
+      </w:pPr>
+      <w:r>
+        <w:rPr>
+          <w:rFonts w:cs="Times New Roman"/>
+        </w:rPr>
+        <w:t xml:space="preserve">Sergeant: I’m not sure how much you </w:t>
+      </w:r>
+      <w:r>
+        <w:rPr>
+          <w:rFonts w:cs="Times New Roman"/>
+        </w:rPr>
+        <w:t>all know, but things aren’t safe enough to</w:t>
+      </w:r>
+      <w:r>
+        <w:rPr>
+          <w:rFonts w:cs="Times New Roman"/>
+        </w:rPr>
+        <w:t xml:space="preserve"> worry about any humanitarian missions</w:t>
+      </w:r>
+      <w:r>
+        <w:rPr>
+          <w:rFonts w:cs="Times New Roman"/>
+        </w:rPr>
+        <w:t>.</w:t>
+      </w:r>
+    </w:p>
+    <w:p>
+      <w:pPr>
+        <w:rPr>
+          <w:rFonts w:cs="Times New Roman"/>
+        </w:rPr>
+      </w:pPr>
+      <w:r>
+        <w:rPr>
+          <w:rFonts w:cs="Times New Roman"/>
+        </w:rPr>
+        <w:t xml:space="preserve">Sergeant: </w:t>
+      </w:r>
+      <w:r>
+        <w:rPr>
+          <w:rFonts w:cs="Times New Roman"/>
+        </w:rPr>
+        <w:t>Don’t let whatever the locals have going on fool you.</w:t>
+      </w:r>
+    </w:p>
+    <w:p>
+      <w:pPr>
+        <w:rPr>
+          <w:rFonts w:cs="Times New Roman"/>
+        </w:rPr>
+      </w:pPr>
+      <w:r>
+        <w:rPr>
+          <w:rFonts w:cs="Times New Roman"/>
+        </w:rPr>
+        <w:t>Sergeant: Us being here proves</w:t>
+      </w:r>
+      <w:r>
+        <w:rPr>
+          <w:rFonts w:cs="Times New Roman"/>
+        </w:rPr>
+        <w:t xml:space="preserve"> that.</w:t>
+      </w:r>
+    </w:p>
+    <w:p>
+      <w:pPr>
+        <w:rPr>
+          <w:rFonts w:cs="Times New Roman"/>
+        </w:rPr>
+      </w:pPr>
+      <w:r>
+        <w:rPr>
+          <w:rFonts w:cs="Times New Roman"/>
+        </w:rPr>
+        <w:t xml:space="preserve">Sergeant: </w:t>
+      </w:r>
+      <w:r>
+        <w:rPr>
+          <w:rFonts w:cs="Times New Roman"/>
+        </w:rPr>
+        <w:t>So tell me…</w:t>
+      </w:r>
+    </w:p>
+    <w:p>
+      <w:pPr>
+        <w:rPr>
+          <w:rFonts w:cs="Times New Roman"/>
+        </w:rPr>
+      </w:pPr>
+      <w:r>
+        <w:rPr>
+          <w:rFonts w:cs="Times New Roman"/>
+        </w:rPr>
+        <w:t>Sergeant: What’s your purpose being here?</w:t>
+      </w:r>
+    </w:p>
+    <w:p>
+      <w:pPr>
+        <w:rPr>
+          <w:rFonts w:cs="Times New Roman"/>
+        </w:rPr>
+      </w:pPr>
+      <w:r>
+        <w:rPr>
+          <w:rFonts w:cs="Times New Roman"/>
+        </w:rPr>
+        <w:t>*As he gazes into you</w:t>
+      </w:r>
+      <w:r>
+        <w:rPr>
+          <w:rFonts w:cs="Times New Roman"/>
+        </w:rPr>
+        <w:t xml:space="preserve"> can’t help, but feel uneasiness.</w:t>
+      </w:r>
+    </w:p>
+    <w:p>
+      <w:pPr>
+        <w:rPr>
+          <w:rFonts w:cs="Times New Roman"/>
+        </w:rPr>
+      </w:pPr>
+      <w:r>
+        <w:rPr>
+          <w:rFonts w:cs="Times New Roman"/>
+        </w:rPr>
+        <w:t>Player: R-Right…</w:t>
+      </w:r>
+    </w:p>
+    <w:p>
+      <w:pPr>
+        <w:rPr>
+          <w:rFonts w:cs="Times New Roman"/>
+        </w:rPr>
+      </w:pPr>
+      <w:r>
+        <w:rPr>
+          <w:rFonts w:cs="Times New Roman"/>
+        </w:rPr>
+        <w:t xml:space="preserve">*When you advert your eyes away you see </w:t>
+      </w:r>
+      <w:r>
+        <w:rPr>
+          <w:rFonts w:cs="Times New Roman"/>
+        </w:rPr>
+        <w:t xml:space="preserve">the name </w:t>
+      </w:r>
+      <w:r>
+        <w:rPr>
+          <w:rFonts w:cs="Times New Roman"/>
+        </w:rPr>
+        <w:t>‘</w:t>
+      </w:r>
+      <w:r>
+        <w:rPr>
+          <w:rFonts w:cs="Times New Roman"/>
+        </w:rPr>
+        <w:t>WARRICK</w:t>
+      </w:r>
+      <w:r>
+        <w:rPr>
+          <w:rFonts w:cs="Times New Roman"/>
+        </w:rPr>
+        <w:t>’</w:t>
+      </w:r>
+    </w:p>
+    <w:p>
+      <w:pPr>
+        <w:rPr>
+          <w:rFonts w:cs="Times New Roman"/>
+        </w:rPr>
+      </w:pPr>
+      <w:r>
+        <w:rPr>
+          <w:rFonts w:cs="Times New Roman"/>
+        </w:rPr>
+        <w:t xml:space="preserve">*The Sergeant walks </w:t>
+      </w:r>
+      <w:r>
+        <w:rPr>
+          <w:rFonts w:cs="Times New Roman"/>
+        </w:rPr>
+        <w:t>back to his troops running drills on assembling and disassembling weapons.</w:t>
+      </w:r>
+    </w:p>
+    <w:p>
+      <w:pPr>
+        <w:rPr>
+          <w:rFonts w:cs="Times New Roman"/>
+        </w:rPr>
+      </w:pPr>
+      <w:r>
+        <w:rPr>
+          <w:rFonts w:cs="Times New Roman"/>
+        </w:rPr>
+        <w:lastRenderedPageBreak/>
+        <w:t>Player: Kind of intense, no?</w:t>
+      </w:r>
+    </w:p>
+    <w:p>
+      <w:pPr>
+        <w:rPr>
+          <w:rFonts w:cs="Times New Roman"/>
+        </w:rPr>
+      </w:pPr>
+      <w:r>
+        <w:rPr>
+          <w:rFonts w:cs="Times New Roman"/>
+        </w:rPr>
+        <w:t xml:space="preserve">Bruno: </w:t>
+      </w:r>
+      <w:r>
+        <w:rPr>
+          <w:rFonts w:cs="Times New Roman"/>
+        </w:rPr>
+        <w:t>I can’t say that it is.</w:t>
+      </w:r>
+    </w:p>
+    <w:p>
+      <w:pPr>
+        <w:rPr>
+          <w:rFonts w:cs="Times New Roman"/>
+        </w:rPr>
+      </w:pPr>
+      <w:r>
+        <w:rPr>
+          <w:rFonts w:cs="Times New Roman"/>
+        </w:rPr>
+        <w:t xml:space="preserve">Bruno: </w:t>
+      </w:r>
+      <w:r>
+        <w:rPr>
+          <w:rFonts w:cs="Times New Roman"/>
+        </w:rPr>
+        <w:t xml:space="preserve">You saw the </w:t>
+      </w:r>
+      <w:r>
+        <w:rPr>
+          <w:rFonts w:cs="Times New Roman"/>
+        </w:rPr>
+        <w:t>marching group having civilians in it, right?</w:t>
+      </w:r>
+    </w:p>
+    <w:p>
+      <w:pPr>
+        <w:rPr>
+          <w:rFonts w:cs="Times New Roman"/>
+        </w:rPr>
+      </w:pPr>
+      <w:r>
+        <w:rPr>
+          <w:rFonts w:cs="Times New Roman"/>
+        </w:rPr>
+        <w:t xml:space="preserve">Bruno: Both soldiers and civilians have </w:t>
+      </w:r>
+      <w:r>
+        <w:rPr>
+          <w:rFonts w:cs="Times New Roman"/>
+        </w:rPr>
+        <w:t>endured loses</w:t>
+      </w:r>
+      <w:r>
+        <w:rPr>
+          <w:rFonts w:cs="Times New Roman"/>
+        </w:rPr>
+        <w:t>.</w:t>
+      </w:r>
+    </w:p>
+    <w:p>
+      <w:pPr>
+        <w:rPr>
+          <w:rFonts w:cs="Times New Roman"/>
+        </w:rPr>
+      </w:pPr>
+      <w:r>
+        <w:rPr>
+          <w:rFonts w:cs="Times New Roman"/>
+        </w:rPr>
+        <w:t>Bruno: On both fronts, something had to change and this is what it’s come to.</w:t>
+      </w:r>
+    </w:p>
+    <w:p>
+      <w:pPr>
+        <w:rPr>
+          <w:rFonts w:cs="Times New Roman"/>
+        </w:rPr>
+      </w:pPr>
+      <w:r>
+        <w:rPr>
+          <w:rFonts w:cs="Times New Roman"/>
+        </w:rPr>
+        <w:t>Player: I see…</w:t>
+      </w:r>
+    </w:p>
+    <w:p>
+      <w:pPr>
+        <w:rPr>
+          <w:rFonts w:cs="Times New Roman"/>
+          <w:b/>
+          <w:bCs/>
+        </w:rPr>
+      </w:pPr>
+      <w:r>
+        <w:rPr>
+          <w:rFonts w:cs="Times New Roman"/>
+          <w:b/>
+          <w:bCs/>
+        </w:rPr>
+        <w:t>------------------------------------------------------</w:t>
+      </w:r>
+    </w:p>
+    <w:p>
+      <w:pPr>
+        <w:rPr>
+          <w:rFonts w:cs="Times New Roman"/>
+          <w:b/>
+          <w:bCs/>
+        </w:rPr>
+      </w:pPr>
+      <w:r>
+        <w:rPr>
+          <w:rFonts w:cs="Times New Roman"/>
+          <w:b/>
+          <w:bCs/>
+        </w:rPr>
+        <w:t>***Main Timeline</w:t>
+      </w:r>
+      <w:r>
+        <w:rPr>
+          <w:rFonts w:cs="Times New Roman"/>
+          <w:b/>
+          <w:bCs/>
+        </w:rPr>
+        <w:t xml:space="preserve"> For </w:t>
+      </w:r>
+      <w:r>
+        <w:rPr>
+          <w:rFonts w:cs="Times New Roman"/>
+          <w:b/>
+          <w:bCs/>
+        </w:rPr>
+        <w:t>Soldier FOB</w:t>
+      </w:r>
+    </w:p>
+    <w:p>
+      <w:pPr>
+        <w:rPr>
+          <w:rFonts w:cs="Times New Roman"/>
+          <w:b/>
+          <w:bCs/>
+        </w:rPr>
+      </w:pPr>
+      <w:r>
+        <w:rPr>
+          <w:rFonts w:cs="Times New Roman"/>
+          <w:b/>
+          <w:bCs/>
+        </w:rPr>
+        <w:t>*Select an Option</w:t>
+      </w:r>
+    </w:p>
+    <w:p>
+      <w:pPr>
+        <w:rPr>
+          <w:rFonts w:cs="Times New Roman"/>
+          <w:b/>
+          <w:bCs/>
+        </w:rPr>
+      </w:pPr>
+      <w:r>
+        <w:rPr>
+          <w:rFonts w:cs="Times New Roman"/>
+          <w:b/>
+          <w:bCs/>
+        </w:rPr>
+        <w:t>***(DAY I Options)</w:t>
+      </w:r>
+    </w:p>
+    <w:p>
+      <w:pPr>
+        <w:rPr>
+          <w:rFonts w:cs="Times New Roman"/>
+          <w:b/>
+          <w:bCs/>
+        </w:rPr>
+      </w:pPr>
+      <w:r>
+        <w:rPr>
+          <w:rFonts w:cs="Times New Roman"/>
+          <w:b/>
+          <w:bCs/>
+        </w:rPr>
+        <w:t xml:space="preserve">**(Soldiers </w:t>
+      </w:r>
+      <w:r>
+        <w:rPr>
+          <w:rFonts w:cs="Times New Roman"/>
+          <w:b/>
+          <w:bCs/>
+        </w:rPr>
+        <w:t>Training</w:t>
+      </w:r>
+      <w:r>
+        <w:rPr>
+          <w:rFonts w:cs="Times New Roman"/>
+          <w:b/>
+          <w:bCs/>
+        </w:rPr>
+        <w:t xml:space="preserve"> </w:t>
+      </w:r>
+      <w:r>
+        <w:rPr>
+          <w:rFonts w:cs="Times New Roman"/>
+          <w:b/>
+          <w:bCs/>
+        </w:rPr>
+        <w:t xml:space="preserve">Weapon </w:t>
+      </w:r>
+      <w:r>
+        <w:rPr>
+          <w:rFonts w:cs="Times New Roman"/>
+          <w:b/>
+          <w:bCs/>
+        </w:rPr>
+        <w:t>Drills</w:t>
+      </w:r>
+      <w:r>
+        <w:rPr>
+          <w:rFonts w:cs="Times New Roman"/>
+          <w:b/>
+          <w:bCs/>
+        </w:rPr>
+        <w:t>/</w:t>
+      </w:r>
+      <w:r>
+        <w:rPr>
+          <w:rFonts w:cs="Times New Roman"/>
+          <w:b/>
+          <w:bCs/>
+        </w:rPr>
+        <w:t>Civilians</w:t>
+      </w:r>
+      <w:r>
+        <w:rPr>
+          <w:rFonts w:cs="Times New Roman"/>
+          <w:b/>
+          <w:bCs/>
+        </w:rPr>
+        <w:t xml:space="preserve"> Passing out Food &amp;</w:t>
+      </w:r>
+      <w:r>
+        <w:rPr>
+          <w:rFonts w:cs="Times New Roman"/>
+          <w:b/>
+          <w:bCs/>
+        </w:rPr>
+        <w:t xml:space="preserve"> Eating</w:t>
+      </w:r>
+      <w:r>
+        <w:rPr>
+          <w:rFonts w:cs="Times New Roman"/>
+          <w:b/>
+          <w:bCs/>
+        </w:rPr>
+        <w:t>)</w:t>
+      </w:r>
+    </w:p>
+    <w:p>
+      <w:pPr>
+        <w:rPr>
+          <w:rFonts w:cs="Times New Roman"/>
+        </w:rPr>
+      </w:pPr>
+      <w:r>
+        <w:rPr>
+          <w:rFonts w:cs="Times New Roman"/>
+        </w:rPr>
+        <w:t>-----------------------------------------------------</w:t>
+      </w:r>
+    </w:p>
+    <w:p>
+      <w:pPr>
+        <w:rPr>
+          <w:rFonts w:cs="Times New Roman"/>
+          <w:b/>
+          <w:bCs/>
+        </w:rPr>
+      </w:pPr>
+      <w:r>
+        <w:rPr>
+          <w:rFonts w:cs="Times New Roman"/>
+          <w:b/>
+          <w:bCs/>
+        </w:rPr>
+        <w:t>(Soldiers Training Weapons Drills</w:t>
+      </w:r>
+      <w:r>
+        <w:rPr>
+          <w:rFonts w:cs="Times New Roman"/>
+          <w:b/>
+          <w:bCs/>
+        </w:rPr>
+        <w:t xml:space="preserve"> - Initial</w:t>
+      </w:r>
+      <w:r>
+        <w:rPr>
+          <w:rFonts w:cs="Times New Roman"/>
+          <w:b/>
+          <w:bCs/>
+        </w:rPr>
+        <w:t>)</w:t>
+      </w:r>
+    </w:p>
+    <w:p>
+      <w:pPr>
+        <w:rPr>
+          <w:rFonts w:cs="Times New Roman"/>
+        </w:rPr>
+      </w:pPr>
+      <w:r>
+        <w:rPr>
+          <w:rFonts w:cs="Times New Roman"/>
+        </w:rPr>
+        <w:t xml:space="preserve">*As you approach the soldiers training with </w:t>
+      </w:r>
+      <w:r>
+        <w:rPr>
+          <w:rFonts w:cs="Times New Roman"/>
+        </w:rPr>
+        <w:t>various firearms you notice a young Altered man struggling with a rifle.</w:t>
+      </w:r>
+    </w:p>
+    <w:p>
+      <w:pPr>
+        <w:rPr>
+          <w:rFonts w:cs="Times New Roman"/>
+        </w:rPr>
+      </w:pPr>
+      <w:r>
+        <w:rPr>
+          <w:rFonts w:cs="Times New Roman"/>
+        </w:rPr>
+        <w:t xml:space="preserve">*His </w:t>
+      </w:r>
+      <w:r>
+        <w:rPr>
+          <w:rFonts w:cs="Times New Roman"/>
+        </w:rPr>
+        <w:t xml:space="preserve">mutated </w:t>
+      </w:r>
+      <w:r>
+        <w:rPr>
+          <w:rFonts w:cs="Times New Roman"/>
+        </w:rPr>
+        <w:t>fingers are too slick from exposed tissue</w:t>
+      </w:r>
+      <w:r>
+        <w:rPr>
+          <w:rFonts w:cs="Times New Roman"/>
+        </w:rPr>
+        <w:t xml:space="preserve"> and causes the charging handle assembly to fall into the snow.</w:t>
+      </w:r>
+    </w:p>
+    <w:p>
+      <w:pPr>
+        <w:rPr>
+          <w:rFonts w:cs="Times New Roman"/>
+        </w:rPr>
+      </w:pPr>
+      <w:r>
+        <w:rPr>
+          <w:rFonts w:cs="Times New Roman"/>
+        </w:rPr>
+        <w:t xml:space="preserve">Training Altered Man: </w:t>
+      </w:r>
+      <w:r>
+        <w:rPr>
+          <w:rFonts w:cs="Times New Roman"/>
+        </w:rPr>
+        <w:t>S-Shit</w:t>
+      </w:r>
+      <w:r>
+        <w:rPr>
+          <w:rFonts w:cs="Times New Roman"/>
+        </w:rPr>
+        <w:t>!</w:t>
+      </w:r>
+    </w:p>
+    <w:p>
+      <w:pPr>
+        <w:rPr>
+          <w:rFonts w:cs="Times New Roman"/>
+        </w:rPr>
+      </w:pPr>
+      <w:r>
+        <w:rPr>
+          <w:rFonts w:cs="Times New Roman"/>
+        </w:rPr>
+        <w:t>Squad Leader: *groans*</w:t>
+      </w:r>
+    </w:p>
+    <w:p>
+      <w:pPr>
+        <w:rPr>
+          <w:rFonts w:cs="Times New Roman"/>
+        </w:rPr>
+      </w:pPr>
+      <w:r>
+        <w:rPr>
+          <w:rFonts w:cs="Times New Roman"/>
+        </w:rPr>
+        <w:t>T</w:t>
+      </w:r>
+      <w:r>
+        <w:rPr>
+          <w:rFonts w:cs="Times New Roman"/>
+        </w:rPr>
+        <w:t>raining Altered Man: I</w:t>
+      </w:r>
+      <w:r>
+        <w:rPr>
+          <w:rFonts w:cs="Times New Roman"/>
+        </w:rPr>
+        <w:t>-I</w:t>
+      </w:r>
+      <w:r>
+        <w:rPr>
+          <w:rFonts w:cs="Times New Roman"/>
+        </w:rPr>
+        <w:t xml:space="preserve"> swear it’s not on purpose!</w:t>
+      </w:r>
+    </w:p>
+    <w:p>
+      <w:pPr>
+        <w:rPr>
+          <w:rFonts w:cs="Times New Roman"/>
+        </w:rPr>
+      </w:pPr>
+      <w:r>
+        <w:rPr>
+          <w:rFonts w:cs="Times New Roman"/>
+        </w:rPr>
+        <w:t>Training Altered Man: It’s this stupid hand!</w:t>
+      </w:r>
+    </w:p>
+    <w:p>
+      <w:pPr>
+        <w:rPr>
+          <w:rFonts w:cs="Times New Roman"/>
+        </w:rPr>
+      </w:pPr>
+      <w:r>
+        <w:rPr>
+          <w:rFonts w:cs="Times New Roman"/>
+        </w:rPr>
+        <w:t xml:space="preserve">Squad Leader: </w:t>
+      </w:r>
+      <w:r>
+        <w:rPr>
+          <w:rFonts w:cs="Times New Roman"/>
+        </w:rPr>
+        <w:t>I didn’t ask trainee.</w:t>
+      </w:r>
+    </w:p>
+    <w:p>
+      <w:pPr>
+        <w:rPr>
+          <w:rFonts w:cs="Times New Roman"/>
+        </w:rPr>
+      </w:pPr>
+      <w:r>
+        <w:rPr>
+          <w:rFonts w:cs="Times New Roman"/>
+        </w:rPr>
+        <w:t>Squad Leader: Pick. It. Up.</w:t>
+      </w:r>
+    </w:p>
+    <w:p>
+      <w:pPr>
+        <w:rPr>
+          <w:rFonts w:cs="Times New Roman"/>
+        </w:rPr>
+      </w:pPr>
+      <w:r>
+        <w:rPr>
+          <w:rFonts w:cs="Times New Roman"/>
+        </w:rPr>
+        <w:t xml:space="preserve">*The young Altered Man struggles to pick up the </w:t>
+      </w:r>
+      <w:r>
+        <w:rPr>
+          <w:rFonts w:cs="Times New Roman"/>
+        </w:rPr>
+        <w:t>piece as it slips again and again</w:t>
+      </w:r>
+      <w:r>
+        <w:rPr>
+          <w:rFonts w:cs="Times New Roman"/>
+        </w:rPr>
+        <w:t>.</w:t>
+      </w:r>
+    </w:p>
+    <w:p>
+      <w:pPr>
+        <w:rPr>
+          <w:rFonts w:cs="Times New Roman"/>
+        </w:rPr>
+      </w:pPr>
+      <w:r>
+        <w:rPr>
+          <w:rFonts w:cs="Times New Roman"/>
+        </w:rPr>
+        <w:t>Training Altered Man: Shit! Shit! Shit!</w:t>
+      </w:r>
+    </w:p>
+    <w:p>
+      <w:pPr>
+        <w:rPr>
+          <w:rFonts w:cs="Times New Roman"/>
+        </w:rPr>
+      </w:pPr>
+      <w:r>
+        <w:rPr>
+          <w:rFonts w:cs="Times New Roman"/>
+        </w:rPr>
+        <w:t>Squad Leader: Yeah, keep pan</w:t>
+      </w:r>
+      <w:r>
+        <w:rPr>
+          <w:rFonts w:cs="Times New Roman"/>
+        </w:rPr>
+        <w:t>icking!</w:t>
+      </w:r>
+    </w:p>
+    <w:p>
+      <w:pPr>
+        <w:rPr>
+          <w:rFonts w:cs="Times New Roman"/>
+        </w:rPr>
+      </w:pPr>
+      <w:r>
+        <w:rPr>
+          <w:rFonts w:cs="Times New Roman"/>
+        </w:rPr>
+        <w:t>Squad Leader: Keep losing your shit!</w:t>
+      </w:r>
+    </w:p>
+    <w:p>
+      <w:pPr>
+        <w:rPr>
+          <w:rFonts w:cs="Times New Roman"/>
+        </w:rPr>
+      </w:pPr>
+      <w:r>
+        <w:rPr>
+          <w:rFonts w:cs="Times New Roman"/>
+        </w:rPr>
+        <w:t>Squad Leader: That’s exactly what H.U.N.T.R. wants from you</w:t>
+      </w:r>
+      <w:r>
+        <w:rPr>
+          <w:rFonts w:cs="Times New Roman"/>
+        </w:rPr>
+        <w:t>.</w:t>
+      </w:r>
+    </w:p>
+    <w:p>
+      <w:pPr>
+        <w:rPr>
+          <w:rFonts w:cs="Times New Roman"/>
+        </w:rPr>
+      </w:pPr>
+      <w:r>
+        <w:rPr>
+          <w:rFonts w:cs="Times New Roman"/>
+        </w:rPr>
+        <w:lastRenderedPageBreak/>
+        <w:t>Squad Leader: To be scared and useless</w:t>
+      </w:r>
+      <w:r>
+        <w:rPr>
+          <w:rFonts w:cs="Times New Roman"/>
+        </w:rPr>
+        <w:t>!</w:t>
+      </w:r>
+    </w:p>
+    <w:p>
+      <w:pPr>
+        <w:rPr>
+          <w:rFonts w:cs="Times New Roman"/>
+        </w:rPr>
+      </w:pPr>
+      <w:r>
+        <w:rPr>
+          <w:rFonts w:cs="Times New Roman"/>
+        </w:rPr>
+        <w:t>Squad Leader: To the team, to your family!</w:t>
+      </w:r>
+    </w:p>
+    <w:p>
+      <w:pPr>
+        <w:rPr>
+          <w:rFonts w:cs="Times New Roman"/>
+        </w:rPr>
+      </w:pPr>
+      <w:r>
+        <w:rPr>
+          <w:rFonts w:cs="Times New Roman"/>
+        </w:rPr>
+        <w:t>Lieuten</w:t>
+      </w:r>
+      <w:r>
+        <w:rPr>
+          <w:rFonts w:cs="Times New Roman"/>
+        </w:rPr>
+        <w:t xml:space="preserve">ant Mayes: Corporal </w:t>
+      </w:r>
+      <w:r>
+        <w:rPr>
+          <w:rFonts w:cs="Times New Roman"/>
+        </w:rPr>
+        <w:t>Tipton</w:t>
+      </w:r>
+      <w:r>
+        <w:rPr>
+          <w:rFonts w:cs="Times New Roman"/>
+        </w:rPr>
+        <w:t>!</w:t>
+      </w:r>
+    </w:p>
+    <w:p>
+      <w:pPr>
+        <w:rPr>
+          <w:rFonts w:cs="Times New Roman"/>
+        </w:rPr>
+      </w:pPr>
+      <w:r>
+        <w:rPr>
+          <w:rFonts w:cs="Times New Roman"/>
+        </w:rPr>
+        <w:t>*The Squad Leader takes a reluctant step back</w:t>
+      </w:r>
+      <w:r>
+        <w:rPr>
+          <w:rFonts w:cs="Times New Roman"/>
+        </w:rPr>
+        <w:t xml:space="preserve"> clearly ashamed of being caught.</w:t>
+      </w:r>
+    </w:p>
+    <w:p>
+      <w:pPr>
+        <w:rPr>
+          <w:rFonts w:cs="Times New Roman"/>
+        </w:rPr>
+      </w:pPr>
+      <w:r>
+        <w:rPr>
+          <w:rFonts w:cs="Times New Roman"/>
+        </w:rPr>
+        <w:t>*Lieutenant Mayes picks up the charging handle and places on the</w:t>
+      </w:r>
+      <w:r>
+        <w:rPr>
+          <w:rFonts w:cs="Times New Roman"/>
+        </w:rPr>
+        <w:t xml:space="preserve"> table with the weapon’s </w:t>
+      </w:r>
+      <w:r>
+        <w:rPr>
+          <w:rFonts w:cs="Times New Roman"/>
+        </w:rPr>
+        <w:t>remaining parts.</w:t>
+      </w:r>
+    </w:p>
+    <w:p>
+      <w:pPr>
+        <w:rPr>
+          <w:rFonts w:cs="Times New Roman"/>
+        </w:rPr>
+      </w:pPr>
+      <w:r>
+        <w:rPr>
+          <w:rFonts w:cs="Times New Roman"/>
+        </w:rPr>
+        <w:t xml:space="preserve">Lieutenant Mayes: </w:t>
+      </w:r>
+      <w:r>
+        <w:rPr>
+          <w:rFonts w:cs="Times New Roman"/>
+        </w:rPr>
+        <w:t>That’s enough</w:t>
+      </w:r>
+      <w:r>
+        <w:rPr>
+          <w:rFonts w:cs="Times New Roman"/>
+        </w:rPr>
+        <w:t>.</w:t>
+      </w:r>
+    </w:p>
+    <w:p>
+      <w:pPr>
+        <w:rPr>
+          <w:rFonts w:cs="Times New Roman"/>
+        </w:rPr>
+      </w:pPr>
+      <w:r>
+        <w:rPr>
+          <w:rFonts w:cs="Times New Roman"/>
+        </w:rPr>
+        <w:t>Lieutenant Mayes: Let’s not forget wh</w:t>
+      </w:r>
+      <w:r>
+        <w:rPr>
+          <w:rFonts w:cs="Times New Roman"/>
+        </w:rPr>
+        <w:t xml:space="preserve">y </w:t>
+      </w:r>
+      <w:r>
+        <w:rPr>
+          <w:rFonts w:cs="Times New Roman"/>
+        </w:rPr>
+        <w:t>we’re</w:t>
+      </w:r>
+      <w:r>
+        <w:rPr>
+          <w:rFonts w:cs="Times New Roman"/>
+        </w:rPr>
+        <w:t xml:space="preserve"> here</w:t>
+      </w:r>
+      <w:r>
+        <w:rPr>
+          <w:rFonts w:cs="Times New Roman"/>
+        </w:rPr>
+        <w:t>.</w:t>
+      </w:r>
+    </w:p>
+    <w:p>
+      <w:pPr>
+        <w:rPr>
+          <w:rFonts w:cs="Times New Roman"/>
+        </w:rPr>
+      </w:pPr>
+      <w:r>
+        <w:rPr>
+          <w:rFonts w:cs="Times New Roman"/>
+        </w:rPr>
+        <w:t xml:space="preserve">Lieutenant Mayes: </w:t>
+      </w:r>
+      <w:r>
+        <w:rPr>
+          <w:rFonts w:cs="Times New Roman"/>
+        </w:rPr>
+        <w:t xml:space="preserve">To </w:t>
+      </w:r>
+      <w:r>
+        <w:rPr>
+          <w:rFonts w:cs="Times New Roman"/>
+        </w:rPr>
+        <w:t>aid and protect the people of this town.</w:t>
+      </w:r>
+    </w:p>
+    <w:p>
+      <w:pPr>
+        <w:rPr>
+          <w:rFonts w:cs="Times New Roman"/>
+        </w:rPr>
+      </w:pPr>
+      <w:r>
+        <w:rPr>
+          <w:rFonts w:cs="Times New Roman"/>
+        </w:rPr>
+        <w:t>Squad Leader: Yessir</w:t>
+      </w:r>
+      <w:r>
+        <w:rPr>
+          <w:rFonts w:cs="Times New Roman"/>
+        </w:rPr>
+        <w:t>, sorry…</w:t>
+      </w:r>
+    </w:p>
+    <w:p>
+      <w:pPr>
+        <w:rPr>
+          <w:rFonts w:cs="Times New Roman"/>
+        </w:rPr>
+      </w:pPr>
+      <w:r>
+        <w:rPr>
+          <w:rFonts w:cs="Times New Roman"/>
+        </w:rPr>
+        <w:t>*Lieutenant Mayes places his hand on the young Altered Man’s shoulder</w:t>
+      </w:r>
+      <w:r>
+        <w:rPr>
+          <w:rFonts w:cs="Times New Roman"/>
+        </w:rPr>
+        <w:t xml:space="preserve"> and gives an inviting smile.</w:t>
+      </w:r>
+    </w:p>
+    <w:p>
+      <w:pPr>
+        <w:rPr>
+          <w:rFonts w:cs="Times New Roman"/>
+        </w:rPr>
+      </w:pPr>
+      <w:r>
+        <w:rPr>
+          <w:rFonts w:cs="Times New Roman"/>
+        </w:rPr>
+        <w:t>Lieutenant Mayes: Let’s take a break for now and revisit this after you’ve had chow, Thomas.</w:t>
+      </w:r>
+    </w:p>
+    <w:p>
+      <w:pPr>
+        <w:rPr>
+          <w:rFonts w:cs="Times New Roman"/>
+        </w:rPr>
+      </w:pPr>
+      <w:r>
+        <w:rPr>
+          <w:rFonts w:cs="Times New Roman"/>
+        </w:rPr>
+        <w:t xml:space="preserve">Lieutenant Mayes: </w:t>
+      </w:r>
+      <w:r>
+        <w:rPr>
+          <w:rFonts w:cs="Times New Roman"/>
+        </w:rPr>
+        <w:t>I think I got Ms. Smith’s mac and cheese finally beat</w:t>
+      </w:r>
+      <w:r>
+        <w:rPr>
+          <w:rFonts w:cs="Times New Roman"/>
+        </w:rPr>
+        <w:t xml:space="preserve"> this time!</w:t>
+      </w:r>
+    </w:p>
+    <w:p>
+      <w:pPr>
+        <w:rPr>
+          <w:rFonts w:cs="Times New Roman"/>
+        </w:rPr>
+      </w:pPr>
+      <w:r>
+        <w:rPr>
+          <w:rFonts w:cs="Times New Roman"/>
+        </w:rPr>
+        <w:t xml:space="preserve">Training Altered Man (Thomas): </w:t>
+      </w:r>
+      <w:r>
+        <w:rPr>
+          <w:rFonts w:cs="Times New Roman"/>
+        </w:rPr>
+        <w:t>T-Thank Mayes!</w:t>
+      </w:r>
+    </w:p>
+    <w:p>
+      <w:pPr>
+        <w:rPr>
+          <w:rFonts w:cs="Times New Roman"/>
+        </w:rPr>
+      </w:pPr>
+      <w:r>
+        <w:rPr>
+          <w:rFonts w:cs="Times New Roman"/>
+        </w:rPr>
+        <w:t>*</w:t>
+      </w:r>
+      <w:r>
+        <w:rPr>
+          <w:rFonts w:cs="Times New Roman"/>
+        </w:rPr>
+        <w:t>The young Altered man quickly leaves to the chow line.</w:t>
+      </w:r>
+    </w:p>
+    <w:p>
+      <w:pPr>
+        <w:rPr>
+          <w:rFonts w:cs="Times New Roman"/>
+        </w:rPr>
+      </w:pPr>
+      <w:r>
+        <w:rPr>
+          <w:rFonts w:cs="Times New Roman"/>
+        </w:rPr>
+        <w:t xml:space="preserve">Sergeant Warrick: </w:t>
+      </w:r>
+      <w:r>
+        <w:rPr>
+          <w:rFonts w:cs="Times New Roman"/>
+        </w:rPr>
+        <w:t>You think you’re doing them any good like that?</w:t>
+      </w:r>
+    </w:p>
+    <w:p>
+      <w:pPr>
+        <w:rPr>
+          <w:rFonts w:cs="Times New Roman"/>
+        </w:rPr>
+      </w:pPr>
+      <w:r>
+        <w:rPr>
+          <w:rFonts w:cs="Times New Roman"/>
+        </w:rPr>
+        <w:t>Sergeant Warrick: Babying them?</w:t>
+      </w:r>
+    </w:p>
+    <w:p>
+      <w:pPr>
+        <w:rPr>
+          <w:rFonts w:cs="Times New Roman"/>
+        </w:rPr>
+      </w:pPr>
+      <w:r>
+        <w:rPr>
+          <w:rFonts w:cs="Times New Roman"/>
+        </w:rPr>
+        <w:t>Sergeant Warrick: Covering their eyes from the truth</w:t>
+      </w:r>
+      <w:r>
+        <w:rPr>
+          <w:rFonts w:cs="Times New Roman"/>
+        </w:rPr>
+        <w:t>?</w:t>
+      </w:r>
+    </w:p>
+    <w:p>
+      <w:pPr>
+        <w:rPr>
+          <w:rFonts w:cs="Times New Roman"/>
+        </w:rPr>
+      </w:pPr>
+      <w:r>
+        <w:rPr>
+          <w:rFonts w:cs="Times New Roman"/>
+        </w:rPr>
+        <w:t>Lieutenant Mayes: Maybe.</w:t>
+      </w:r>
+    </w:p>
+    <w:p>
+      <w:pPr>
+        <w:rPr>
+          <w:rFonts w:cs="Times New Roman"/>
+        </w:rPr>
+      </w:pPr>
+      <w:r>
+        <w:rPr>
+          <w:rFonts w:cs="Times New Roman"/>
+        </w:rPr>
+        <w:t>Lieutenant Mayes: Maybe not</w:t>
+      </w:r>
+      <w:r>
+        <w:rPr>
+          <w:rFonts w:cs="Times New Roman"/>
+        </w:rPr>
+        <w:t>.</w:t>
+      </w:r>
+    </w:p>
+    <w:p>
+      <w:pPr>
+        <w:rPr>
+          <w:rFonts w:cs="Times New Roman"/>
+        </w:rPr>
+      </w:pPr>
+      <w:r>
+        <w:rPr>
+          <w:rFonts w:cs="Times New Roman"/>
+        </w:rPr>
+        <w:t>Lieutenant Mayes: What I do know is tha</w:t>
+      </w:r>
+      <w:r>
+        <w:rPr>
+          <w:rFonts w:cs="Times New Roman"/>
+        </w:rPr>
+        <w:t xml:space="preserve">t we have </w:t>
+      </w:r>
+      <w:r>
+        <w:rPr>
+          <w:rFonts w:cs="Times New Roman"/>
+        </w:rPr>
+        <w:t>a responsibility to these people</w:t>
+      </w:r>
+      <w:r>
+        <w:rPr>
+          <w:rFonts w:cs="Times New Roman"/>
+        </w:rPr>
+        <w:t>.</w:t>
+      </w:r>
+    </w:p>
+    <w:p>
+      <w:pPr>
+        <w:rPr>
+          <w:rFonts w:cs="Times New Roman"/>
+        </w:rPr>
+      </w:pPr>
+      <w:r>
+        <w:rPr>
+          <w:rFonts w:cs="Times New Roman"/>
+        </w:rPr>
+        <w:t xml:space="preserve">Lieutenant Mayes: And making them soldiers to join our fight isn’t </w:t>
+      </w:r>
+      <w:r>
+        <w:rPr>
+          <w:rFonts w:cs="Times New Roman"/>
+        </w:rPr>
+        <w:t>part of that.</w:t>
+      </w:r>
+    </w:p>
+    <w:p>
+      <w:pPr>
+        <w:rPr>
+          <w:rFonts w:cs="Times New Roman"/>
+        </w:rPr>
+      </w:pPr>
+      <w:r>
+        <w:rPr>
+          <w:rFonts w:cs="Times New Roman"/>
+        </w:rPr>
+        <w:t>Sergeant</w:t>
+      </w:r>
+      <w:r>
+        <w:rPr>
+          <w:rFonts w:cs="Times New Roman"/>
+        </w:rPr>
+        <w:t xml:space="preserve"> Warrick</w:t>
+      </w:r>
+      <w:r>
+        <w:rPr>
+          <w:rFonts w:cs="Times New Roman"/>
+        </w:rPr>
+        <w:t xml:space="preserve">: </w:t>
+      </w:r>
+      <w:r>
+        <w:rPr>
+          <w:rFonts w:cs="Times New Roman"/>
+        </w:rPr>
+        <w:t>You’re right, we don’t need more soldiers.</w:t>
+      </w:r>
+    </w:p>
+    <w:p>
+      <w:pPr>
+        <w:rPr>
+          <w:rFonts w:cs="Times New Roman"/>
+        </w:rPr>
+      </w:pPr>
+      <w:r>
+        <w:rPr>
+          <w:rFonts w:cs="Times New Roman"/>
+        </w:rPr>
+        <w:t>Sergeant</w:t>
+      </w:r>
+      <w:r>
+        <w:rPr>
+          <w:rFonts w:cs="Times New Roman"/>
+        </w:rPr>
+        <w:t xml:space="preserve"> Warrick</w:t>
+      </w:r>
+      <w:r>
+        <w:rPr>
+          <w:rFonts w:cs="Times New Roman"/>
+        </w:rPr>
+        <w:t xml:space="preserve">: </w:t>
+      </w:r>
+      <w:r>
+        <w:rPr>
+          <w:rFonts w:cs="Times New Roman"/>
+        </w:rPr>
+        <w:t>A</w:t>
+      </w:r>
+      <w:r>
+        <w:rPr>
+          <w:rFonts w:cs="Times New Roman"/>
+        </w:rPr>
+        <w:t>nd</w:t>
+      </w:r>
+      <w:r>
+        <w:rPr>
+          <w:rFonts w:cs="Times New Roman"/>
+        </w:rPr>
+        <w:t xml:space="preserve"> u</w:t>
+      </w:r>
+      <w:r>
+        <w:rPr>
+          <w:rFonts w:cs="Times New Roman"/>
+        </w:rPr>
+        <w:t xml:space="preserve">sing body bags </w:t>
+      </w:r>
+      <w:r>
+        <w:rPr>
+          <w:rFonts w:cs="Times New Roman"/>
+        </w:rPr>
+        <w:t>for defenses isn’t a bad idea either.</w:t>
+      </w:r>
+    </w:p>
+    <w:p>
+      <w:pPr>
+        <w:rPr>
+          <w:rFonts w:cs="Times New Roman"/>
+        </w:rPr>
+      </w:pPr>
+      <w:r>
+        <w:rPr>
+          <w:rFonts w:cs="Times New Roman"/>
+        </w:rPr>
+        <w:t>Lieutenant Mayes: And scaring them into fighting</w:t>
+      </w:r>
+      <w:r>
+        <w:rPr>
+          <w:rFonts w:cs="Times New Roman"/>
+        </w:rPr>
+        <w:t xml:space="preserve"> for us is much better?</w:t>
+      </w:r>
+    </w:p>
+    <w:p>
+      <w:pPr>
+        <w:rPr>
+          <w:rFonts w:cs="Times New Roman"/>
+        </w:rPr>
+      </w:pPr>
+      <w:r>
+        <w:rPr>
+          <w:rFonts w:cs="Times New Roman"/>
+        </w:rPr>
+        <w:t xml:space="preserve">Sergeant Warrick: </w:t>
+      </w:r>
+      <w:r>
+        <w:rPr>
+          <w:rFonts w:cs="Times New Roman"/>
+        </w:rPr>
+        <w:t>Preparing them</w:t>
+      </w:r>
+      <w:r>
+        <w:rPr>
+          <w:rFonts w:cs="Times New Roman"/>
+        </w:rPr>
+        <w:t xml:space="preserve"> for what’s</w:t>
+      </w:r>
+      <w:r>
+        <w:rPr>
+          <w:rFonts w:cs="Times New Roman"/>
+        </w:rPr>
+        <w:t xml:space="preserve"> coming is.</w:t>
+      </w:r>
+    </w:p>
+    <w:p>
+      <w:pPr>
+        <w:rPr>
+          <w:rFonts w:cs="Times New Roman"/>
+        </w:rPr>
+      </w:pPr>
+      <w:r>
+        <w:rPr>
+          <w:rFonts w:cs="Times New Roman"/>
+        </w:rPr>
+        <w:t xml:space="preserve">Lieutenant Mayes: </w:t>
+      </w:r>
+      <w:r>
+        <w:rPr>
+          <w:rFonts w:cs="Times New Roman"/>
+        </w:rPr>
+        <w:t>Go to medical for your eyes, Warrick</w:t>
+      </w:r>
+      <w:r>
+        <w:rPr>
+          <w:rFonts w:cs="Times New Roman"/>
+        </w:rPr>
+        <w:t>.</w:t>
+      </w:r>
+    </w:p>
+    <w:p>
+      <w:pPr>
+        <w:rPr>
+          <w:rFonts w:cs="Times New Roman"/>
+        </w:rPr>
+      </w:pPr>
+      <w:r>
+        <w:rPr>
+          <w:rFonts w:cs="Times New Roman"/>
+        </w:rPr>
+        <w:lastRenderedPageBreak/>
+        <w:t xml:space="preserve">Lieutenant Mayes: </w:t>
+      </w:r>
+      <w:r>
+        <w:rPr>
+          <w:rFonts w:cs="Times New Roman"/>
+        </w:rPr>
+        <w:t>You’ve got the uniforms mixed up.</w:t>
+      </w:r>
+    </w:p>
+    <w:p>
+      <w:pPr>
+        <w:rPr>
+          <w:rFonts w:cs="Times New Roman"/>
+        </w:rPr>
+      </w:pPr>
+      <w:r>
+        <w:rPr>
+          <w:rFonts w:cs="Times New Roman"/>
+        </w:rPr>
+        <w:t>Lieutenant Mayes: We’re the soldiers</w:t>
+      </w:r>
+      <w:r>
+        <w:rPr>
+          <w:rFonts w:cs="Times New Roman"/>
+        </w:rPr>
+        <w:t>, they’re</w:t>
+      </w:r>
+      <w:r>
+        <w:rPr>
+          <w:rFonts w:cs="Times New Roman"/>
+        </w:rPr>
+        <w:t xml:space="preserve"> the civilians.</w:t>
+      </w:r>
+    </w:p>
+    <w:p>
+      <w:pPr>
+        <w:rPr>
+          <w:rFonts w:cs="Times New Roman"/>
+        </w:rPr>
+      </w:pPr>
+      <w:r>
+        <w:rPr>
+          <w:rFonts w:cs="Times New Roman"/>
+        </w:rPr>
+        <w:t>*Lieutenant Mayes returns to the chow line to help pass out food with a friendly demeanor.</w:t>
+      </w:r>
+    </w:p>
+    <w:p>
+      <w:pPr>
+        <w:rPr>
+          <w:rFonts w:cs="Times New Roman"/>
+        </w:rPr>
+      </w:pPr>
+      <w:r>
+        <w:rPr>
+          <w:rFonts w:cs="Times New Roman"/>
+        </w:rPr>
+        <w:t xml:space="preserve">Sergeant Warrick: </w:t>
+      </w:r>
+      <w:r>
+        <w:rPr>
+          <w:rFonts w:cs="Times New Roman"/>
+        </w:rPr>
+        <w:t>For now…</w:t>
+      </w:r>
+    </w:p>
+    <w:p>
+      <w:pPr>
+        <w:rPr>
+          <w:rFonts w:cs="Times New Roman"/>
+        </w:rPr>
+      </w:pPr>
+      <w:r>
+        <w:rPr>
+          <w:rFonts w:cs="Times New Roman"/>
+        </w:rPr>
+        <w:t>Sergeant Warrick: Put that weapon back together and get back to drills.</w:t>
+      </w:r>
+    </w:p>
+    <w:p>
+      <w:pPr>
+        <w:rPr>
+          <w:rFonts w:cs="Times New Roman"/>
+        </w:rPr>
+      </w:pPr>
+      <w:r>
+        <w:rPr>
+          <w:rFonts w:cs="Times New Roman"/>
+        </w:rPr>
+        <w:t>Corporal Tip</w:t>
+      </w:r>
+      <w:r>
+        <w:rPr>
+          <w:rFonts w:cs="Times New Roman"/>
+        </w:rPr>
+        <w:t>t</w:t>
+      </w:r>
+      <w:r>
+        <w:rPr>
+          <w:rFonts w:cs="Times New Roman"/>
+        </w:rPr>
+        <w:t>on:</w:t>
+      </w:r>
+      <w:r>
+        <w:rPr>
+          <w:rFonts w:cs="Times New Roman"/>
+        </w:rPr>
+        <w:t xml:space="preserve"> Roger, Sergeant.</w:t>
+      </w:r>
+    </w:p>
+    <w:p>
+      <w:pPr>
+        <w:rPr>
+          <w:rFonts w:cs="Times New Roman"/>
+        </w:rPr>
+      </w:pPr>
+      <w:r>
+        <w:rPr>
+          <w:rFonts w:cs="Times New Roman"/>
+        </w:rPr>
+        <w:t>*Sergeant</w:t>
+      </w:r>
+      <w:r>
+        <w:rPr>
+          <w:rFonts w:cs="Times New Roman"/>
+        </w:rPr>
+        <w:t xml:space="preserve"> Warrick walks </w:t>
+      </w:r>
+      <w:r>
+        <w:rPr>
+          <w:rFonts w:cs="Times New Roman"/>
+        </w:rPr>
+        <w:t>away to oversee other soldiers and civilians training with his arms crossed.</w:t>
+      </w:r>
+    </w:p>
+    <w:p>
+      <w:pPr>
+        <w:rPr>
+          <w:rFonts w:cs="Times New Roman"/>
+          <w:b/>
+          <w:bCs/>
+        </w:rPr>
+      </w:pPr>
+      <w:r>
+        <w:rPr>
+          <w:rFonts w:cs="Times New Roman"/>
+          <w:b/>
+          <w:bCs/>
+        </w:rPr>
+        <w:t>------------------------------------------------------</w:t>
+      </w:r>
+    </w:p>
+    <w:p>
+      <w:pPr>
+        <w:rPr>
+          <w:rFonts w:cs="Times New Roman"/>
+          <w:b/>
+          <w:bCs/>
+        </w:rPr>
+      </w:pPr>
+      <w:r>
+        <w:rPr>
+          <w:rFonts w:cs="Times New Roman"/>
+          <w:b/>
+          <w:bCs/>
+        </w:rPr>
+        <w:t>(</w:t>
+      </w:r>
+      <w:r>
+        <w:rPr>
+          <w:rFonts w:cs="Times New Roman"/>
+          <w:b/>
+          <w:bCs/>
+        </w:rPr>
+        <w:t>Soldiers Training Weapons</w:t>
+      </w:r>
+      <w:r>
+        <w:rPr>
+          <w:rFonts w:cs="Times New Roman"/>
+          <w:b/>
+          <w:bCs/>
+        </w:rPr>
+        <w:t xml:space="preserve"> Drills – Main)</w:t>
+      </w:r>
+    </w:p>
+    <w:p>
+      <w:pPr>
+        <w:rPr>
+          <w:rFonts w:cs="Times New Roman"/>
+        </w:rPr>
+      </w:pPr>
+      <w:r>
+        <w:rPr>
+          <w:rFonts w:cs="Times New Roman"/>
+        </w:rPr>
+        <w:t>*</w:t>
+      </w:r>
+      <w:r>
+        <w:rPr>
+          <w:rFonts w:cs="Times New Roman"/>
+        </w:rPr>
+        <w:t>Select an Option</w:t>
+      </w:r>
+    </w:p>
+    <w:p>
+      <w:pPr>
+        <w:rPr>
+          <w:rFonts w:cs="Times New Roman"/>
+          <w:b/>
+          <w:bCs/>
+        </w:rPr>
+      </w:pPr>
+      <w:r>
+        <w:rPr>
+          <w:rFonts w:cs="Times New Roman"/>
+          <w:b/>
+          <w:bCs/>
+        </w:rPr>
+        <w:t>*(</w:t>
+      </w:r>
+      <w:r>
+        <w:rPr>
+          <w:rFonts w:cs="Times New Roman"/>
+          <w:b/>
+          <w:bCs/>
+        </w:rPr>
+        <w:t xml:space="preserve">Soldiers </w:t>
+      </w:r>
+      <w:r>
+        <w:rPr>
+          <w:rFonts w:cs="Times New Roman"/>
+          <w:b/>
+          <w:bCs/>
+        </w:rPr>
+        <w:t>to the Side</w:t>
+      </w:r>
+      <w:r>
+        <w:rPr>
+          <w:rFonts w:cs="Times New Roman"/>
+          <w:b/>
+          <w:bCs/>
+        </w:rPr>
+        <w:t>/</w:t>
+      </w:r>
+      <w:r>
+        <w:rPr>
+          <w:rFonts w:cs="Times New Roman"/>
+          <w:b/>
+          <w:bCs/>
+        </w:rPr>
+        <w:t>Training Soldiers &amp; Civilians/ Sergeant Warrick</w:t>
+      </w:r>
+      <w:r>
+        <w:rPr>
+          <w:rFonts w:cs="Times New Roman"/>
+          <w:b/>
+          <w:bCs/>
+        </w:rPr>
+        <w:t>/ Bruno/ Leave</w:t>
+      </w:r>
+      <w:r>
+        <w:rPr>
+          <w:rFonts w:cs="Times New Roman"/>
+          <w:b/>
+          <w:bCs/>
+        </w:rPr>
+        <w:t>)</w:t>
+      </w:r>
+    </w:p>
+    <w:p>
+      <w:pPr>
+        <w:rPr>
+          <w:rFonts w:cs="Times New Roman"/>
+          <w:b/>
+          <w:bCs/>
+        </w:rPr>
+      </w:pPr>
+      <w:r>
+        <w:rPr>
+          <w:rFonts w:cs="Times New Roman"/>
+          <w:b/>
+          <w:bCs/>
+        </w:rPr>
+        <w:t>-----------------------------------------------------</w:t>
+      </w:r>
+    </w:p>
+    <w:p>
+      <w:pPr>
+        <w:rPr>
+          <w:rFonts w:cs="Times New Roman"/>
+          <w:b/>
+          <w:bCs/>
+        </w:rPr>
+      </w:pPr>
+      <w:r>
+        <w:rPr>
+          <w:rFonts w:cs="Times New Roman"/>
+          <w:b/>
+          <w:bCs/>
+        </w:rPr>
+        <w:t xml:space="preserve">(Soldiers </w:t>
+      </w:r>
+      <w:r>
+        <w:rPr>
+          <w:rFonts w:cs="Times New Roman"/>
+          <w:b/>
+          <w:bCs/>
+        </w:rPr>
+        <w:t>to the Side</w:t>
+      </w:r>
+      <w:r>
+        <w:rPr>
+          <w:rFonts w:cs="Times New Roman"/>
+          <w:b/>
+          <w:bCs/>
+        </w:rPr>
+        <w:t xml:space="preserve"> - Initial</w:t>
+      </w:r>
+      <w:r>
+        <w:rPr>
+          <w:rFonts w:cs="Times New Roman"/>
+          <w:b/>
+          <w:bCs/>
+        </w:rPr>
+        <w:t>)</w:t>
+      </w:r>
+    </w:p>
+    <w:p>
+      <w:pPr>
+        <w:rPr>
+          <w:rFonts w:cs="Times New Roman"/>
+        </w:rPr>
+      </w:pPr>
+      <w:r>
+        <w:rPr>
+          <w:rFonts w:cs="Times New Roman"/>
+        </w:rPr>
+        <w:t>*You come up to a group</w:t>
+      </w:r>
+      <w:r>
+        <w:rPr>
+          <w:rFonts w:cs="Times New Roman"/>
+        </w:rPr>
+        <w:t xml:space="preserve"> of</w:t>
+      </w:r>
+      <w:r>
+        <w:rPr>
+          <w:rFonts w:cs="Times New Roman"/>
+        </w:rPr>
+        <w:t xml:space="preserve"> tired soldiers</w:t>
+      </w:r>
+      <w:r>
+        <w:rPr>
+          <w:rFonts w:cs="Times New Roman"/>
+        </w:rPr>
+        <w:t xml:space="preserve"> in uniforms with rips, holes, blood, and burns</w:t>
+      </w:r>
+      <w:r>
+        <w:rPr>
+          <w:rFonts w:cs="Times New Roman"/>
+        </w:rPr>
+        <w:t xml:space="preserve"> smoking, sitting and leaning on stacked military cargo bins</w:t>
+      </w:r>
+      <w:r>
+        <w:rPr>
+          <w:rFonts w:cs="Times New Roman"/>
+        </w:rPr>
+        <w:t xml:space="preserve"> almost out of sight from everyone else.</w:t>
+      </w:r>
+    </w:p>
+    <w:p>
+      <w:pPr>
+        <w:rPr>
+          <w:rFonts w:cs="Times New Roman"/>
+        </w:rPr>
+      </w:pPr>
+      <w:r>
+        <w:rPr>
+          <w:rFonts w:cs="Times New Roman"/>
+        </w:rPr>
+        <w:t>Bruised Soldier: Huh?</w:t>
+      </w:r>
+    </w:p>
+    <w:p>
+      <w:pPr>
+        <w:rPr>
+          <w:rFonts w:cs="Times New Roman"/>
+        </w:rPr>
+      </w:pPr>
+      <w:r>
+        <w:rPr>
+          <w:rFonts w:cs="Times New Roman"/>
+        </w:rPr>
+        <w:t xml:space="preserve">Bruised Soldier: </w:t>
+      </w:r>
+      <w:r>
+        <w:rPr>
+          <w:rFonts w:cs="Times New Roman"/>
+        </w:rPr>
+        <w:t>Trainings over there</w:t>
+      </w:r>
+      <w:r>
+        <w:rPr>
+          <w:rFonts w:cs="Times New Roman"/>
+        </w:rPr>
+        <w:t>.</w:t>
+      </w:r>
+    </w:p>
+    <w:p>
+      <w:pPr>
+        <w:rPr>
+          <w:rFonts w:cs="Times New Roman"/>
+        </w:rPr>
+      </w:pPr>
+      <w:r>
+        <w:rPr>
+          <w:rFonts w:cs="Times New Roman"/>
+        </w:rPr>
+        <w:t xml:space="preserve">Bruised Soldier: </w:t>
+      </w:r>
+      <w:r>
+        <w:rPr>
+          <w:rFonts w:cs="Times New Roman"/>
+        </w:rPr>
+        <w:t xml:space="preserve">This is a </w:t>
+      </w:r>
+      <w:r>
+        <w:rPr>
+          <w:rFonts w:cs="Times New Roman"/>
+        </w:rPr>
+        <w:t>top-secret</w:t>
+      </w:r>
+      <w:r>
+        <w:rPr>
+          <w:rFonts w:cs="Times New Roman"/>
+        </w:rPr>
+        <w:t xml:space="preserve"> area</w:t>
+      </w:r>
+      <w:r>
+        <w:rPr>
+          <w:rFonts w:cs="Times New Roman"/>
+        </w:rPr>
+        <w:t>, no civis.</w:t>
+      </w:r>
+    </w:p>
+    <w:p>
+      <w:pPr>
+        <w:rPr>
+          <w:rFonts w:cs="Times New Roman"/>
+        </w:rPr>
+      </w:pPr>
+      <w:r>
+        <w:rPr>
+          <w:rFonts w:cs="Times New Roman"/>
+        </w:rPr>
+        <w:t>Bandaged Soldier: Yeah, we got bombs and stuff over here.</w:t>
+      </w:r>
+    </w:p>
+    <w:p>
+      <w:pPr>
+        <w:rPr>
+          <w:rFonts w:cs="Times New Roman"/>
+        </w:rPr>
+      </w:pPr>
+      <w:r>
+        <w:rPr>
+          <w:rFonts w:cs="Times New Roman"/>
+        </w:rPr>
+        <w:t xml:space="preserve">*The bruised soldier punches the Bandaged soldier in his bandages covering </w:t>
+      </w:r>
+      <w:r>
+        <w:rPr>
+          <w:rFonts w:cs="Times New Roman"/>
+        </w:rPr>
+        <w:t>arm.</w:t>
+      </w:r>
+    </w:p>
+    <w:p>
+      <w:pPr>
+        <w:rPr>
+          <w:rFonts w:cs="Times New Roman"/>
+        </w:rPr>
+      </w:pPr>
+      <w:r>
+        <w:rPr>
+          <w:rFonts w:cs="Times New Roman"/>
+        </w:rPr>
+        <w:t>Bruised Soldier: I said it’s top-secret, dumbass.</w:t>
+      </w:r>
+    </w:p>
+    <w:p>
+      <w:pPr>
+        <w:rPr>
+          <w:rFonts w:cs="Times New Roman"/>
+        </w:rPr>
+      </w:pPr>
+      <w:r>
+        <w:rPr>
+          <w:rFonts w:cs="Times New Roman"/>
+        </w:rPr>
+        <w:t xml:space="preserve">*A soldier smoking a cigarette sizes you up with a grin before </w:t>
+      </w:r>
+      <w:r>
+        <w:rPr>
+          <w:rFonts w:cs="Times New Roman"/>
+        </w:rPr>
+        <w:t xml:space="preserve">nodding his head as he </w:t>
+      </w:r>
+      <w:r>
+        <w:rPr>
+          <w:rFonts w:cs="Times New Roman"/>
+        </w:rPr>
+        <w:t>offer</w:t>
+      </w:r>
+      <w:r>
+        <w:rPr>
+          <w:rFonts w:cs="Times New Roman"/>
+        </w:rPr>
+        <w:t>s</w:t>
+      </w:r>
+      <w:r>
+        <w:rPr>
+          <w:rFonts w:cs="Times New Roman"/>
+        </w:rPr>
+        <w:t xml:space="preserve"> a cigarette from his pac</w:t>
+      </w:r>
+      <w:r>
+        <w:rPr>
+          <w:rFonts w:cs="Times New Roman"/>
+        </w:rPr>
+        <w:t>k.</w:t>
+      </w:r>
+    </w:p>
+    <w:p>
+      <w:pPr>
+        <w:rPr>
+          <w:rFonts w:cs="Times New Roman"/>
+        </w:rPr>
+      </w:pPr>
+      <w:r>
+        <w:rPr>
+          <w:rFonts w:cs="Times New Roman"/>
+        </w:rPr>
+        <w:t>Smoking Soldier: Aye, smoke ‘em if you got ‘em, right?</w:t>
+      </w:r>
+    </w:p>
+    <w:p>
+      <w:pPr>
+        <w:rPr>
+          <w:rFonts w:cs="Times New Roman"/>
+          <w:b/>
+          <w:bCs/>
+        </w:rPr>
+      </w:pPr>
+      <w:r>
+        <w:rPr>
+          <w:rFonts w:cs="Times New Roman"/>
+          <w:b/>
+          <w:bCs/>
+        </w:rPr>
+        <w:t>*Will you Accept?</w:t>
+      </w:r>
+    </w:p>
+    <w:p>
+      <w:pPr>
+        <w:rPr>
+          <w:rFonts w:cs="Times New Roman"/>
+          <w:b/>
+          <w:bCs/>
+        </w:rPr>
+      </w:pPr>
+      <w:r>
+        <w:rPr>
+          <w:rFonts w:cs="Times New Roman"/>
+          <w:b/>
+          <w:bCs/>
+        </w:rPr>
+        <w:t>(Yes/No)</w:t>
+      </w:r>
+    </w:p>
+    <w:p>
+      <w:pPr>
+        <w:rPr>
+          <w:rFonts w:cs="Times New Roman"/>
+          <w:b/>
+          <w:bCs/>
+        </w:rPr>
+      </w:pPr>
+      <w:r>
+        <w:rPr>
+          <w:rFonts w:cs="Times New Roman"/>
+          <w:b/>
+          <w:bCs/>
+        </w:rPr>
+        <w:lastRenderedPageBreak/>
+        <w:t>---------------------------------------------------</w:t>
+      </w:r>
+    </w:p>
+    <w:p>
+      <w:pPr>
+        <w:rPr>
+          <w:rFonts w:cs="Times New Roman"/>
+          <w:b/>
+          <w:bCs/>
+        </w:rPr>
+      </w:pPr>
+      <w:r>
+        <w:rPr>
+          <w:rFonts w:cs="Times New Roman"/>
+          <w:b/>
+          <w:bCs/>
+        </w:rPr>
+        <w:t>(Yes)</w:t>
+      </w:r>
+    </w:p>
+    <w:p>
+      <w:pPr>
+        <w:rPr>
+          <w:rFonts w:cs="Times New Roman"/>
+        </w:rPr>
+      </w:pPr>
+      <w:r>
+        <w:rPr>
+          <w:rFonts w:cs="Times New Roman"/>
+        </w:rPr>
+        <w:t>Player: Thanks.</w:t>
+      </w:r>
+    </w:p>
+    <w:p>
+      <w:pPr>
+        <w:rPr>
+          <w:rFonts w:cs="Times New Roman"/>
+        </w:rPr>
+      </w:pPr>
+      <w:r>
+        <w:rPr>
+          <w:rFonts w:cs="Times New Roman"/>
+        </w:rPr>
+        <w:t xml:space="preserve">*You accept the cigarette from the soldier and he </w:t>
+      </w:r>
+      <w:r>
+        <w:rPr>
+          <w:rFonts w:cs="Times New Roman"/>
+        </w:rPr>
+        <w:t>lights it with a copper square lighter.</w:t>
+      </w:r>
+    </w:p>
+    <w:p>
+      <w:pPr>
+        <w:rPr>
+          <w:rFonts w:cs="Times New Roman"/>
+        </w:rPr>
+      </w:pPr>
+      <w:r>
+        <w:rPr>
+          <w:rFonts w:cs="Times New Roman"/>
+        </w:rPr>
+        <w:t>*</w:t>
+      </w:r>
+      <w:r>
+        <w:rPr>
+          <w:rFonts w:cs="Times New Roman"/>
+        </w:rPr>
+        <w:t>You briefly inhale</w:t>
+      </w:r>
+      <w:r>
+        <w:rPr>
+          <w:rFonts w:cs="Times New Roman"/>
+        </w:rPr>
+        <w:t>, hold the smoke in your lungs, and begin coughing from the burning sensation!</w:t>
+      </w:r>
+    </w:p>
+    <w:p>
+      <w:pPr>
+        <w:rPr>
+          <w:rFonts w:cs="Times New Roman"/>
+        </w:rPr>
+      </w:pPr>
+      <w:r>
+        <w:rPr>
+          <w:rFonts w:cs="Times New Roman"/>
+        </w:rPr>
+        <w:t>*The soldiers laugh</w:t>
+      </w:r>
+      <w:r>
+        <w:rPr>
+          <w:rFonts w:cs="Times New Roman"/>
+        </w:rPr>
+        <w:t xml:space="preserve"> as your coughing gets worse and your eyes water.</w:t>
+      </w:r>
+    </w:p>
+    <w:p>
+      <w:pPr>
+        <w:rPr>
+          <w:rFonts w:cs="Times New Roman"/>
+        </w:rPr>
+      </w:pPr>
+      <w:r>
+        <w:rPr>
+          <w:rFonts w:cs="Times New Roman"/>
+        </w:rPr>
+        <w:t xml:space="preserve">Bandaged Soldier: Wasting ya smokes on this green-ass </w:t>
+      </w:r>
+      <w:r>
+        <w:rPr>
+          <w:rFonts w:cs="Times New Roman"/>
+        </w:rPr>
+        <w:t>bum.</w:t>
+      </w:r>
+    </w:p>
+    <w:p>
+      <w:pPr>
+        <w:rPr>
+          <w:rFonts w:cs="Times New Roman"/>
+        </w:rPr>
+      </w:pPr>
+      <w:r>
+        <w:rPr>
+          <w:rFonts w:cs="Times New Roman"/>
+        </w:rPr>
+        <w:t>Smoking Soldier: I don’t know about green</w:t>
+      </w:r>
+      <w:r>
+        <w:rPr>
+          <w:rFonts w:cs="Times New Roman"/>
+        </w:rPr>
+        <w:t xml:space="preserve"> though.</w:t>
+      </w:r>
+    </w:p>
+    <w:p>
+      <w:pPr>
+        <w:rPr>
+          <w:rFonts w:cs="Times New Roman"/>
+        </w:rPr>
+      </w:pPr>
+      <w:r>
+        <w:rPr>
+          <w:rFonts w:cs="Times New Roman"/>
+        </w:rPr>
+        <w:t>-------------------------------------------------------</w:t>
+      </w:r>
+    </w:p>
+    <w:p>
+      <w:pPr>
+        <w:rPr>
+          <w:rFonts w:cs="Times New Roman"/>
+          <w:b/>
+          <w:bCs/>
+        </w:rPr>
+      </w:pPr>
+      <w:r>
+        <w:rPr>
+          <w:rFonts w:cs="Times New Roman"/>
+          <w:b/>
+          <w:bCs/>
+        </w:rPr>
+        <w:t>(No)</w:t>
+      </w:r>
+    </w:p>
+    <w:p>
+      <w:pPr>
+        <w:rPr>
+          <w:rFonts w:cs="Times New Roman"/>
+        </w:rPr>
+      </w:pPr>
+      <w:r>
+        <w:rPr>
+          <w:rFonts w:cs="Times New Roman"/>
+        </w:rPr>
+        <w:t>Player: Thanks</w:t>
+      </w:r>
+      <w:r>
+        <w:rPr>
+          <w:rFonts w:cs="Times New Roman"/>
+        </w:rPr>
+        <w:t xml:space="preserve"> for the offer, but I’m good.</w:t>
+      </w:r>
+    </w:p>
+    <w:p>
+      <w:pPr>
+        <w:rPr>
+          <w:rFonts w:cs="Times New Roman"/>
+        </w:rPr>
+      </w:pPr>
+      <w:r>
+        <w:rPr>
+          <w:rFonts w:cs="Times New Roman"/>
+        </w:rPr>
+        <w:t>Smoking Soldier: Are you now?</w:t>
+      </w:r>
+    </w:p>
+    <w:p>
+      <w:pPr>
+        <w:rPr>
+          <w:rFonts w:cs="Times New Roman"/>
+        </w:rPr>
+      </w:pPr>
+      <w:r>
+        <w:rPr>
+          <w:rFonts w:cs="Times New Roman"/>
+        </w:rPr>
+        <w:t xml:space="preserve">Smoking Soldier: </w:t>
+      </w:r>
+      <w:r>
+        <w:rPr>
+          <w:rFonts w:cs="Times New Roman"/>
+        </w:rPr>
+        <w:t>You look worse for wear than all of us do.</w:t>
+      </w:r>
+    </w:p>
+    <w:p>
+      <w:pPr>
+        <w:rPr>
+          <w:rFonts w:cs="Times New Roman"/>
+        </w:rPr>
+      </w:pPr>
+      <w:r>
+        <w:rPr>
+          <w:rFonts w:cs="Times New Roman"/>
+        </w:rPr>
+        <w:t xml:space="preserve">Bruised Soldier: The hell are you talking </w:t>
+      </w:r>
+      <w:r>
+        <w:rPr>
+          <w:rFonts w:cs="Times New Roman"/>
+        </w:rPr>
+        <w:t>about?!</w:t>
+      </w:r>
+    </w:p>
+    <w:p>
+      <w:pPr>
+        <w:rPr>
+          <w:rFonts w:cs="Times New Roman"/>
+        </w:rPr>
+      </w:pPr>
+      <w:r>
+        <w:rPr>
+          <w:rFonts w:cs="Times New Roman"/>
+        </w:rPr>
+        <w:t>Bruised Soldier: Look at their face, look at mine, and correct yourself</w:t>
+      </w:r>
+      <w:r>
+        <w:rPr>
+          <w:rFonts w:cs="Times New Roman"/>
+        </w:rPr>
+        <w:t>.</w:t>
+      </w:r>
+    </w:p>
+    <w:p>
+      <w:pPr>
+        <w:rPr>
+          <w:rFonts w:cs="Times New Roman"/>
+        </w:rPr>
+      </w:pPr>
+      <w:r>
+        <w:rPr>
+          <w:rFonts w:cs="Times New Roman"/>
+        </w:rPr>
+        <w:t>Smoking Soldier: Yeah, okay, command sergeant major private</w:t>
+      </w:r>
+      <w:r>
+        <w:rPr>
+          <w:rFonts w:cs="Times New Roman"/>
+        </w:rPr>
+        <w:t>.</w:t>
+      </w:r>
+    </w:p>
+    <w:p>
+      <w:pPr>
+        <w:rPr>
+          <w:rFonts w:cs="Times New Roman"/>
+        </w:rPr>
+      </w:pPr>
+      <w:r>
+        <w:rPr>
+          <w:rFonts w:cs="Times New Roman"/>
+        </w:rPr>
+        <w:t>*The bandage soldier chuckles before coughing in pain while holding his ribs.</w:t>
+      </w:r>
+    </w:p>
+    <w:p>
+      <w:pPr>
+        <w:rPr>
+          <w:rFonts w:cs="Times New Roman"/>
+        </w:rPr>
+      </w:pPr>
+      <w:r>
+        <w:rPr>
+          <w:rFonts w:cs="Times New Roman"/>
+        </w:rPr>
+        <w:t>------------------------------------------------------</w:t>
+      </w:r>
+    </w:p>
+    <w:p>
+      <w:pPr>
+        <w:rPr>
+          <w:rFonts w:cs="Times New Roman"/>
+        </w:rPr>
+      </w:pPr>
+      <w:r>
+        <w:rPr>
+          <w:rFonts w:cs="Times New Roman"/>
+        </w:rPr>
+        <w:t>Smoking Soldier: You know I can see it, right?</w:t>
+      </w:r>
+    </w:p>
+    <w:p>
+      <w:pPr>
+        <w:rPr>
+          <w:rFonts w:cs="Times New Roman"/>
+        </w:rPr>
+      </w:pPr>
+      <w:r>
+        <w:rPr>
+          <w:rFonts w:cs="Times New Roman"/>
+        </w:rPr>
+        <w:t>Player: See what?</w:t>
+      </w:r>
+    </w:p>
+    <w:p>
+      <w:pPr>
+        <w:rPr>
+          <w:rFonts w:cs="Times New Roman"/>
+        </w:rPr>
+      </w:pPr>
+      <w:r>
+        <w:rPr>
+          <w:rFonts w:cs="Times New Roman"/>
+        </w:rPr>
+        <w:t>*The smoking soldier takes a long drag of his cigarette lighting up a deep red.</w:t>
+      </w:r>
+    </w:p>
+    <w:p>
+      <w:pPr>
+        <w:rPr>
+          <w:rFonts w:cs="Times New Roman"/>
+        </w:rPr>
+      </w:pPr>
+      <w:r>
+        <w:rPr>
+          <w:rFonts w:cs="Times New Roman"/>
+        </w:rPr>
+        <w:t>Smoking Soldier: You’ve seen some real shit.</w:t>
+      </w:r>
+    </w:p>
+    <w:p>
+      <w:pPr>
+        <w:rPr>
+          <w:rFonts w:cs="Times New Roman"/>
+        </w:rPr>
+      </w:pPr>
+      <w:r>
+        <w:rPr>
+          <w:rFonts w:cs="Times New Roman"/>
+        </w:rPr>
+        <w:t>Smoking Soldier: Just like us.</w:t>
+      </w:r>
+    </w:p>
+    <w:p>
+      <w:pPr>
+        <w:rPr>
+          <w:rFonts w:cs="Times New Roman"/>
+        </w:rPr>
+      </w:pPr>
+      <w:r>
+        <w:rPr>
+          <w:rFonts w:cs="Times New Roman"/>
+        </w:rPr>
+        <w:t>*He exhales a large cloud of smoke away from your group while maintaining eye contact.</w:t>
+      </w:r>
+    </w:p>
+    <w:p>
+      <w:pPr>
+        <w:rPr>
+          <w:rFonts w:cs="Times New Roman"/>
+        </w:rPr>
+      </w:pPr>
+      <w:r>
+        <w:rPr>
+          <w:rFonts w:cs="Times New Roman"/>
+        </w:rPr>
+        <w:t>Smoking Soldier: You had a run in with H.U.N.T.R., too?</w:t>
+      </w:r>
+    </w:p>
+    <w:p>
+      <w:pPr>
+        <w:rPr>
+          <w:rFonts w:cs="Times New Roman"/>
+        </w:rPr>
+      </w:pPr>
+      <w:r>
+        <w:rPr>
+          <w:rFonts w:cs="Times New Roman"/>
+        </w:rPr>
+        <w:t>Player: I haven’t, actually.</w:t>
+      </w:r>
+    </w:p>
+    <w:p>
+      <w:pPr>
+        <w:rPr>
+          <w:rFonts w:cs="Times New Roman"/>
+        </w:rPr>
+      </w:pPr>
+      <w:r>
+        <w:rPr>
+          <w:rFonts w:cs="Times New Roman"/>
+        </w:rPr>
+        <w:lastRenderedPageBreak/>
+        <w:t>Smoking Soldier: Huh.</w:t>
+      </w:r>
+    </w:p>
+    <w:p>
+      <w:pPr>
+        <w:rPr>
+          <w:rFonts w:cs="Times New Roman"/>
+        </w:rPr>
+      </w:pPr>
+      <w:r>
+        <w:rPr>
+          <w:rFonts w:cs="Times New Roman"/>
+        </w:rPr>
+        <w:t>Smoking Soldier: Had a run in with someone not so nice though.</w:t>
+      </w:r>
+    </w:p>
+    <w:p>
+      <w:pPr>
+        <w:rPr>
+          <w:rFonts w:cs="Times New Roman"/>
+        </w:rPr>
+      </w:pPr>
+      <w:r>
+        <w:rPr>
+          <w:rFonts w:cs="Times New Roman"/>
+        </w:rPr>
+        <w:t>Player: …</w:t>
+      </w:r>
+    </w:p>
+    <w:p>
+      <w:pPr>
+        <w:rPr>
+          <w:rFonts w:cs="Times New Roman"/>
+        </w:rPr>
+      </w:pPr>
+      <w:r>
+        <w:rPr>
+          <w:rFonts w:cs="Times New Roman"/>
+        </w:rPr>
+        <w:t>Player: Yeah…</w:t>
+      </w:r>
+    </w:p>
+    <w:p>
+      <w:pPr>
+        <w:rPr>
+          <w:rFonts w:cs="Times New Roman"/>
+        </w:rPr>
+      </w:pPr>
+      <w:r>
+        <w:rPr>
+          <w:rFonts w:cs="Times New Roman"/>
+        </w:rPr>
+        <w:t>Smoking Soldier: Hm…</w:t>
+      </w:r>
+    </w:p>
+    <w:p>
+      <w:pPr>
+        <w:rPr>
+          <w:rFonts w:cs="Times New Roman"/>
+        </w:rPr>
+      </w:pPr>
+      <w:r>
+        <w:rPr>
+          <w:rFonts w:cs="Times New Roman"/>
+        </w:rPr>
+        <w:t>*The smoking soldier flicks the butt of his cigarette away and motions for you to hand yours over.</w:t>
+      </w:r>
+    </w:p>
+    <w:p>
+      <w:pPr>
+        <w:rPr>
+          <w:rFonts w:cs="Times New Roman"/>
+        </w:rPr>
+      </w:pPr>
+      <w:r>
+        <w:rPr>
+          <w:rFonts w:cs="Times New Roman"/>
+        </w:rPr>
+        <w:t>Player: But I gotta ask…</w:t>
+      </w:r>
+    </w:p>
+    <w:p>
+      <w:pPr>
+        <w:rPr>
+          <w:rFonts w:cs="Times New Roman"/>
+        </w:rPr>
+      </w:pPr>
+      <w:r>
+        <w:rPr>
+          <w:rFonts w:cs="Times New Roman"/>
         </w:rPr>
         <w:t>---------------------------------------------------------</w:t>
       </w:r>
+      <w:r>
+        <w:rPr>
+          <w:rFonts w:cs="Times New Roman"/>
+        </w:rPr>
+        <w:t>-------</w:t>
+      </w:r>
+    </w:p>
+    <w:p>
+      <w:pPr>
+        <w:rPr>
+          <w:rFonts w:cs="Times New Roman"/>
+          <w:b/>
+          <w:bCs/>
+        </w:rPr>
+      </w:pPr>
+      <w:r>
+        <w:rPr>
+          <w:rFonts w:cs="Times New Roman"/>
+          <w:b/>
+          <w:bCs/>
+        </w:rPr>
+        <w:t>*Select an Option</w:t>
+      </w:r>
+      <w:r>
+        <w:rPr>
+          <w:rFonts w:cs="Times New Roman"/>
+          <w:b/>
+          <w:bCs/>
+        </w:rPr>
+        <w:t xml:space="preserve"> - Initial</w:t>
+      </w:r>
+    </w:p>
+    <w:p>
+      <w:pPr>
+        <w:rPr>
+          <w:rFonts w:cs="Times New Roman"/>
+          <w:b/>
+          <w:bCs/>
+        </w:rPr>
+      </w:pPr>
+      <w:r>
+        <w:rPr>
+          <w:rFonts w:cs="Times New Roman"/>
+          <w:b/>
+          <w:bCs/>
+        </w:rPr>
+        <w:t>**(</w:t>
+      </w:r>
+      <w:r>
+        <w:rPr>
+          <w:rFonts w:cs="Times New Roman"/>
+          <w:b/>
+          <w:bCs/>
+        </w:rPr>
+        <w:t>More about the Attack/</w:t>
+      </w:r>
+      <w:r>
+        <w:rPr>
+          <w:rFonts w:cs="Times New Roman"/>
+          <w:b/>
+          <w:bCs/>
+        </w:rPr>
+        <w:t>How long have they been in town? / Why do they still serve?)</w:t>
+      </w:r>
+    </w:p>
+    <w:p>
+      <w:pPr>
+        <w:rPr>
+          <w:rFonts w:cs="Times New Roman"/>
+          <w:b/>
+          <w:bCs/>
+        </w:rPr>
+      </w:pPr>
+    </w:p>
+    <w:p>
+      <w:pPr>
+        <w:rPr>
+          <w:rFonts w:cs="Times New Roman"/>
+        </w:rPr>
+      </w:pPr>
+    </w:p>
+    <w:p>
+      <w:pPr>
+        <w:rPr>
+          <w:rFonts w:cs="Times New Roman"/>
+        </w:rPr>
+      </w:pPr>
+    </w:p>
+    <w:p>
+      <w:pPr>
+        <w:rPr>
+          <w:rFonts w:cs="Times New Roman"/>
+        </w:rPr>
+      </w:pPr>
+    </w:p>
+    <w:p>
+      <w:pPr>
+        <w:rPr>
+          <w:rFonts w:cs="Times New Roman"/>
+        </w:rPr>
+      </w:pPr>
+    </w:p>
+    <w:p>
+      <w:pPr>
+        <w:rPr>
+          <w:rFonts w:cs="Times New Roman"/>
+        </w:rPr>
+      </w:pPr>
+    </w:p>
+    <w:p>
+      <w:pPr>
+        <w:rPr>
+          <w:rFonts w:cs="Times New Roman"/>
+          <w:bCs/>
+        </w:rPr>
+      </w:pPr>
+    </w:p>
+    <w:p>
+      <w:pPr>
+        <w:rPr>
+          <w:rFonts w:cs="Times New Roman"/>
+          <w:b/>
+        </w:rPr>
+      </w:pPr>
+    </w:p>
+    <w:p>
+      <w:pPr>
+        <w:rPr>
+          <w:rFonts w:cs="Times New Roman"/>
+          <w:b/>
+        </w:rPr>
+      </w:pPr>
+      <w:r>
+        <w:rPr>
+          <w:rFonts w:cs="Times New Roman"/>
+          <w:b/>
+        </w:rPr>
+        <w:t>---------------------------------------------------------</w:t>
+      </w:r>
     </w:p>
     <w:p>
       <w:pPr>
@@ -52681,7 +55690,6 @@
           <w:rFonts w:cs="Times New Roman"/>
           <w:b/>
         </w:rPr>
-        <w:lastRenderedPageBreak/>
         <w:t>(Park)</w:t>
       </w:r>
     </w:p>
@@ -53933,7 +56941,7 @@
   <w:style w:type="paragraph" w:default="1" w:styleId="Normal">
     <w:name w:val="Normal"/>
     <w:qFormat/>
-    <w:rsid w:val="00250A8E"/>
+    <w:rsid w:val="00637082"/>
   </w:style>
   <w:style w:type="paragraph" w:styleId="Heading1">
     <w:name w:val="heading 1"/>
